--- a/parameters.docx
+++ b/parameters.docx
@@ -17,39 +17,7 @@
           <w:szCs w:val="28"/>
           <w:lang w:val="en-US"/>
         </w:rPr>
-        <w:t>Three stages are performed during the protocol operation. Let's consider the control values of each of them. The first step is to create a closed channel. As part of his work, you can use FIPS 203, which allows you to generate a common secret key for subsequent communication between both parties.</w:t>
-      </w:r>
-      <w:r>
-        <w:rPr>
-          <w:rFonts w:cs="Times New Roman"/>
-          <w:szCs w:val="28"/>
-          <w:lang w:val="en-US"/>
-        </w:rPr>
-        <w:t xml:space="preserve"> </w:t>
-      </w:r>
-      <w:r>
-        <w:rPr>
-          <w:rFonts w:cs="Times New Roman"/>
-          <w:szCs w:val="28"/>
-          <w:lang w:val="en-US"/>
-        </w:rPr>
-        <w:t xml:space="preserve">It is his work that is shown in Table </w:t>
-      </w:r>
-      <w:r>
-        <w:rPr>
-          <w:rFonts w:cs="Times New Roman"/>
-          <w:szCs w:val="28"/>
-          <w:lang w:val="en-US"/>
-        </w:rPr>
-        <w:t>1</w:t>
-      </w:r>
-      <w:r>
-        <w:rPr>
-          <w:rFonts w:cs="Times New Roman"/>
-          <w:szCs w:val="28"/>
-          <w:lang w:val="en-US"/>
-        </w:rPr>
-        <w:t xml:space="preserve"> during the stage of creating a closed channel. The numerical characteristics are shown as follows: The step of the protocol stage is the values calculated, transmitted, or received at the stage. For the stage of creating a closed channel, all values are represented in Base64 encoding.</w:t>
+        <w:t>Three stages are performed during the protocol operation. Let's consider the control values of each of them. The first step is to create a closed channel. As part of his work, you can use FIPS 203, which allows you to generate a common secret key for subsequent communication between both parties. It is his work that is shown in Table 1 during the stage of creating a closed channel. The numerical characteristics are shown as follows: The step of the protocol stage is the values calculated, transmitted, or received at the stage. For the stage of creating a closed channel, all values are represented in Base64 encoding.</w:t>
       </w:r>
     </w:p>
     <w:p>
@@ -70,19 +38,7 @@
         <w:rPr>
           <w:lang w:val="en-US"/>
         </w:rPr>
-        <w:t xml:space="preserve">Table </w:t>
-      </w:r>
-      <w:r>
-        <w:rPr>
-          <w:lang w:val="en-US"/>
-        </w:rPr>
-        <w:t>1</w:t>
-      </w:r>
-      <w:r>
-        <w:rPr>
-          <w:lang w:val="en-US"/>
-        </w:rPr>
-        <w:t xml:space="preserve"> – Example of the algorithm’s operation at the stage of creating a closed channel</w:t>
+        <w:t>Table 1 – Example of the algorithm’s operation at the stage of creating a closed channel</w:t>
       </w:r>
     </w:p>
     <w:tbl>
@@ -272,7 +228,6 @@
               </w:rPr>
               <w:t xml:space="preserve"> = </w:t>
             </w:r>
-            <w:proofErr w:type="spellStart"/>
             <w:r>
               <w:rPr>
                 <w:rFonts w:cs="Times New Roman"/>
@@ -282,7 +237,6 @@
               </w:rPr>
               <w:t>KDcTjzETiaJesohzytdHYHAUaPNi</w:t>
             </w:r>
-            <w:proofErr w:type="spellEnd"/>
             <w:r>
               <w:rPr>
                 <w:rFonts w:cs="Times New Roman"/>
@@ -291,7 +245,6 @@
               </w:rPr>
               <w:t>40</w:t>
             </w:r>
-            <w:proofErr w:type="spellStart"/>
             <w:r>
               <w:rPr>
                 <w:rFonts w:cs="Times New Roman"/>
@@ -301,7 +254,6 @@
               </w:rPr>
               <w:t>iKUcrBubUBQHwNZjtTTxBXjpONz</w:t>
             </w:r>
-            <w:proofErr w:type="spellEnd"/>
             <w:r>
               <w:rPr>
                 <w:rFonts w:cs="Times New Roman"/>
@@ -310,7 +262,6 @@
               </w:rPr>
               <w:t>5</w:t>
             </w:r>
-            <w:proofErr w:type="spellStart"/>
             <w:r>
               <w:rPr>
                 <w:rFonts w:cs="Times New Roman"/>
@@ -320,7 +271,6 @@
               </w:rPr>
               <w:t>iIRbQZQseAQ</w:t>
             </w:r>
-            <w:proofErr w:type="spellEnd"/>
             <w:r>
               <w:rPr>
                 <w:rFonts w:cs="Times New Roman"/>
@@ -329,7 +279,6 @@
               </w:rPr>
               <w:t>1</w:t>
             </w:r>
-            <w:proofErr w:type="spellStart"/>
             <w:r>
               <w:rPr>
                 <w:rFonts w:cs="Times New Roman"/>
@@ -339,7 +288,6 @@
               </w:rPr>
               <w:t>sDYhM</w:t>
             </w:r>
-            <w:proofErr w:type="spellEnd"/>
             <w:r>
               <w:rPr>
                 <w:rFonts w:cs="Times New Roman"/>
@@ -348,7 +296,6 @@
               </w:rPr>
               <w:t>8</w:t>
             </w:r>
-            <w:proofErr w:type="spellStart"/>
             <w:r>
               <w:rPr>
                 <w:rFonts w:cs="Times New Roman"/>
@@ -358,7 +305,6 @@
               </w:rPr>
               <w:t>FlNj</w:t>
             </w:r>
-            <w:proofErr w:type="spellEnd"/>
             <w:r>
               <w:rPr>
                 <w:rFonts w:cs="Times New Roman"/>
@@ -384,7 +330,6 @@
               </w:rPr>
               <w:t>3</w:t>
             </w:r>
-            <w:proofErr w:type="spellStart"/>
             <w:r>
               <w:rPr>
                 <w:rFonts w:cs="Times New Roman"/>
@@ -394,7 +339,6 @@
               </w:rPr>
               <w:t>XPhlTMkzS</w:t>
             </w:r>
-            <w:proofErr w:type="spellEnd"/>
             <w:r>
               <w:rPr>
                 <w:rFonts w:cs="Times New Roman"/>
@@ -403,7 +347,6 @@
               </w:rPr>
               <w:t>8</w:t>
             </w:r>
-            <w:proofErr w:type="spellStart"/>
             <w:r>
               <w:rPr>
                 <w:rFonts w:cs="Times New Roman"/>
@@ -413,7 +356,6 @@
               </w:rPr>
               <w:t>leQugoWJeZiTux</w:t>
             </w:r>
-            <w:proofErr w:type="spellEnd"/>
             <w:r>
               <w:rPr>
                 <w:rFonts w:cs="Times New Roman"/>
@@ -422,7 +364,6 @@
               </w:rPr>
               <w:t>98</w:t>
             </w:r>
-            <w:proofErr w:type="spellStart"/>
             <w:r>
               <w:rPr>
                 <w:rFonts w:cs="Times New Roman"/>
@@ -432,7 +373,6 @@
               </w:rPr>
               <w:t>NEFvFFqAOlXXohDSmeQLkvImVKnZISjdGVXOaWJFJzM</w:t>
             </w:r>
-            <w:proofErr w:type="spellEnd"/>
             <w:r>
               <w:rPr>
                 <w:rFonts w:cs="Times New Roman"/>
@@ -458,7 +398,6 @@
               </w:rPr>
               <w:t>7</w:t>
             </w:r>
-            <w:proofErr w:type="spellStart"/>
             <w:r>
               <w:rPr>
                 <w:rFonts w:cs="Times New Roman"/>
@@ -468,7 +407,6 @@
               </w:rPr>
               <w:t>MYrLYilHXJGvuFmzu</w:t>
             </w:r>
-            <w:proofErr w:type="spellEnd"/>
             <w:r>
               <w:rPr>
                 <w:rFonts w:cs="Times New Roman"/>
@@ -477,7 +415,6 @@
               </w:rPr>
               <w:t>8</w:t>
             </w:r>
-            <w:proofErr w:type="spellStart"/>
             <w:r>
               <w:rPr>
                 <w:rFonts w:cs="Times New Roman"/>
@@ -487,7 +424,6 @@
               </w:rPr>
               <w:t>Sgy</w:t>
             </w:r>
-            <w:proofErr w:type="spellEnd"/>
             <w:r>
               <w:rPr>
                 <w:rFonts w:cs="Times New Roman"/>
@@ -496,7 +432,6 @@
               </w:rPr>
               <w:t>6</w:t>
             </w:r>
-            <w:proofErr w:type="spellStart"/>
             <w:r>
               <w:rPr>
                 <w:rFonts w:cs="Times New Roman"/>
@@ -506,7 +441,6 @@
               </w:rPr>
               <w:t>VMgJbBjkoQssKsV</w:t>
             </w:r>
-            <w:proofErr w:type="spellEnd"/>
             <w:r>
               <w:rPr>
                 <w:rFonts w:cs="Times New Roman"/>
@@ -515,7 +449,6 @@
               </w:rPr>
               <w:t>/</w:t>
             </w:r>
-            <w:proofErr w:type="spellStart"/>
             <w:r>
               <w:rPr>
                 <w:rFonts w:cs="Times New Roman"/>
@@ -525,7 +458,6 @@
               </w:rPr>
               <w:t>tUTohPDFa</w:t>
             </w:r>
-            <w:proofErr w:type="spellEnd"/>
             <w:r>
               <w:rPr>
                 <w:rFonts w:cs="Times New Roman"/>
@@ -568,7 +500,6 @@
               </w:rPr>
               <w:t>0</w:t>
             </w:r>
-            <w:proofErr w:type="spellStart"/>
             <w:r>
               <w:rPr>
                 <w:rFonts w:cs="Times New Roman"/>
@@ -578,7 +509,6 @@
               </w:rPr>
               <w:t>UABwXLwlKDZNRMeNeBIQN</w:t>
             </w:r>
-            <w:proofErr w:type="spellEnd"/>
             <w:r>
               <w:rPr>
                 <w:rFonts w:cs="Times New Roman"/>
@@ -587,7 +517,6 @@
               </w:rPr>
               <w:t>1</w:t>
             </w:r>
-            <w:proofErr w:type="spellStart"/>
             <w:r>
               <w:rPr>
                 <w:rFonts w:cs="Times New Roman"/>
@@ -597,7 +526,6 @@
               </w:rPr>
               <w:t>qlZmoDx</w:t>
             </w:r>
-            <w:proofErr w:type="spellEnd"/>
             <w:r>
               <w:rPr>
                 <w:rFonts w:cs="Times New Roman"/>
@@ -623,7 +551,6 @@
               </w:rPr>
               <w:t>/</w:t>
             </w:r>
-            <w:proofErr w:type="spellStart"/>
             <w:r>
               <w:rPr>
                 <w:rFonts w:cs="Times New Roman"/>
@@ -633,7 +560,6 @@
               </w:rPr>
               <w:t>DtONH</w:t>
             </w:r>
-            <w:proofErr w:type="spellEnd"/>
             <w:r>
               <w:rPr>
                 <w:rFonts w:cs="Times New Roman"/>
@@ -642,7 +568,6 @@
               </w:rPr>
               <w:t>4</w:t>
             </w:r>
-            <w:proofErr w:type="spellStart"/>
             <w:r>
               <w:rPr>
                 <w:rFonts w:cs="Times New Roman"/>
@@ -652,7 +577,6 @@
               </w:rPr>
               <w:t>xxslSKphEkLqqvCmIMqTamvSMNKnfNoxtQ</w:t>
             </w:r>
-            <w:proofErr w:type="spellEnd"/>
             <w:r>
               <w:rPr>
                 <w:rFonts w:cs="Times New Roman"/>
@@ -661,7 +585,6 @@
               </w:rPr>
               <w:t>64</w:t>
             </w:r>
-            <w:proofErr w:type="spellStart"/>
             <w:r>
               <w:rPr>
                 <w:rFonts w:cs="Times New Roman"/>
@@ -671,7 +594,6 @@
               </w:rPr>
               <w:t>wDWpNqJJq</w:t>
             </w:r>
-            <w:proofErr w:type="spellEnd"/>
             <w:r>
               <w:rPr>
                 <w:rFonts w:cs="Times New Roman"/>
@@ -680,7 +602,6 @@
               </w:rPr>
               <w:t>73</w:t>
             </w:r>
-            <w:proofErr w:type="spellStart"/>
             <w:r>
               <w:rPr>
                 <w:rFonts w:cs="Times New Roman"/>
@@ -690,7 +611,6 @@
               </w:rPr>
               <w:t>outjQtLe</w:t>
             </w:r>
-            <w:proofErr w:type="spellEnd"/>
             <w:r>
               <w:rPr>
                 <w:rFonts w:cs="Times New Roman"/>
@@ -699,7 +619,6 @@
               </w:rPr>
               <w:t>1</w:t>
             </w:r>
-            <w:proofErr w:type="spellStart"/>
             <w:r>
               <w:rPr>
                 <w:rFonts w:cs="Times New Roman"/>
@@ -709,7 +628,6 @@
               </w:rPr>
               <w:t>iyiIt</w:t>
             </w:r>
-            <w:proofErr w:type="spellEnd"/>
             <w:r>
               <w:rPr>
                 <w:rFonts w:cs="Times New Roman"/>
@@ -718,7 +636,6 @@
               </w:rPr>
               <w:t>6</w:t>
             </w:r>
-            <w:proofErr w:type="spellStart"/>
             <w:r>
               <w:rPr>
                 <w:rFonts w:cs="Times New Roman"/>
@@ -728,7 +645,6 @@
               </w:rPr>
               <w:t>PbwulvwYJgNZV</w:t>
             </w:r>
-            <w:proofErr w:type="spellEnd"/>
             <w:r>
               <w:rPr>
                 <w:rFonts w:cs="Times New Roman"/>
@@ -754,7 +670,6 @@
               </w:rPr>
               <w:t>6</w:t>
             </w:r>
-            <w:proofErr w:type="spellStart"/>
             <w:r>
               <w:rPr>
                 <w:rFonts w:cs="Times New Roman"/>
@@ -764,7 +679,6 @@
               </w:rPr>
               <w:t>GTVqNcs</w:t>
             </w:r>
-            <w:proofErr w:type="spellEnd"/>
             <w:r>
               <w:rPr>
                 <w:rFonts w:cs="Times New Roman"/>
@@ -790,7 +704,6 @@
               </w:rPr>
               <w:t>7</w:t>
             </w:r>
-            <w:proofErr w:type="spellStart"/>
             <w:r>
               <w:rPr>
                 <w:rFonts w:cs="Times New Roman"/>
@@ -800,7 +713,6 @@
               </w:rPr>
               <w:t>wa</w:t>
             </w:r>
-            <w:proofErr w:type="spellEnd"/>
             <w:r>
               <w:rPr>
                 <w:rFonts w:cs="Times New Roman"/>
@@ -809,7 +721,6 @@
               </w:rPr>
               <w:t>32</w:t>
             </w:r>
-            <w:proofErr w:type="spellStart"/>
             <w:r>
               <w:rPr>
                 <w:rFonts w:cs="Times New Roman"/>
@@ -819,7 +730,6 @@
               </w:rPr>
               <w:t>ykmvwHBG</w:t>
             </w:r>
-            <w:proofErr w:type="spellEnd"/>
             <w:r>
               <w:rPr>
                 <w:rFonts w:cs="Times New Roman"/>
@@ -845,7 +755,6 @@
               </w:rPr>
               <w:t>+</w:t>
             </w:r>
-            <w:proofErr w:type="spellStart"/>
             <w:r>
               <w:rPr>
                 <w:rFonts w:cs="Times New Roman"/>
@@ -855,7 +764,6 @@
               </w:rPr>
               <w:t>ZuoLMlFQhNiKox</w:t>
             </w:r>
-            <w:proofErr w:type="spellEnd"/>
             <w:r>
               <w:rPr>
                 <w:rFonts w:cs="Times New Roman"/>
@@ -864,7 +772,6 @@
               </w:rPr>
               <w:t>6</w:t>
             </w:r>
-            <w:proofErr w:type="spellStart"/>
             <w:r>
               <w:rPr>
                 <w:rFonts w:cs="Times New Roman"/>
@@ -874,7 +781,6 @@
               </w:rPr>
               <w:t>GNxefBuSXRR</w:t>
             </w:r>
-            <w:proofErr w:type="spellEnd"/>
             <w:r>
               <w:rPr>
                 <w:rFonts w:cs="Times New Roman"/>
@@ -883,7 +789,6 @@
               </w:rPr>
               <w:t>8</w:t>
             </w:r>
-            <w:proofErr w:type="spellStart"/>
             <w:r>
               <w:rPr>
                 <w:rFonts w:cs="Times New Roman"/>
@@ -893,7 +798,6 @@
               </w:rPr>
               <w:t>IBRChLAjYKP</w:t>
             </w:r>
-            <w:proofErr w:type="spellEnd"/>
             <w:r>
               <w:rPr>
                 <w:rFonts w:cs="Times New Roman"/>
@@ -902,7 +806,6 @@
               </w:rPr>
               <w:t>5</w:t>
             </w:r>
-            <w:proofErr w:type="spellStart"/>
             <w:r>
               <w:rPr>
                 <w:rFonts w:cs="Times New Roman"/>
@@ -912,7 +815,6 @@
               </w:rPr>
               <w:t>fgSxwyzY</w:t>
             </w:r>
-            <w:proofErr w:type="spellEnd"/>
             <w:r>
               <w:rPr>
                 <w:rFonts w:cs="Times New Roman"/>
@@ -921,7 +823,6 @@
               </w:rPr>
               <w:t>+</w:t>
             </w:r>
-            <w:proofErr w:type="spellStart"/>
             <w:r>
               <w:rPr>
                 <w:rFonts w:cs="Times New Roman"/>
@@ -931,7 +832,6 @@
               </w:rPr>
               <w:t>nOrgdMR</w:t>
             </w:r>
-            <w:proofErr w:type="spellEnd"/>
             <w:r>
               <w:rPr>
                 <w:rFonts w:cs="Times New Roman"/>
@@ -957,7 +857,6 @@
               </w:rPr>
               <w:t>2</w:t>
             </w:r>
-            <w:proofErr w:type="spellStart"/>
             <w:r>
               <w:rPr>
                 <w:rFonts w:cs="Times New Roman"/>
@@ -967,7 +866,6 @@
               </w:rPr>
               <w:t>ndAytLY</w:t>
             </w:r>
-            <w:proofErr w:type="spellEnd"/>
             <w:r>
               <w:rPr>
                 <w:rFonts w:cs="Times New Roman"/>
@@ -993,7 +891,6 @@
               </w:rPr>
               <w:t>4</w:t>
             </w:r>
-            <w:proofErr w:type="spellStart"/>
             <w:r>
               <w:rPr>
                 <w:rFonts w:cs="Times New Roman"/>
@@ -1003,7 +900,6 @@
               </w:rPr>
               <w:t>FuFpMiJFypcAYAOIcQIUEArJGeQylfHqusU</w:t>
             </w:r>
-            <w:proofErr w:type="spellEnd"/>
             <w:r>
               <w:rPr>
                 <w:rFonts w:cs="Times New Roman"/>
@@ -1012,7 +908,6 @@
               </w:rPr>
               <w:t>6</w:t>
             </w:r>
-            <w:proofErr w:type="spellStart"/>
             <w:r>
               <w:rPr>
                 <w:rFonts w:cs="Times New Roman"/>
@@ -1022,7 +917,6 @@
               </w:rPr>
               <w:t>JkZoBpjvKr</w:t>
             </w:r>
-            <w:proofErr w:type="spellEnd"/>
             <w:r>
               <w:rPr>
                 <w:rFonts w:cs="Times New Roman"/>
@@ -1031,7 +925,6 @@
               </w:rPr>
               <w:t>4</w:t>
             </w:r>
-            <w:proofErr w:type="spellStart"/>
             <w:r>
               <w:rPr>
                 <w:rFonts w:cs="Times New Roman"/>
@@ -1041,7 +934,6 @@
               </w:rPr>
               <w:t>Bcob</w:t>
             </w:r>
-            <w:proofErr w:type="spellEnd"/>
             <w:r>
               <w:rPr>
                 <w:rFonts w:cs="Times New Roman"/>
@@ -1050,7 +942,6 @@
               </w:rPr>
               <w:t>2</w:t>
             </w:r>
-            <w:proofErr w:type="spellStart"/>
             <w:r>
               <w:rPr>
                 <w:rFonts w:cs="Times New Roman"/>
@@ -1060,7 +951,6 @@
               </w:rPr>
               <w:t>KiJTm</w:t>
             </w:r>
-            <w:proofErr w:type="spellEnd"/>
             <w:r>
               <w:rPr>
                 <w:rFonts w:cs="Times New Roman"/>
@@ -1069,7 +959,6 @@
               </w:rPr>
               <w:t>7+</w:t>
             </w:r>
-            <w:proofErr w:type="spellStart"/>
             <w:r>
               <w:rPr>
                 <w:rFonts w:cs="Times New Roman"/>
@@ -1079,7 +968,6 @@
               </w:rPr>
               <w:t>fxhrlkBn</w:t>
             </w:r>
-            <w:proofErr w:type="spellEnd"/>
             <w:r>
               <w:rPr>
                 <w:rFonts w:cs="Times New Roman"/>
@@ -1105,7 +993,6 @@
               </w:rPr>
               <w:t>7</w:t>
             </w:r>
-            <w:proofErr w:type="spellStart"/>
             <w:r>
               <w:rPr>
                 <w:rFonts w:cs="Times New Roman"/>
@@ -1115,7 +1002,6 @@
               </w:rPr>
               <w:t>DiTsaBKsuGcIminKqWivquZB</w:t>
             </w:r>
-            <w:proofErr w:type="spellEnd"/>
             <w:r>
               <w:rPr>
                 <w:rFonts w:cs="Times New Roman"/>
@@ -1124,7 +1010,6 @@
               </w:rPr>
               <w:t>/</w:t>
             </w:r>
-            <w:proofErr w:type="spellStart"/>
             <w:r>
               <w:rPr>
                 <w:rFonts w:cs="Times New Roman"/>
@@ -1134,7 +1019,6 @@
               </w:rPr>
               <w:t>ECiWDJQJGaKda</w:t>
             </w:r>
-            <w:proofErr w:type="spellEnd"/>
             <w:r>
               <w:rPr>
                 <w:rFonts w:cs="Times New Roman"/>
@@ -1143,7 +1027,6 @@
               </w:rPr>
               <w:t>8</w:t>
             </w:r>
-            <w:proofErr w:type="spellStart"/>
             <w:r>
               <w:rPr>
                 <w:rFonts w:cs="Times New Roman"/>
@@ -1153,7 +1036,6 @@
               </w:rPr>
               <w:t>VBmHHamJysNL</w:t>
             </w:r>
-            <w:proofErr w:type="spellEnd"/>
             <w:r>
               <w:rPr>
                 <w:rFonts w:cs="Times New Roman"/>
@@ -1162,7 +1044,6 @@
               </w:rPr>
               <w:t>7</w:t>
             </w:r>
-            <w:proofErr w:type="spellStart"/>
             <w:r>
               <w:rPr>
                 <w:rFonts w:cs="Times New Roman"/>
@@ -1172,7 +1053,6 @@
               </w:rPr>
               <w:t>lSwwsMzyTNWAYIaUxgq</w:t>
             </w:r>
-            <w:proofErr w:type="spellEnd"/>
             <w:r>
               <w:rPr>
                 <w:rFonts w:cs="Times New Roman"/>
@@ -1181,7 +1061,6 @@
               </w:rPr>
               <w:t>3</w:t>
             </w:r>
-            <w:proofErr w:type="spellStart"/>
             <w:r>
               <w:rPr>
                 <w:rFonts w:cs="Times New Roman"/>
@@ -1191,7 +1070,6 @@
               </w:rPr>
               <w:t>TCDQBOCzsxP</w:t>
             </w:r>
-            <w:proofErr w:type="spellEnd"/>
             <w:r>
               <w:rPr>
                 <w:rFonts w:cs="Times New Roman"/>
@@ -1200,7 +1078,6 @@
               </w:rPr>
               <w:t>5</w:t>
             </w:r>
-            <w:proofErr w:type="spellStart"/>
             <w:r>
               <w:rPr>
                 <w:rFonts w:cs="Times New Roman"/>
@@ -1210,7 +1087,6 @@
               </w:rPr>
               <w:t>pJdjvdN</w:t>
             </w:r>
-            <w:proofErr w:type="spellEnd"/>
             <w:r>
               <w:rPr>
                 <w:rFonts w:cs="Times New Roman"/>
@@ -1219,7 +1095,6 @@
               </w:rPr>
               <w:t>87</w:t>
             </w:r>
-            <w:proofErr w:type="spellStart"/>
             <w:r>
               <w:rPr>
                 <w:rFonts w:cs="Times New Roman"/>
@@ -1229,7 +1104,6 @@
               </w:rPr>
               <w:t>rG</w:t>
             </w:r>
-            <w:proofErr w:type="spellEnd"/>
             <w:r>
               <w:rPr>
                 <w:rFonts w:cs="Times New Roman"/>
@@ -1238,7 +1112,6 @@
               </w:rPr>
               <w:t>8</w:t>
             </w:r>
-            <w:proofErr w:type="spellStart"/>
             <w:r>
               <w:rPr>
                 <w:rFonts w:cs="Times New Roman"/>
@@ -1248,7 +1121,6 @@
               </w:rPr>
               <w:t>dlIMcSai</w:t>
             </w:r>
-            <w:proofErr w:type="spellEnd"/>
             <w:r>
               <w:rPr>
                 <w:rFonts w:cs="Times New Roman"/>
@@ -1257,7 +1129,6 @@
               </w:rPr>
               <w:t>6</w:t>
             </w:r>
-            <w:proofErr w:type="spellStart"/>
             <w:r>
               <w:rPr>
                 <w:rFonts w:cs="Times New Roman"/>
@@ -1267,7 +1138,6 @@
               </w:rPr>
               <w:t>PLUifJyzofmsfB</w:t>
             </w:r>
-            <w:proofErr w:type="spellEnd"/>
             <w:r>
               <w:rPr>
                 <w:rFonts w:cs="Times New Roman"/>
@@ -1276,7 +1146,6 @@
               </w:rPr>
               <w:t>72</w:t>
             </w:r>
-            <w:proofErr w:type="spellStart"/>
             <w:r>
               <w:rPr>
                 <w:rFonts w:cs="Times New Roman"/>
@@ -1286,7 +1155,6 @@
               </w:rPr>
               <w:t>FSlCOJMbRkaKRtDMlttowSemO</w:t>
             </w:r>
-            <w:proofErr w:type="spellEnd"/>
             <w:r>
               <w:rPr>
                 <w:rFonts w:cs="Times New Roman"/>
@@ -1312,7 +1180,6 @@
               </w:rPr>
               <w:t>1</w:t>
             </w:r>
-            <w:proofErr w:type="spellStart"/>
             <w:r>
               <w:rPr>
                 <w:rFonts w:cs="Times New Roman"/>
@@ -1322,7 +1189,6 @@
               </w:rPr>
               <w:t>lAQOq</w:t>
             </w:r>
-            <w:proofErr w:type="spellEnd"/>
             <w:r>
               <w:rPr>
                 <w:rFonts w:cs="Times New Roman"/>
@@ -1331,7 +1197,6 @@
               </w:rPr>
               <w:t>5</w:t>
             </w:r>
-            <w:proofErr w:type="spellStart"/>
             <w:r>
               <w:rPr>
                 <w:rFonts w:cs="Times New Roman"/>
@@ -1341,7 +1206,6 @@
               </w:rPr>
               <w:t>gkLHGUtvj</w:t>
             </w:r>
-            <w:proofErr w:type="spellEnd"/>
             <w:r>
               <w:rPr>
                 <w:rFonts w:cs="Times New Roman"/>
@@ -1367,7 +1231,6 @@
               </w:rPr>
               <w:t>9</w:t>
             </w:r>
-            <w:proofErr w:type="spellStart"/>
             <w:r>
               <w:rPr>
                 <w:rFonts w:cs="Times New Roman"/>
@@ -1377,7 +1240,6 @@
               </w:rPr>
               <w:t>ocoDNgbidaGaU</w:t>
             </w:r>
-            <w:proofErr w:type="spellEnd"/>
             <w:r>
               <w:rPr>
                 <w:rFonts w:cs="Times New Roman"/>
@@ -1403,7 +1265,6 @@
               </w:rPr>
               <w:t>3</w:t>
             </w:r>
-            <w:proofErr w:type="spellStart"/>
             <w:r>
               <w:rPr>
                 <w:rFonts w:cs="Times New Roman"/>
@@ -1413,7 +1274,6 @@
               </w:rPr>
               <w:t>ZcvfAJxNZrIbMpfRyGawFMY</w:t>
             </w:r>
-            <w:proofErr w:type="spellEnd"/>
             <w:r>
               <w:rPr>
                 <w:rFonts w:cs="Times New Roman"/>
@@ -1439,7 +1299,6 @@
               </w:rPr>
               <w:t>4</w:t>
             </w:r>
-            <w:proofErr w:type="spellStart"/>
             <w:r>
               <w:rPr>
                 <w:rFonts w:cs="Times New Roman"/>
@@ -1449,7 +1308,6 @@
               </w:rPr>
               <w:t>HVwJ</w:t>
             </w:r>
-            <w:proofErr w:type="spellEnd"/>
             <w:r>
               <w:rPr>
                 <w:rFonts w:cs="Times New Roman"/>
@@ -1458,7 +1316,6 @@
               </w:rPr>
               <w:t>0</w:t>
             </w:r>
-            <w:proofErr w:type="spellStart"/>
             <w:r>
               <w:rPr>
                 <w:rFonts w:cs="Times New Roman"/>
@@ -1468,7 +1325,6 @@
               </w:rPr>
               <w:t>RAbKN</w:t>
             </w:r>
-            <w:proofErr w:type="spellEnd"/>
             <w:r>
               <w:rPr>
                 <w:rFonts w:cs="Times New Roman"/>
@@ -1477,7 +1333,6 @@
               </w:rPr>
               <w:t>9</w:t>
             </w:r>
-            <w:proofErr w:type="spellStart"/>
             <w:r>
               <w:rPr>
                 <w:rFonts w:cs="Times New Roman"/>
@@ -1487,7 +1342,6 @@
               </w:rPr>
               <w:t>BgGFhAdHgxohPKIxvWhpWmZ</w:t>
             </w:r>
-            <w:proofErr w:type="spellEnd"/>
             <w:r>
               <w:rPr>
                 <w:rFonts w:cs="Times New Roman"/>
@@ -1496,7 +1350,6 @@
               </w:rPr>
               <w:t>0</w:t>
             </w:r>
-            <w:proofErr w:type="spellStart"/>
             <w:r>
               <w:rPr>
                 <w:rFonts w:cs="Times New Roman"/>
@@ -1506,7 +1359,6 @@
               </w:rPr>
               <w:t>kgvHeMDB</w:t>
             </w:r>
-            <w:proofErr w:type="spellEnd"/>
             <w:r>
               <w:rPr>
                 <w:rFonts w:cs="Times New Roman"/>
@@ -1532,7 +1384,6 @@
               </w:rPr>
               <w:t>2</w:t>
             </w:r>
-            <w:proofErr w:type="spellStart"/>
             <w:r>
               <w:rPr>
                 <w:rFonts w:cs="Times New Roman"/>
@@ -1542,7 +1393,6 @@
               </w:rPr>
               <w:t>dpBTDV</w:t>
             </w:r>
-            <w:proofErr w:type="spellEnd"/>
             <w:r>
               <w:rPr>
                 <w:rFonts w:cs="Times New Roman"/>
@@ -1551,7 +1401,6 @@
               </w:rPr>
               <w:t>1</w:t>
             </w:r>
-            <w:proofErr w:type="spellStart"/>
             <w:r>
               <w:rPr>
                 <w:rFonts w:cs="Times New Roman"/>
@@ -1561,7 +1410,6 @@
               </w:rPr>
               <w:t>xuVb</w:t>
             </w:r>
-            <w:proofErr w:type="spellEnd"/>
             <w:r>
               <w:rPr>
                 <w:rFonts w:cs="Times New Roman"/>
@@ -1570,7 +1418,6 @@
               </w:rPr>
               <w:t>2</w:t>
             </w:r>
-            <w:proofErr w:type="spellStart"/>
             <w:r>
               <w:rPr>
                 <w:rFonts w:cs="Times New Roman"/>
@@ -1580,7 +1427,6 @@
               </w:rPr>
               <w:t>sIHcMR</w:t>
             </w:r>
-            <w:proofErr w:type="spellEnd"/>
             <w:r>
               <w:rPr>
                 <w:rFonts w:cs="Times New Roman"/>
@@ -1589,7 +1435,6 @@
               </w:rPr>
               <w:t>3</w:t>
             </w:r>
-            <w:proofErr w:type="spellStart"/>
             <w:r>
               <w:rPr>
                 <w:rFonts w:cs="Times New Roman"/>
@@ -1599,7 +1444,6 @@
               </w:rPr>
               <w:t>OrcstUUHbCh</w:t>
             </w:r>
-            <w:proofErr w:type="spellEnd"/>
             <w:r>
               <w:rPr>
                 <w:rFonts w:cs="Times New Roman"/>
@@ -1608,7 +1452,6 @@
               </w:rPr>
               <w:t>0</w:t>
             </w:r>
-            <w:proofErr w:type="spellStart"/>
             <w:r>
               <w:rPr>
                 <w:rFonts w:cs="Times New Roman"/>
@@ -1618,7 +1461,6 @@
               </w:rPr>
               <w:t>GiEkGAus</w:t>
             </w:r>
-            <w:proofErr w:type="spellEnd"/>
             <w:r>
               <w:rPr>
                 <w:rFonts w:cs="Times New Roman"/>
@@ -1627,7 +1469,6 @@
               </w:rPr>
               <w:t>8</w:t>
             </w:r>
-            <w:proofErr w:type="spellStart"/>
             <w:r>
               <w:rPr>
                 <w:rFonts w:cs="Times New Roman"/>
@@ -1637,7 +1478,6 @@
               </w:rPr>
               <w:t>irKN</w:t>
             </w:r>
-            <w:proofErr w:type="spellEnd"/>
             <w:r>
               <w:rPr>
                 <w:rFonts w:cs="Times New Roman"/>
@@ -1646,7 +1486,6 @@
               </w:rPr>
               <w:t>+</w:t>
             </w:r>
-            <w:proofErr w:type="spellStart"/>
             <w:r>
               <w:rPr>
                 <w:rFonts w:cs="Times New Roman"/>
@@ -1656,7 +1495,6 @@
               </w:rPr>
               <w:t>aaFdXN</w:t>
             </w:r>
-            <w:proofErr w:type="spellEnd"/>
             <w:r>
               <w:rPr>
                 <w:rFonts w:cs="Times New Roman"/>
@@ -1665,7 +1503,6 @@
               </w:rPr>
               <w:t>2</w:t>
             </w:r>
-            <w:proofErr w:type="spellStart"/>
             <w:r>
               <w:rPr>
                 <w:rFonts w:cs="Times New Roman"/>
@@ -1675,7 +1512,6 @@
               </w:rPr>
               <w:t>HCBfIyCXpFNUuNItKauHfqxd</w:t>
             </w:r>
-            <w:proofErr w:type="spellEnd"/>
             <w:r>
               <w:rPr>
                 <w:rFonts w:cs="Times New Roman"/>
@@ -1684,7 +1520,6 @@
               </w:rPr>
               <w:t>/</w:t>
             </w:r>
-            <w:proofErr w:type="spellStart"/>
             <w:r>
               <w:rPr>
                 <w:rFonts w:cs="Times New Roman"/>
@@ -1694,7 +1529,6 @@
               </w:rPr>
               <w:t>Qog</w:t>
             </w:r>
-            <w:proofErr w:type="spellEnd"/>
             <w:r>
               <w:rPr>
                 <w:rFonts w:cs="Times New Roman"/>
@@ -1720,7 +1554,6 @@
               </w:rPr>
               <w:t>2</w:t>
             </w:r>
-            <w:proofErr w:type="spellStart"/>
             <w:r>
               <w:rPr>
                 <w:rFonts w:cs="Times New Roman"/>
@@ -1730,7 +1563,6 @@
               </w:rPr>
               <w:t>Zc</w:t>
             </w:r>
-            <w:proofErr w:type="spellEnd"/>
             <w:r>
               <w:rPr>
                 <w:rFonts w:cs="Times New Roman"/>
@@ -1739,7 +1571,6 @@
               </w:rPr>
               <w:t>14</w:t>
             </w:r>
-            <w:proofErr w:type="spellStart"/>
             <w:r>
               <w:rPr>
                 <w:rFonts w:cs="Times New Roman"/>
@@ -1749,7 +1580,6 @@
               </w:rPr>
               <w:t>lV</w:t>
             </w:r>
-            <w:proofErr w:type="spellEnd"/>
             <w:r>
               <w:rPr>
                 <w:rFonts w:cs="Times New Roman"/>
@@ -1758,7 +1588,6 @@
               </w:rPr>
               <w:t>0</w:t>
             </w:r>
-            <w:proofErr w:type="spellStart"/>
             <w:r>
               <w:rPr>
                 <w:rFonts w:cs="Times New Roman"/>
@@ -1768,7 +1597,6 @@
               </w:rPr>
               <w:t>yXAWd</w:t>
             </w:r>
-            <w:proofErr w:type="spellEnd"/>
             <w:r>
               <w:rPr>
                 <w:rFonts w:cs="Times New Roman"/>
@@ -1777,7 +1605,6 @@
               </w:rPr>
               <w:t>2</w:t>
             </w:r>
-            <w:proofErr w:type="spellStart"/>
             <w:r>
               <w:rPr>
                 <w:rFonts w:cs="Times New Roman"/>
@@ -1787,7 +1614,6 @@
               </w:rPr>
               <w:t>Zx</w:t>
             </w:r>
-            <w:proofErr w:type="spellEnd"/>
             <w:r>
               <w:rPr>
                 <w:rFonts w:cs="Times New Roman"/>
@@ -1796,7 +1622,6 @@
               </w:rPr>
               <w:t>1</w:t>
             </w:r>
-            <w:proofErr w:type="spellStart"/>
             <w:r>
               <w:rPr>
                 <w:rFonts w:cs="Times New Roman"/>
@@ -1806,7 +1631,6 @@
               </w:rPr>
               <w:t>csTt</w:t>
             </w:r>
-            <w:proofErr w:type="spellEnd"/>
             <w:r>
               <w:rPr>
                 <w:rFonts w:cs="Times New Roman"/>
@@ -1815,7 +1639,6 @@
               </w:rPr>
               <w:t>7</w:t>
             </w:r>
-            <w:proofErr w:type="spellStart"/>
             <w:r>
               <w:rPr>
                 <w:rFonts w:cs="Times New Roman"/>
@@ -1825,7 +1648,6 @@
               </w:rPr>
               <w:t>pFt</w:t>
             </w:r>
-            <w:proofErr w:type="spellEnd"/>
             <w:r>
               <w:rPr>
                 <w:rFonts w:cs="Times New Roman"/>
@@ -1834,7 +1656,6 @@
               </w:rPr>
               <w:t>5</w:t>
             </w:r>
-            <w:proofErr w:type="spellStart"/>
             <w:r>
               <w:rPr>
                 <w:rFonts w:cs="Times New Roman"/>
@@ -1844,7 +1665,6 @@
               </w:rPr>
               <w:t>cUiJyJ</w:t>
             </w:r>
-            <w:proofErr w:type="spellEnd"/>
             <w:r>
               <w:rPr>
                 <w:rFonts w:cs="Times New Roman"/>
@@ -1853,7 +1673,6 @@
               </w:rPr>
               <w:t>0</w:t>
             </w:r>
-            <w:proofErr w:type="spellStart"/>
             <w:r>
               <w:rPr>
                 <w:rFonts w:cs="Times New Roman"/>
@@ -1863,7 +1682,6 @@
               </w:rPr>
               <w:t>RWnK</w:t>
             </w:r>
-            <w:proofErr w:type="spellEnd"/>
             <w:r>
               <w:rPr>
                 <w:rFonts w:cs="Times New Roman"/>
@@ -1889,7 +1707,6 @@
               </w:rPr>
               <w:t>3</w:t>
             </w:r>
-            <w:proofErr w:type="spellStart"/>
             <w:r>
               <w:rPr>
                 <w:rFonts w:cs="Times New Roman"/>
@@ -1899,7 +1716,6 @@
               </w:rPr>
               <w:t>PiV</w:t>
             </w:r>
-            <w:proofErr w:type="spellEnd"/>
             <w:r>
               <w:rPr>
                 <w:rFonts w:cs="Times New Roman"/>
@@ -1908,7 +1724,6 @@
               </w:rPr>
               <w:t>3</w:t>
             </w:r>
-            <w:proofErr w:type="spellStart"/>
             <w:r>
               <w:rPr>
                 <w:rFonts w:cs="Times New Roman"/>
@@ -1918,7 +1733,6 @@
               </w:rPr>
               <w:t>RoJgizso</w:t>
             </w:r>
-            <w:proofErr w:type="spellEnd"/>
             <w:r>
               <w:rPr>
                 <w:rFonts w:cs="Times New Roman"/>
@@ -1927,7 +1741,6 @@
               </w:rPr>
               <w:t>8</w:t>
             </w:r>
-            <w:proofErr w:type="spellStart"/>
             <w:r>
               <w:rPr>
                 <w:rFonts w:cs="Times New Roman"/>
@@ -1937,7 +1750,6 @@
               </w:rPr>
               <w:t>nTNapR</w:t>
             </w:r>
-            <w:proofErr w:type="spellEnd"/>
             <w:r>
               <w:rPr>
                 <w:rFonts w:cs="Times New Roman"/>
@@ -1946,7 +1758,6 @@
               </w:rPr>
               <w:t>2</w:t>
             </w:r>
-            <w:proofErr w:type="spellStart"/>
             <w:r>
               <w:rPr>
                 <w:rFonts w:cs="Times New Roman"/>
@@ -1956,7 +1767,6 @@
               </w:rPr>
               <w:t>GkHNrqiAPNJ</w:t>
             </w:r>
-            <w:proofErr w:type="spellEnd"/>
             <w:r>
               <w:rPr>
                 <w:rFonts w:cs="Times New Roman"/>
@@ -1982,7 +1792,6 @@
               </w:rPr>
               <w:t>0</w:t>
             </w:r>
-            <w:proofErr w:type="spellStart"/>
             <w:r>
               <w:rPr>
                 <w:rFonts w:cs="Times New Roman"/>
@@ -1992,7 +1801,6 @@
               </w:rPr>
               <w:t>BsiwJO</w:t>
             </w:r>
-            <w:proofErr w:type="spellEnd"/>
             <w:r>
               <w:rPr>
                 <w:rFonts w:cs="Times New Roman"/>
@@ -2001,7 +1809,6 @@
               </w:rPr>
               <w:t>0</w:t>
             </w:r>
-            <w:proofErr w:type="spellStart"/>
             <w:r>
               <w:rPr>
                 <w:rFonts w:cs="Times New Roman"/>
@@ -2011,7 +1818,6 @@
               </w:rPr>
               <w:t>JIsp</w:t>
             </w:r>
-            <w:proofErr w:type="spellEnd"/>
             <w:r>
               <w:rPr>
                 <w:rFonts w:cs="Times New Roman"/>
@@ -2020,7 +1826,6 @@
               </w:rPr>
               <w:t>6</w:t>
             </w:r>
-            <w:proofErr w:type="spellStart"/>
             <w:r>
               <w:rPr>
                 <w:rFonts w:cs="Times New Roman"/>
@@ -2030,7 +1835,6 @@
               </w:rPr>
               <w:t>EekXcvEilJuCdcnkdvrmRXnkGilfaygqpL</w:t>
             </w:r>
-            <w:proofErr w:type="spellEnd"/>
             <w:r>
               <w:rPr>
                 <w:rFonts w:cs="Times New Roman"/>
@@ -2039,7 +1843,6 @@
               </w:rPr>
               <w:t>3</w:t>
             </w:r>
-            <w:proofErr w:type="spellStart"/>
             <w:r>
               <w:rPr>
                 <w:rFonts w:cs="Times New Roman"/>
@@ -2049,7 +1852,6 @@
               </w:rPr>
               <w:t>WPJx</w:t>
             </w:r>
-            <w:proofErr w:type="spellEnd"/>
             <w:r>
               <w:rPr>
                 <w:rFonts w:cs="Times New Roman"/>
@@ -2075,7 +1877,6 @@
               </w:rPr>
               <w:t>1</w:t>
             </w:r>
-            <w:proofErr w:type="spellStart"/>
             <w:r>
               <w:rPr>
                 <w:rFonts w:cs="Times New Roman"/>
@@ -2085,7 +1886,6 @@
               </w:rPr>
               <w:t>smLGjuIrqIrI</w:t>
             </w:r>
-            <w:proofErr w:type="spellEnd"/>
             <w:r>
               <w:rPr>
                 <w:rFonts w:cs="Times New Roman"/>
@@ -2094,7 +1894,6 @@
               </w:rPr>
               <w:t>7</w:t>
             </w:r>
-            <w:proofErr w:type="spellStart"/>
             <w:r>
               <w:rPr>
                 <w:rFonts w:cs="Times New Roman"/>
@@ -2104,7 +1903,6 @@
               </w:rPr>
               <w:t>mWKphasZnYlPEJkQ</w:t>
             </w:r>
-            <w:proofErr w:type="spellEnd"/>
             <w:r>
               <w:rPr>
                 <w:rFonts w:cs="Times New Roman"/>
@@ -2113,7 +1911,6 @@
               </w:rPr>
               <w:t>6</w:t>
             </w:r>
-            <w:proofErr w:type="spellStart"/>
             <w:r>
               <w:rPr>
                 <w:rFonts w:cs="Times New Roman"/>
@@ -2123,7 +1920,6 @@
               </w:rPr>
               <w:t>mp</w:t>
             </w:r>
-            <w:proofErr w:type="spellEnd"/>
             <w:r>
               <w:rPr>
                 <w:rFonts w:cs="Times New Roman"/>
@@ -2132,7 +1928,6 @@
               </w:rPr>
               <w:t>7/</w:t>
             </w:r>
-            <w:proofErr w:type="spellStart"/>
             <w:r>
               <w:rPr>
                 <w:rFonts w:cs="Times New Roman"/>
@@ -2142,7 +1937,6 @@
               </w:rPr>
               <w:t>SEAtuP</w:t>
             </w:r>
-            <w:proofErr w:type="spellEnd"/>
             <w:r>
               <w:rPr>
                 <w:rFonts w:cs="Times New Roman"/>
@@ -2151,7 +1945,6 @@
               </w:rPr>
               <w:t>3</w:t>
             </w:r>
-            <w:proofErr w:type="spellStart"/>
             <w:r>
               <w:rPr>
                 <w:rFonts w:cs="Times New Roman"/>
@@ -2161,7 +1954,6 @@
               </w:rPr>
               <w:t>dSKQsMOa</w:t>
             </w:r>
-            <w:proofErr w:type="spellEnd"/>
             <w:r>
               <w:rPr>
                 <w:rFonts w:cs="Times New Roman"/>
@@ -2170,7 +1962,6 @@
               </w:rPr>
               <w:t>0</w:t>
             </w:r>
-            <w:proofErr w:type="spellStart"/>
             <w:r>
               <w:rPr>
                 <w:rFonts w:cs="Times New Roman"/>
@@ -2180,7 +1971,6 @@
               </w:rPr>
               <w:t>GMIJrIxCAu</w:t>
             </w:r>
-            <w:proofErr w:type="spellEnd"/>
             <w:r>
               <w:rPr>
                 <w:rFonts w:cs="Times New Roman"/>
@@ -2189,7 +1979,6 @@
               </w:rPr>
               <w:t>31</w:t>
             </w:r>
-            <w:proofErr w:type="spellStart"/>
             <w:r>
               <w:rPr>
                 <w:rFonts w:cs="Times New Roman"/>
@@ -2199,7 +1988,6 @@
               </w:rPr>
               <w:t>tJrHsfVZiqFKtNttqEkGMXUBJRMEPIIEycOGsDALRrCZQxfmQrNciK</w:t>
             </w:r>
-            <w:proofErr w:type="spellEnd"/>
             <w:r>
               <w:rPr>
                 <w:rFonts w:cs="Times New Roman"/>
@@ -2208,7 +1996,6 @@
               </w:rPr>
               <w:t>2</w:t>
             </w:r>
-            <w:proofErr w:type="spellStart"/>
             <w:r>
               <w:rPr>
                 <w:rFonts w:cs="Times New Roman"/>
@@ -2218,7 +2005,6 @@
               </w:rPr>
               <w:t>RZdGleT</w:t>
             </w:r>
-            <w:proofErr w:type="spellEnd"/>
             <w:r>
               <w:rPr>
                 <w:rFonts w:cs="Times New Roman"/>
@@ -2227,7 +2013,6 @@
               </w:rPr>
               <w:t>13</w:t>
             </w:r>
-            <w:proofErr w:type="spellStart"/>
             <w:r>
               <w:rPr>
                 <w:rFonts w:cs="Times New Roman"/>
@@ -2237,7 +2022,6 @@
               </w:rPr>
               <w:t>JvjbxPslOCMUp</w:t>
             </w:r>
-            <w:proofErr w:type="spellEnd"/>
             <w:r>
               <w:rPr>
                 <w:rFonts w:cs="Times New Roman"/>
@@ -2246,7 +2030,6 @@
               </w:rPr>
               <w:t>68</w:t>
             </w:r>
-            <w:proofErr w:type="spellStart"/>
             <w:r>
               <w:rPr>
                 <w:rFonts w:cs="Times New Roman"/>
@@ -2256,7 +2039,6 @@
               </w:rPr>
               <w:t>dMJXaoRyejOiSiW</w:t>
             </w:r>
-            <w:proofErr w:type="spellEnd"/>
             <w:r>
               <w:rPr>
                 <w:rFonts w:cs="Times New Roman"/>
@@ -2265,7 +2047,6 @@
               </w:rPr>
               <w:t>5</w:t>
             </w:r>
-            <w:proofErr w:type="spellStart"/>
             <w:r>
               <w:rPr>
                 <w:rFonts w:cs="Times New Roman"/>
@@ -2275,7 +2056,6 @@
               </w:rPr>
               <w:t>AtIyXFZ</w:t>
             </w:r>
-            <w:proofErr w:type="spellEnd"/>
             <w:r>
               <w:rPr>
                 <w:rFonts w:cs="Times New Roman"/>
@@ -2284,7 +2064,6 @@
               </w:rPr>
               <w:t>5</w:t>
             </w:r>
-            <w:proofErr w:type="spellStart"/>
             <w:r>
               <w:rPr>
                 <w:rFonts w:cs="Times New Roman"/>
@@ -2294,7 +2073,6 @@
               </w:rPr>
               <w:t>oQL</w:t>
             </w:r>
-            <w:proofErr w:type="spellEnd"/>
             <w:r>
               <w:rPr>
                 <w:rFonts w:cs="Times New Roman"/>
@@ -2303,7 +2081,6 @@
               </w:rPr>
               <w:t>2</w:t>
             </w:r>
-            <w:proofErr w:type="spellStart"/>
             <w:r>
               <w:rPr>
                 <w:rFonts w:cs="Times New Roman"/>
@@ -2313,7 +2090,6 @@
               </w:rPr>
               <w:t>FjG</w:t>
             </w:r>
-            <w:proofErr w:type="spellEnd"/>
             <w:r>
               <w:rPr>
                 <w:rFonts w:cs="Times New Roman"/>
@@ -2322,7 +2098,6 @@
               </w:rPr>
               <w:t>+</w:t>
             </w:r>
-            <w:proofErr w:type="spellStart"/>
             <w:r>
               <w:rPr>
                 <w:rFonts w:cs="Times New Roman"/>
@@ -2332,7 +2107,6 @@
               </w:rPr>
               <w:t>yNdGnWIymg</w:t>
             </w:r>
-            <w:proofErr w:type="spellEnd"/>
             <w:r>
               <w:rPr>
                 <w:rFonts w:cs="Times New Roman"/>
@@ -2341,7 +2115,6 @@
               </w:rPr>
               <w:t>57</w:t>
             </w:r>
-            <w:proofErr w:type="spellStart"/>
             <w:r>
               <w:rPr>
                 <w:rFonts w:cs="Times New Roman"/>
@@ -2351,7 +2124,6 @@
               </w:rPr>
               <w:t>nUruLWX</w:t>
             </w:r>
-            <w:proofErr w:type="spellEnd"/>
             <w:r>
               <w:rPr>
                 <w:rFonts w:cs="Times New Roman"/>
@@ -2360,7 +2132,6 @@
               </w:rPr>
               <w:t>0/</w:t>
             </w:r>
-            <w:proofErr w:type="spellStart"/>
             <w:r>
               <w:rPr>
                 <w:rFonts w:cs="Times New Roman"/>
@@ -2370,7 +2141,6 @@
               </w:rPr>
               <w:t>OmWGkcpUhsa</w:t>
             </w:r>
-            <w:proofErr w:type="spellEnd"/>
             <w:r>
               <w:rPr>
                 <w:rFonts w:cs="Times New Roman"/>
@@ -2379,7 +2149,6 @@
               </w:rPr>
               <w:t>/</w:t>
             </w:r>
-            <w:proofErr w:type="spellStart"/>
             <w:r>
               <w:rPr>
                 <w:rFonts w:cs="Times New Roman"/>
@@ -2389,7 +2158,6 @@
               </w:rPr>
               <w:t>kYxbphTpcM</w:t>
             </w:r>
-            <w:proofErr w:type="spellEnd"/>
             <w:r>
               <w:rPr>
                 <w:rFonts w:cs="Times New Roman"/>
@@ -2398,7 +2166,6 @@
               </w:rPr>
               <w:t>5</w:t>
             </w:r>
-            <w:proofErr w:type="spellStart"/>
             <w:r>
               <w:rPr>
                 <w:rFonts w:cs="Times New Roman"/>
@@ -2408,7 +2175,6 @@
               </w:rPr>
               <w:t>EBoW</w:t>
             </w:r>
-            <w:proofErr w:type="spellEnd"/>
             <w:r>
               <w:rPr>
                 <w:rFonts w:cs="Times New Roman"/>
@@ -2468,7 +2234,6 @@
               </w:rPr>
               <w:t>73</w:t>
             </w:r>
-            <w:proofErr w:type="spellStart"/>
             <w:r>
               <w:rPr>
                 <w:rFonts w:cs="Times New Roman"/>
@@ -2478,7 +2243,6 @@
               </w:rPr>
               <w:t>oa</w:t>
             </w:r>
-            <w:proofErr w:type="spellEnd"/>
             <w:r>
               <w:rPr>
                 <w:rFonts w:cs="Times New Roman"/>
@@ -2487,7 +2251,6 @@
               </w:rPr>
               <w:t>/</w:t>
             </w:r>
-            <w:proofErr w:type="spellStart"/>
             <w:r>
               <w:rPr>
                 <w:rFonts w:cs="Times New Roman"/>
@@ -2497,7 +2260,6 @@
               </w:rPr>
               <w:t>wlI</w:t>
             </w:r>
-            <w:proofErr w:type="spellEnd"/>
             <w:r>
               <w:rPr>
                 <w:rFonts w:cs="Times New Roman"/>
@@ -2506,7 +2268,6 @@
               </w:rPr>
               <w:t>2</w:t>
             </w:r>
-            <w:proofErr w:type="spellStart"/>
             <w:r>
               <w:rPr>
                 <w:rFonts w:cs="Times New Roman"/>
@@ -2516,7 +2277,6 @@
               </w:rPr>
               <w:t>tREr</w:t>
             </w:r>
-            <w:proofErr w:type="spellEnd"/>
             <w:r>
               <w:rPr>
                 <w:rFonts w:cs="Times New Roman"/>
@@ -2542,7 +2302,6 @@
               </w:rPr>
               <w:t>7</w:t>
             </w:r>
-            <w:proofErr w:type="spellStart"/>
             <w:r>
               <w:rPr>
                 <w:rFonts w:cs="Times New Roman"/>
@@ -2552,7 +2311,6 @@
               </w:rPr>
               <w:t>oYOKuTMw</w:t>
             </w:r>
-            <w:proofErr w:type="spellEnd"/>
             <w:r>
               <w:rPr>
                 <w:rFonts w:cs="Times New Roman"/>
@@ -2561,7 +2319,6 @@
               </w:rPr>
               <w:t>9</w:t>
             </w:r>
-            <w:proofErr w:type="spellStart"/>
             <w:r>
               <w:rPr>
                 <w:rFonts w:cs="Times New Roman"/>
@@ -2571,7 +2328,6 @@
               </w:rPr>
               <w:t>DqXaDEPW</w:t>
             </w:r>
-            <w:proofErr w:type="spellEnd"/>
             <w:r>
               <w:rPr>
                 <w:rFonts w:cs="Times New Roman"/>
@@ -2580,7 +2336,6 @@
               </w:rPr>
               <w:t>8</w:t>
             </w:r>
-            <w:proofErr w:type="spellStart"/>
             <w:r>
               <w:rPr>
                 <w:rFonts w:cs="Times New Roman"/>
@@ -2590,7 +2345,6 @@
               </w:rPr>
               <w:t>NagEtEUqgyD</w:t>
             </w:r>
-            <w:proofErr w:type="spellEnd"/>
             <w:r>
               <w:rPr>
                 <w:rFonts w:cs="Times New Roman"/>
@@ -2616,7 +2370,6 @@
               </w:rPr>
               <w:t>3</w:t>
             </w:r>
-            <w:proofErr w:type="spellStart"/>
             <w:r>
               <w:rPr>
                 <w:rFonts w:cs="Times New Roman"/>
@@ -2626,7 +2379,6 @@
               </w:rPr>
               <w:t>TqubCMzFRixtxqm</w:t>
             </w:r>
-            <w:proofErr w:type="spellEnd"/>
             <w:r>
               <w:rPr>
                 <w:rFonts w:cs="Times New Roman"/>
@@ -2635,7 +2387,6 @@
               </w:rPr>
               <w:t>4</w:t>
             </w:r>
-            <w:proofErr w:type="spellStart"/>
             <w:r>
               <w:rPr>
                 <w:rFonts w:cs="Times New Roman"/>
@@ -2645,7 +2396,6 @@
               </w:rPr>
               <w:t>bDAvkmZ</w:t>
             </w:r>
-            <w:proofErr w:type="spellEnd"/>
             <w:r>
               <w:rPr>
                 <w:rFonts w:cs="Times New Roman"/>
@@ -2654,7 +2404,6 @@
               </w:rPr>
               <w:t>04</w:t>
             </w:r>
-            <w:proofErr w:type="spellStart"/>
             <w:r>
               <w:rPr>
                 <w:rFonts w:cs="Times New Roman"/>
@@ -2664,7 +2413,6 @@
               </w:rPr>
               <w:t>hn</w:t>
             </w:r>
-            <w:proofErr w:type="spellEnd"/>
             <w:r>
               <w:rPr>
                 <w:rFonts w:cs="Times New Roman"/>
@@ -2673,7 +2421,6 @@
               </w:rPr>
               <w:t>+</w:t>
             </w:r>
-            <w:proofErr w:type="spellStart"/>
             <w:r>
               <w:rPr>
                 <w:rFonts w:cs="Times New Roman"/>
@@ -2683,7 +2430,6 @@
               </w:rPr>
               <w:t>AMNEmQes</w:t>
             </w:r>
-            <w:proofErr w:type="spellEnd"/>
             <w:r>
               <w:rPr>
                 <w:rFonts w:cs="Times New Roman"/>
@@ -2709,7 +2455,6 @@
               </w:rPr>
               <w:t>5</w:t>
             </w:r>
-            <w:proofErr w:type="spellStart"/>
             <w:r>
               <w:rPr>
                 <w:rFonts w:cs="Times New Roman"/>
@@ -2719,7 +2464,6 @@
               </w:rPr>
               <w:t>wWRjrqSGqVnNAe</w:t>
             </w:r>
-            <w:proofErr w:type="spellEnd"/>
             <w:r>
               <w:rPr>
                 <w:rFonts w:cs="Times New Roman"/>
@@ -2728,7 +2472,6 @@
               </w:rPr>
               <w:t>+</w:t>
             </w:r>
-            <w:proofErr w:type="spellStart"/>
             <w:r>
               <w:rPr>
                 <w:rFonts w:cs="Times New Roman"/>
@@ -2738,7 +2481,6 @@
               </w:rPr>
               <w:t>zQXCtoUqf</w:t>
             </w:r>
-            <w:proofErr w:type="spellEnd"/>
             <w:r>
               <w:rPr>
                 <w:rFonts w:cs="Times New Roman"/>
@@ -2747,7 +2489,6 @@
               </w:rPr>
               <w:t>1</w:t>
             </w:r>
-            <w:proofErr w:type="spellStart"/>
             <w:r>
               <w:rPr>
                 <w:rFonts w:cs="Times New Roman"/>
@@ -2757,7 +2498,6 @@
               </w:rPr>
               <w:t>zGhbOkMEtww</w:t>
             </w:r>
-            <w:proofErr w:type="spellEnd"/>
             <w:r>
               <w:rPr>
                 <w:rFonts w:cs="Times New Roman"/>
@@ -2766,7 +2506,6 @@
               </w:rPr>
               <w:t>7</w:t>
             </w:r>
-            <w:proofErr w:type="spellStart"/>
             <w:r>
               <w:rPr>
                 <w:rFonts w:cs="Times New Roman"/>
@@ -2776,7 +2515,6 @@
               </w:rPr>
               <w:t>IZoMuYVznCdEG</w:t>
             </w:r>
-            <w:proofErr w:type="spellEnd"/>
             <w:r>
               <w:rPr>
                 <w:rFonts w:cs="Times New Roman"/>
@@ -2785,7 +2523,6 @@
               </w:rPr>
               <w:t>/</w:t>
             </w:r>
-            <w:proofErr w:type="spellStart"/>
             <w:r>
               <w:rPr>
                 <w:rFonts w:cs="Times New Roman"/>
@@ -2795,7 +2532,6 @@
               </w:rPr>
               <w:t>jLGnFcFsR</w:t>
             </w:r>
-            <w:proofErr w:type="spellEnd"/>
             <w:r>
               <w:rPr>
                 <w:rFonts w:cs="Times New Roman"/>
@@ -2804,7 +2540,6 @@
               </w:rPr>
               <w:t>7</w:t>
             </w:r>
-            <w:proofErr w:type="spellStart"/>
             <w:r>
               <w:rPr>
                 <w:rFonts w:cs="Times New Roman"/>
@@ -2814,7 +2549,6 @@
               </w:rPr>
               <w:t>AUsDGqk</w:t>
             </w:r>
-            <w:proofErr w:type="spellEnd"/>
             <w:r>
               <w:rPr>
                 <w:rFonts w:cs="Times New Roman"/>
@@ -2823,7 +2557,6 @@
               </w:rPr>
               <w:t>3</w:t>
             </w:r>
-            <w:proofErr w:type="spellStart"/>
             <w:r>
               <w:rPr>
                 <w:rFonts w:cs="Times New Roman"/>
@@ -2833,7 +2566,6 @@
               </w:rPr>
               <w:t>gO</w:t>
             </w:r>
-            <w:proofErr w:type="spellEnd"/>
             <w:r>
               <w:rPr>
                 <w:rFonts w:cs="Times New Roman"/>
@@ -2842,7 +2574,6 @@
               </w:rPr>
               <w:t>0</w:t>
             </w:r>
-            <w:proofErr w:type="spellStart"/>
             <w:r>
               <w:rPr>
                 <w:rFonts w:cs="Times New Roman"/>
@@ -2852,7 +2583,6 @@
               </w:rPr>
               <w:t>bDITiRNVzyj</w:t>
             </w:r>
-            <w:proofErr w:type="spellEnd"/>
             <w:r>
               <w:rPr>
                 <w:rFonts w:cs="Times New Roman"/>
@@ -2861,7 +2591,6 @@
               </w:rPr>
               <w:t>+</w:t>
             </w:r>
-            <w:proofErr w:type="spellStart"/>
             <w:r>
               <w:rPr>
                 <w:rFonts w:cs="Times New Roman"/>
@@ -2871,7 +2600,6 @@
               </w:rPr>
               <w:t>wpwEVyiiDMNdNuwD</w:t>
             </w:r>
-            <w:proofErr w:type="spellEnd"/>
             <w:r>
               <w:rPr>
                 <w:rFonts w:cs="Times New Roman"/>
@@ -2880,7 +2608,6 @@
               </w:rPr>
               <w:t>1</w:t>
             </w:r>
-            <w:proofErr w:type="spellStart"/>
             <w:r>
               <w:rPr>
                 <w:rFonts w:cs="Times New Roman"/>
@@ -2890,7 +2617,6 @@
               </w:rPr>
               <w:t>cBnYxhUPHCcNEqCeFW</w:t>
             </w:r>
-            <w:proofErr w:type="spellEnd"/>
             <w:r>
               <w:rPr>
                 <w:rFonts w:cs="Times New Roman"/>
@@ -2899,7 +2625,6 @@
               </w:rPr>
               <w:t>2</w:t>
             </w:r>
-            <w:proofErr w:type="spellStart"/>
             <w:r>
               <w:rPr>
                 <w:rFonts w:cs="Times New Roman"/>
@@ -2909,7 +2634,6 @@
               </w:rPr>
               <w:t>fJb</w:t>
             </w:r>
-            <w:proofErr w:type="spellEnd"/>
             <w:r>
               <w:rPr>
                 <w:rFonts w:cs="Times New Roman"/>
@@ -2918,7 +2642,6 @@
               </w:rPr>
               <w:t>/</w:t>
             </w:r>
-            <w:proofErr w:type="spellStart"/>
             <w:r>
               <w:rPr>
                 <w:rFonts w:cs="Times New Roman"/>
@@ -2928,7 +2651,6 @@
               </w:rPr>
               <w:t>hxmIPKBwpi</w:t>
             </w:r>
-            <w:proofErr w:type="spellEnd"/>
             <w:r>
               <w:rPr>
                 <w:rFonts w:cs="Times New Roman"/>
@@ -2937,7 +2659,6 @@
               </w:rPr>
               <w:t>8</w:t>
             </w:r>
-            <w:proofErr w:type="spellStart"/>
             <w:r>
               <w:rPr>
                 <w:rFonts w:cs="Times New Roman"/>
@@ -2947,7 +2668,6 @@
               </w:rPr>
               <w:t>RoeEYrAI</w:t>
             </w:r>
-            <w:proofErr w:type="spellEnd"/>
             <w:r>
               <w:rPr>
                 <w:rFonts w:cs="Times New Roman"/>
@@ -2956,7 +2676,6 @@
               </w:rPr>
               <w:t>+3</w:t>
             </w:r>
-            <w:proofErr w:type="spellStart"/>
             <w:r>
               <w:rPr>
                 <w:rFonts w:cs="Times New Roman"/>
@@ -2966,7 +2685,6 @@
               </w:rPr>
               <w:t>UrZYcGNbiOX</w:t>
             </w:r>
-            <w:proofErr w:type="spellEnd"/>
             <w:r>
               <w:rPr>
                 <w:rFonts w:cs="Times New Roman"/>
@@ -2975,7 +2693,6 @@
               </w:rPr>
               <w:t>3</w:t>
             </w:r>
-            <w:proofErr w:type="spellStart"/>
             <w:r>
               <w:rPr>
                 <w:rFonts w:cs="Times New Roman"/>
@@ -2985,7 +2702,6 @@
               </w:rPr>
               <w:t>xitPs</w:t>
             </w:r>
-            <w:proofErr w:type="spellEnd"/>
             <w:r>
               <w:rPr>
                 <w:rFonts w:cs="Times New Roman"/>
@@ -3028,7 +2744,6 @@
               </w:rPr>
               <w:t>6</w:t>
             </w:r>
-            <w:proofErr w:type="spellStart"/>
             <w:r>
               <w:rPr>
                 <w:rFonts w:cs="Times New Roman"/>
@@ -3038,7 +2753,6 @@
               </w:rPr>
               <w:t>WUtzsgVSgYJRMnZyyvHJk</w:t>
             </w:r>
-            <w:proofErr w:type="spellEnd"/>
             <w:r>
               <w:rPr>
                 <w:rFonts w:cs="Times New Roman"/>
@@ -3047,7 +2761,6 @@
               </w:rPr>
               <w:t>5</w:t>
             </w:r>
-            <w:proofErr w:type="spellStart"/>
             <w:r>
               <w:rPr>
                 <w:rFonts w:cs="Times New Roman"/>
@@ -3057,7 +2770,6 @@
               </w:rPr>
               <w:t>gbzZO</w:t>
             </w:r>
-            <w:proofErr w:type="spellEnd"/>
             <w:r>
               <w:rPr>
                 <w:rFonts w:cs="Times New Roman"/>
@@ -3066,7 +2778,6 @@
               </w:rPr>
               <w:t>1</w:t>
             </w:r>
-            <w:proofErr w:type="spellStart"/>
             <w:r>
               <w:rPr>
                 <w:rFonts w:cs="Times New Roman"/>
@@ -3076,7 +2787,6 @@
               </w:rPr>
               <w:t>HjdVBAs</w:t>
             </w:r>
-            <w:proofErr w:type="spellEnd"/>
             <w:r>
               <w:rPr>
                 <w:rFonts w:cs="Times New Roman"/>
@@ -3085,7 +2795,6 @@
               </w:rPr>
               <w:t>2</w:t>
             </w:r>
-            <w:proofErr w:type="spellStart"/>
             <w:r>
               <w:rPr>
                 <w:rFonts w:cs="Times New Roman"/>
@@ -3095,7 +2804,6 @@
               </w:rPr>
               <w:t>CdZUS</w:t>
             </w:r>
-            <w:proofErr w:type="spellEnd"/>
             <w:r>
               <w:rPr>
                 <w:rFonts w:cs="Times New Roman"/>
@@ -3121,7 +2829,6 @@
               </w:rPr>
               <w:t>9</w:t>
             </w:r>
-            <w:proofErr w:type="spellStart"/>
             <w:r>
               <w:rPr>
                 <w:rFonts w:cs="Times New Roman"/>
@@ -3131,7 +2838,6 @@
               </w:rPr>
               <w:t>TqPGMDc</w:t>
             </w:r>
-            <w:proofErr w:type="spellEnd"/>
             <w:r>
               <w:rPr>
                 <w:rFonts w:cs="Times New Roman"/>
@@ -3140,7 +2846,6 @@
               </w:rPr>
               <w:t>/</w:t>
             </w:r>
-            <w:proofErr w:type="spellStart"/>
             <w:r>
               <w:rPr>
                 <w:rFonts w:cs="Times New Roman"/>
@@ -3150,7 +2855,6 @@
               </w:rPr>
               <w:t>GjKimAw</w:t>
             </w:r>
-            <w:proofErr w:type="spellEnd"/>
             <w:r>
               <w:rPr>
                 <w:rFonts w:cs="Times New Roman"/>
@@ -3210,7 +2914,6 @@
               </w:rPr>
               <w:t>0</w:t>
             </w:r>
-            <w:proofErr w:type="spellStart"/>
             <w:r>
               <w:rPr>
                 <w:rFonts w:cs="Times New Roman"/>
@@ -3220,7 +2923,6 @@
               </w:rPr>
               <w:t>ieDci</w:t>
             </w:r>
-            <w:proofErr w:type="spellEnd"/>
             <w:r>
               <w:rPr>
                 <w:rFonts w:cs="Times New Roman"/>
@@ -3229,7 +2931,6 @@
               </w:rPr>
               <w:t>1</w:t>
             </w:r>
-            <w:proofErr w:type="spellStart"/>
             <w:r>
               <w:rPr>
                 <w:rFonts w:cs="Times New Roman"/>
@@ -3239,7 +2940,6 @@
               </w:rPr>
               <w:t>cPtU</w:t>
             </w:r>
-            <w:proofErr w:type="spellEnd"/>
             <w:r>
               <w:rPr>
                 <w:rFonts w:cs="Times New Roman"/>
@@ -3248,7 +2948,6 @@
               </w:rPr>
               <w:t>1</w:t>
             </w:r>
-            <w:proofErr w:type="spellStart"/>
             <w:r>
               <w:rPr>
                 <w:rFonts w:cs="Times New Roman"/>
@@ -3258,7 +2957,6 @@
               </w:rPr>
               <w:t>rNdYHM</w:t>
             </w:r>
-            <w:proofErr w:type="spellEnd"/>
             <w:r>
               <w:rPr>
                 <w:rFonts w:cs="Times New Roman"/>
@@ -3267,7 +2965,6 @@
               </w:rPr>
               <w:t>8</w:t>
             </w:r>
-            <w:proofErr w:type="spellStart"/>
             <w:r>
               <w:rPr>
                 <w:rFonts w:cs="Times New Roman"/>
@@ -3277,7 +2974,6 @@
               </w:rPr>
               <w:t>Vokt</w:t>
             </w:r>
-            <w:proofErr w:type="spellEnd"/>
             <w:r>
               <w:rPr>
                 <w:rFonts w:cs="Times New Roman"/>
@@ -3286,7 +2982,6 @@
               </w:rPr>
               <w:t>/</w:t>
             </w:r>
-            <w:proofErr w:type="spellStart"/>
             <w:r>
               <w:rPr>
                 <w:rFonts w:cs="Times New Roman"/>
@@ -3296,7 +2991,6 @@
               </w:rPr>
               <w:t>BKYGKXKi</w:t>
             </w:r>
-            <w:proofErr w:type="spellEnd"/>
             <w:r>
               <w:rPr>
                 <w:rFonts w:cs="Times New Roman"/>
@@ -3305,7 +2999,6 @@
               </w:rPr>
               <w:t>1</w:t>
             </w:r>
-            <w:proofErr w:type="spellStart"/>
             <w:r>
               <w:rPr>
                 <w:rFonts w:cs="Times New Roman"/>
@@ -3315,7 +3008,6 @@
               </w:rPr>
               <w:t>Bnr</w:t>
             </w:r>
-            <w:proofErr w:type="spellEnd"/>
             <w:r>
               <w:rPr>
                 <w:rFonts w:cs="Times New Roman"/>
@@ -3341,7 +3033,6 @@
               </w:rPr>
               <w:t>0</w:t>
             </w:r>
-            <w:proofErr w:type="spellStart"/>
             <w:r>
               <w:rPr>
                 <w:rFonts w:cs="Times New Roman"/>
@@ -3351,7 +3042,6 @@
               </w:rPr>
               <w:t>QOUDdSI</w:t>
             </w:r>
-            <w:proofErr w:type="spellEnd"/>
             <w:r>
               <w:rPr>
                 <w:rFonts w:cs="Times New Roman"/>
@@ -3428,7 +3118,6 @@
                 <w:lang w:val="en-US"/>
               </w:rPr>
             </w:pPr>
-            <w:proofErr w:type="spellStart"/>
             <w:r>
               <w:rPr>
                 <w:rFonts w:cs="Times New Roman"/>
@@ -3438,7 +3127,6 @@
               </w:rPr>
               <w:t>TVd</w:t>
             </w:r>
-            <w:proofErr w:type="spellEnd"/>
             <w:r>
               <w:rPr>
                 <w:rFonts w:cs="Times New Roman"/>
@@ -3447,7 +3135,6 @@
               </w:rPr>
               <w:t>2</w:t>
             </w:r>
-            <w:proofErr w:type="spellStart"/>
             <w:r>
               <w:rPr>
                 <w:rFonts w:cs="Times New Roman"/>
@@ -3457,7 +3144,6 @@
               </w:rPr>
               <w:t>usY</w:t>
             </w:r>
-            <w:proofErr w:type="spellEnd"/>
             <w:r>
               <w:rPr>
                 <w:rFonts w:cs="Times New Roman"/>
@@ -3466,7 +3152,6 @@
               </w:rPr>
               <w:t>4</w:t>
             </w:r>
-            <w:proofErr w:type="spellStart"/>
             <w:r>
               <w:rPr>
                 <w:rFonts w:cs="Times New Roman"/>
@@ -3476,7 +3161,6 @@
               </w:rPr>
               <w:t>xaJxEFee</w:t>
             </w:r>
-            <w:proofErr w:type="spellEnd"/>
             <w:r>
               <w:rPr>
                 <w:rFonts w:cs="Times New Roman"/>
@@ -3485,7 +3169,6 @@
               </w:rPr>
               <w:t>5</w:t>
             </w:r>
-            <w:proofErr w:type="spellStart"/>
             <w:r>
               <w:rPr>
                 <w:rFonts w:cs="Times New Roman"/>
@@ -3495,7 +3178,6 @@
               </w:rPr>
               <w:t>yDJIInOPbiOXmimXrC</w:t>
             </w:r>
-            <w:proofErr w:type="spellEnd"/>
             <w:r>
               <w:rPr>
                 <w:rFonts w:cs="Times New Roman"/>
@@ -3504,7 +3186,6 @@
               </w:rPr>
               <w:t>7</w:t>
             </w:r>
-            <w:proofErr w:type="spellStart"/>
             <w:r>
               <w:rPr>
                 <w:rFonts w:cs="Times New Roman"/>
@@ -3514,7 +3195,6 @@
               </w:rPr>
               <w:t>YdIHBKs</w:t>
             </w:r>
-            <w:proofErr w:type="spellEnd"/>
             <w:r>
               <w:rPr>
                 <w:rFonts w:cs="Times New Roman"/>
@@ -3523,7 +3203,6 @@
               </w:rPr>
               <w:t>4</w:t>
             </w:r>
-            <w:proofErr w:type="spellStart"/>
             <w:r>
               <w:rPr>
                 <w:rFonts w:cs="Times New Roman"/>
@@ -3533,7 +3212,6 @@
               </w:rPr>
               <w:t>QIRJolJzqoxKZISnBDZDIqnBhPSaEPGcCDK</w:t>
             </w:r>
-            <w:proofErr w:type="spellEnd"/>
             <w:r>
               <w:rPr>
                 <w:rFonts w:cs="Times New Roman"/>
@@ -3542,7 +3220,6 @@
               </w:rPr>
               <w:t>+</w:t>
             </w:r>
-            <w:proofErr w:type="spellStart"/>
             <w:r>
               <w:rPr>
                 <w:rFonts w:cs="Times New Roman"/>
@@ -3552,7 +3229,6 @@
               </w:rPr>
               <w:t>TpaYIuM</w:t>
             </w:r>
-            <w:proofErr w:type="spellEnd"/>
             <w:r>
               <w:rPr>
                 <w:rFonts w:cs="Times New Roman"/>
@@ -3578,7 +3254,6 @@
               </w:rPr>
               <w:t>1</w:t>
             </w:r>
-            <w:proofErr w:type="spellStart"/>
             <w:r>
               <w:rPr>
                 <w:rFonts w:cs="Times New Roman"/>
@@ -3588,7 +3263,6 @@
               </w:rPr>
               <w:t>qmj</w:t>
             </w:r>
-            <w:proofErr w:type="spellEnd"/>
             <w:r>
               <w:rPr>
                 <w:rFonts w:cs="Times New Roman"/>
@@ -3597,7 +3271,6 @@
               </w:rPr>
               <w:t>+</w:t>
             </w:r>
-            <w:proofErr w:type="spellStart"/>
             <w:r>
               <w:rPr>
                 <w:rFonts w:cs="Times New Roman"/>
@@ -3607,7 +3280,6 @@
               </w:rPr>
               <w:t>i</w:t>
             </w:r>
-            <w:proofErr w:type="spellEnd"/>
             <w:r>
               <w:rPr>
                 <w:rFonts w:cs="Times New Roman"/>
@@ -3650,7 +3322,6 @@
               </w:rPr>
               <w:t>/</w:t>
             </w:r>
-            <w:proofErr w:type="spellStart"/>
             <w:r>
               <w:rPr>
                 <w:rFonts w:cs="Times New Roman"/>
@@ -3660,7 +3331,6 @@
               </w:rPr>
               <w:t>AAv</w:t>
             </w:r>
-            <w:proofErr w:type="spellEnd"/>
             <w:r>
               <w:rPr>
                 <w:rFonts w:cs="Times New Roman"/>
@@ -3669,7 +3339,6 @@
               </w:rPr>
               <w:t>6</w:t>
             </w:r>
-            <w:proofErr w:type="spellStart"/>
             <w:r>
               <w:rPr>
                 <w:rFonts w:cs="Times New Roman"/>
@@ -3679,7 +3348,6 @@
               </w:rPr>
               <w:t>IWIAIEiSUR</w:t>
             </w:r>
-            <w:proofErr w:type="spellEnd"/>
             <w:r>
               <w:rPr>
                 <w:rFonts w:cs="Times New Roman"/>
@@ -3705,7 +3373,6 @@
               </w:rPr>
               <w:t>8</w:t>
             </w:r>
-            <w:proofErr w:type="spellStart"/>
             <w:r>
               <w:rPr>
                 <w:rFonts w:cs="Times New Roman"/>
@@ -3715,7 +3382,6 @@
               </w:rPr>
               <w:t>AjAYBrkutoF</w:t>
             </w:r>
-            <w:proofErr w:type="spellEnd"/>
             <w:r>
               <w:rPr>
                 <w:rFonts w:cs="Times New Roman"/>
@@ -3741,7 +3407,6 @@
               </w:rPr>
               <w:t>7</w:t>
             </w:r>
-            <w:proofErr w:type="spellStart"/>
             <w:r>
               <w:rPr>
                 <w:rFonts w:cs="Times New Roman"/>
@@ -3751,7 +3416,6 @@
               </w:rPr>
               <w:t>uUFtln</w:t>
             </w:r>
-            <w:proofErr w:type="spellEnd"/>
             <w:r>
               <w:rPr>
                 <w:rFonts w:cs="Times New Roman"/>
@@ -3760,7 +3424,6 @@
               </w:rPr>
               <w:t>0</w:t>
             </w:r>
-            <w:proofErr w:type="spellStart"/>
             <w:r>
               <w:rPr>
                 <w:rFonts w:cs="Times New Roman"/>
@@ -3770,7 +3433,6 @@
               </w:rPr>
               <w:t>hs</w:t>
             </w:r>
-            <w:proofErr w:type="spellEnd"/>
             <w:r>
               <w:rPr>
                 <w:rFonts w:cs="Times New Roman"/>
@@ -3779,7 +3441,6 @@
               </w:rPr>
               <w:t>/</w:t>
             </w:r>
-            <w:proofErr w:type="spellStart"/>
             <w:r>
               <w:rPr>
                 <w:rFonts w:cs="Times New Roman"/>
@@ -3789,7 +3450,6 @@
               </w:rPr>
               <w:t>cpiDWHIIg</w:t>
             </w:r>
-            <w:proofErr w:type="spellEnd"/>
             <w:r>
               <w:rPr>
                 <w:rFonts w:cs="Times New Roman"/>
@@ -3798,7 +3458,6 @@
               </w:rPr>
               <w:t>8</w:t>
             </w:r>
-            <w:proofErr w:type="spellStart"/>
             <w:r>
               <w:rPr>
                 <w:rFonts w:cs="Times New Roman"/>
@@ -3808,7 +3467,6 @@
               </w:rPr>
               <w:t>yncuN</w:t>
             </w:r>
-            <w:proofErr w:type="spellEnd"/>
             <w:r>
               <w:rPr>
                 <w:rFonts w:cs="Times New Roman"/>
@@ -3834,7 +3492,6 @@
               </w:rPr>
               <w:t>7</w:t>
             </w:r>
-            <w:proofErr w:type="spellStart"/>
             <w:r>
               <w:rPr>
                 <w:rFonts w:cs="Times New Roman"/>
@@ -3844,7 +3501,6 @@
               </w:rPr>
               <w:t>bVmGspiULiKXcciyDtoKSZxhYZxG</w:t>
             </w:r>
-            <w:proofErr w:type="spellEnd"/>
             <w:r>
               <w:rPr>
                 <w:rFonts w:cs="Times New Roman"/>
@@ -3853,7 +3509,6 @@
               </w:rPr>
               <w:t>+</w:t>
             </w:r>
-            <w:proofErr w:type="spellStart"/>
             <w:r>
               <w:rPr>
                 <w:rFonts w:cs="Times New Roman"/>
@@ -3863,7 +3518,6 @@
               </w:rPr>
               <w:t>QKYjoSQhQFs</w:t>
             </w:r>
-            <w:proofErr w:type="spellEnd"/>
             <w:r>
               <w:rPr>
                 <w:rFonts w:cs="Times New Roman"/>
@@ -3872,7 +3526,6 @@
               </w:rPr>
               <w:t>3</w:t>
             </w:r>
-            <w:proofErr w:type="spellStart"/>
             <w:r>
               <w:rPr>
                 <w:rFonts w:cs="Times New Roman"/>
@@ -3882,7 +3535,6 @@
               </w:rPr>
               <w:t>lszDXaM</w:t>
             </w:r>
-            <w:proofErr w:type="spellEnd"/>
             <w:r>
               <w:rPr>
                 <w:rFonts w:cs="Times New Roman"/>
@@ -3908,7 +3560,6 @@
               </w:rPr>
               <w:t>600</w:t>
             </w:r>
-            <w:proofErr w:type="spellStart"/>
             <w:r>
               <w:rPr>
                 <w:rFonts w:cs="Times New Roman"/>
@@ -3918,7 +3569,6 @@
               </w:rPr>
               <w:t>qZgEVEjYi</w:t>
             </w:r>
-            <w:proofErr w:type="spellEnd"/>
             <w:r>
               <w:rPr>
                 <w:rFonts w:cs="Times New Roman"/>
@@ -3927,7 +3577,6 @@
               </w:rPr>
               <w:t>1</w:t>
             </w:r>
-            <w:proofErr w:type="spellStart"/>
             <w:r>
               <w:rPr>
                 <w:rFonts w:cs="Times New Roman"/>
@@ -3937,7 +3586,6 @@
               </w:rPr>
               <w:t>YDdvWCO</w:t>
             </w:r>
-            <w:proofErr w:type="spellEnd"/>
             <w:r>
               <w:rPr>
                 <w:rFonts w:cs="Times New Roman"/>
@@ -3963,7 +3611,6 @@
               </w:rPr>
               <w:t>6</w:t>
             </w:r>
-            <w:proofErr w:type="spellStart"/>
             <w:r>
               <w:rPr>
                 <w:rFonts w:cs="Times New Roman"/>
@@ -3973,7 +3620,6 @@
               </w:rPr>
               <w:t>XldKZqywrBIuq</w:t>
             </w:r>
-            <w:proofErr w:type="spellEnd"/>
             <w:r>
               <w:rPr>
                 <w:rFonts w:cs="Times New Roman"/>
@@ -3982,7 +3628,6 @@
               </w:rPr>
               <w:t>7</w:t>
             </w:r>
-            <w:proofErr w:type="spellStart"/>
             <w:r>
               <w:rPr>
                 <w:rFonts w:cs="Times New Roman"/>
@@ -3992,7 +3637,6 @@
               </w:rPr>
               <w:t>nEs</w:t>
             </w:r>
-            <w:proofErr w:type="spellEnd"/>
             <w:r>
               <w:rPr>
                 <w:rFonts w:cs="Times New Roman"/>
@@ -4001,7 +3645,6 @@
               </w:rPr>
               <w:t>9</w:t>
             </w:r>
-            <w:proofErr w:type="spellStart"/>
             <w:r>
               <w:rPr>
                 <w:rFonts w:cs="Times New Roman"/>
@@ -4011,7 +3654,6 @@
               </w:rPr>
               <w:t>MeuGWjZbIdn</w:t>
             </w:r>
-            <w:proofErr w:type="spellEnd"/>
             <w:r>
               <w:rPr>
                 <w:rFonts w:cs="Times New Roman"/>
@@ -4020,7 +3662,6 @@
               </w:rPr>
               <w:t>5</w:t>
             </w:r>
-            <w:proofErr w:type="spellStart"/>
             <w:r>
               <w:rPr>
                 <w:rFonts w:cs="Times New Roman"/>
@@ -4030,7 +3671,6 @@
               </w:rPr>
               <w:t>IcfVx</w:t>
             </w:r>
-            <w:proofErr w:type="spellEnd"/>
             <w:r>
               <w:rPr>
                 <w:rFonts w:cs="Times New Roman"/>
@@ -4039,7 +3679,6 @@
               </w:rPr>
               <w:t>0</w:t>
             </w:r>
-            <w:proofErr w:type="spellStart"/>
             <w:r>
               <w:rPr>
                 <w:rFonts w:cs="Times New Roman"/>
@@ -4049,7 +3688,6 @@
               </w:rPr>
               <w:t>XTtc</w:t>
             </w:r>
-            <w:proofErr w:type="spellEnd"/>
             <w:r>
               <w:rPr>
                 <w:rFonts w:cs="Times New Roman"/>
@@ -4058,7 +3696,6 @@
               </w:rPr>
               <w:t>+</w:t>
             </w:r>
-            <w:proofErr w:type="spellStart"/>
             <w:r>
               <w:rPr>
                 <w:rFonts w:cs="Times New Roman"/>
@@ -4068,7 +3705,6 @@
               </w:rPr>
               <w:t>uuH</w:t>
             </w:r>
-            <w:proofErr w:type="spellEnd"/>
             <w:r>
               <w:rPr>
                 <w:rFonts w:cs="Times New Roman"/>
@@ -4077,7 +3713,6 @@
               </w:rPr>
               <w:t>2</w:t>
             </w:r>
-            <w:proofErr w:type="spellStart"/>
             <w:r>
               <w:rPr>
                 <w:rFonts w:cs="Times New Roman"/>
@@ -4087,7 +3722,6 @@
               </w:rPr>
               <w:t>Jx</w:t>
             </w:r>
-            <w:proofErr w:type="spellEnd"/>
             <w:r>
               <w:rPr>
                 <w:rFonts w:cs="Times New Roman"/>
@@ -4096,7 +3730,6 @@
               </w:rPr>
               <w:t>1+4</w:t>
             </w:r>
-            <w:proofErr w:type="spellStart"/>
             <w:r>
               <w:rPr>
                 <w:rFonts w:cs="Times New Roman"/>
@@ -4106,7 +3739,6 @@
               </w:rPr>
               <w:t>hWUKZe</w:t>
             </w:r>
-            <w:proofErr w:type="spellEnd"/>
             <w:r>
               <w:rPr>
                 <w:rFonts w:cs="Times New Roman"/>
@@ -4115,7 +3747,6 @@
               </w:rPr>
               <w:t>8</w:t>
             </w:r>
-            <w:proofErr w:type="spellStart"/>
             <w:r>
               <w:rPr>
                 <w:rFonts w:cs="Times New Roman"/>
@@ -4125,7 +3756,6 @@
               </w:rPr>
               <w:t>iYrlLhHlQmg</w:t>
             </w:r>
-            <w:proofErr w:type="spellEnd"/>
             <w:r>
               <w:rPr>
                 <w:rFonts w:cs="Times New Roman"/>
@@ -4134,7 +3764,6 @@
               </w:rPr>
               <w:t>63</w:t>
             </w:r>
-            <w:proofErr w:type="spellStart"/>
             <w:r>
               <w:rPr>
                 <w:rFonts w:cs="Times New Roman"/>
@@ -4144,7 +3773,6 @@
               </w:rPr>
               <w:t>OdZRod</w:t>
             </w:r>
-            <w:proofErr w:type="spellEnd"/>
             <w:r>
               <w:rPr>
                 <w:rFonts w:cs="Times New Roman"/>
@@ -4153,7 +3781,6 @@
               </w:rPr>
               <w:t>4</w:t>
             </w:r>
-            <w:proofErr w:type="spellStart"/>
             <w:r>
               <w:rPr>
                 <w:rFonts w:cs="Times New Roman"/>
@@ -4163,7 +3790,6 @@
               </w:rPr>
               <w:t>CJVDvikxHqkv</w:t>
             </w:r>
-            <w:proofErr w:type="spellEnd"/>
             <w:r>
               <w:rPr>
                 <w:rFonts w:cs="Times New Roman"/>
@@ -4172,7 +3798,6 @@
               </w:rPr>
               <w:t>0</w:t>
             </w:r>
-            <w:proofErr w:type="spellStart"/>
             <w:r>
               <w:rPr>
                 <w:rFonts w:cs="Times New Roman"/>
@@ -4182,7 +3807,6 @@
               </w:rPr>
               <w:t>gdPYNIygKQKfAzj</w:t>
             </w:r>
-            <w:proofErr w:type="spellEnd"/>
             <w:r>
               <w:rPr>
                 <w:rFonts w:cs="Times New Roman"/>
@@ -4208,7 +3832,6 @@
               </w:rPr>
               <w:t>6</w:t>
             </w:r>
-            <w:proofErr w:type="spellStart"/>
             <w:r>
               <w:rPr>
                 <w:rFonts w:cs="Times New Roman"/>
@@ -4218,7 +3841,6 @@
               </w:rPr>
               <w:t>rdAuX</w:t>
             </w:r>
-            <w:proofErr w:type="spellEnd"/>
             <w:r>
               <w:rPr>
                 <w:rFonts w:cs="Times New Roman"/>
@@ -4227,7 +3849,6 @@
               </w:rPr>
               <w:t>3</w:t>
             </w:r>
-            <w:proofErr w:type="spellStart"/>
             <w:r>
               <w:rPr>
                 <w:rFonts w:cs="Times New Roman"/>
@@ -4237,7 +3858,6 @@
               </w:rPr>
               <w:t>WpfCUQbCZUEnMeEgkPXZQXj</w:t>
             </w:r>
-            <w:proofErr w:type="spellEnd"/>
             <w:r>
               <w:rPr>
                 <w:rFonts w:cs="Times New Roman"/>
@@ -4246,7 +3866,6 @@
               </w:rPr>
               <w:t>2</w:t>
             </w:r>
-            <w:proofErr w:type="spellStart"/>
             <w:r>
               <w:rPr>
                 <w:rFonts w:cs="Times New Roman"/>
@@ -4256,7 +3875,6 @@
               </w:rPr>
               <w:t>eCGsnNv</w:t>
             </w:r>
-            <w:proofErr w:type="spellEnd"/>
             <w:r>
               <w:rPr>
                 <w:rFonts w:cs="Times New Roman"/>
@@ -4265,7 +3883,6 @@
               </w:rPr>
               <w:t>9</w:t>
             </w:r>
-            <w:proofErr w:type="spellStart"/>
             <w:r>
               <w:rPr>
                 <w:rFonts w:cs="Times New Roman"/>
@@ -4275,7 +3892,6 @@
               </w:rPr>
               <w:t>NazEAdn</w:t>
             </w:r>
-            <w:proofErr w:type="spellEnd"/>
             <w:r>
               <w:rPr>
                 <w:rFonts w:cs="Times New Roman"/>
@@ -4284,7 +3900,6 @@
               </w:rPr>
               <w:t>0</w:t>
             </w:r>
-            <w:proofErr w:type="spellStart"/>
             <w:r>
               <w:rPr>
                 <w:rFonts w:cs="Times New Roman"/>
@@ -4294,7 +3909,6 @@
               </w:rPr>
               <w:t>WAVsSBJsVZ</w:t>
             </w:r>
-            <w:proofErr w:type="spellEnd"/>
             <w:r>
               <w:rPr>
                 <w:rFonts w:cs="Times New Roman"/>
@@ -4303,7 +3917,6 @@
               </w:rPr>
               <w:t>2</w:t>
             </w:r>
-            <w:proofErr w:type="spellStart"/>
             <w:r>
               <w:rPr>
                 <w:rFonts w:cs="Times New Roman"/>
@@ -4313,7 +3926,6 @@
               </w:rPr>
               <w:t>yZnW</w:t>
             </w:r>
-            <w:proofErr w:type="spellEnd"/>
             <w:r>
               <w:rPr>
                 <w:rFonts w:cs="Times New Roman"/>
@@ -4322,7 +3934,6 @@
               </w:rPr>
               <w:t>9</w:t>
             </w:r>
-            <w:proofErr w:type="spellStart"/>
             <w:r>
               <w:rPr>
                 <w:rFonts w:cs="Times New Roman"/>
@@ -4332,7 +3943,6 @@
               </w:rPr>
               <w:t>JPq</w:t>
             </w:r>
-            <w:proofErr w:type="spellEnd"/>
             <w:r>
               <w:rPr>
                 <w:rFonts w:cs="Times New Roman"/>
@@ -4375,7 +3985,6 @@
               </w:rPr>
               <w:t>7</w:t>
             </w:r>
-            <w:proofErr w:type="spellStart"/>
             <w:r>
               <w:rPr>
                 <w:rFonts w:cs="Times New Roman"/>
@@ -4385,7 +3994,6 @@
               </w:rPr>
               <w:t>BjfEtCb</w:t>
             </w:r>
-            <w:proofErr w:type="spellEnd"/>
             <w:r>
               <w:rPr>
                 <w:rFonts w:cs="Times New Roman"/>
@@ -4394,7 +4002,6 @@
               </w:rPr>
               <w:t>9</w:t>
             </w:r>
-            <w:proofErr w:type="spellStart"/>
             <w:r>
               <w:rPr>
                 <w:rFonts w:cs="Times New Roman"/>
@@ -4404,7 +4011,6 @@
               </w:rPr>
               <w:t>QqKPmkProTWoCPRRat</w:t>
             </w:r>
-            <w:proofErr w:type="spellEnd"/>
             <w:r>
               <w:rPr>
                 <w:rFonts w:cs="Times New Roman"/>
@@ -4413,7 +4019,6 @@
               </w:rPr>
               <w:t>66</w:t>
             </w:r>
-            <w:proofErr w:type="spellStart"/>
             <w:r>
               <w:rPr>
                 <w:rFonts w:cs="Times New Roman"/>
@@ -4423,7 +4028,6 @@
               </w:rPr>
               <w:t>jHPdxoGuqeJwlcZUEt</w:t>
             </w:r>
-            <w:proofErr w:type="spellEnd"/>
             <w:r>
               <w:rPr>
                 <w:rFonts w:cs="Times New Roman"/>
@@ -4432,7 +4036,6 @@
               </w:rPr>
               <w:t>75</w:t>
             </w:r>
-            <w:proofErr w:type="spellStart"/>
             <w:r>
               <w:rPr>
                 <w:rFonts w:cs="Times New Roman"/>
@@ -4442,7 +4045,6 @@
               </w:rPr>
               <w:t>JNmiwsE</w:t>
             </w:r>
-            <w:proofErr w:type="spellEnd"/>
             <w:r>
               <w:rPr>
                 <w:rFonts w:cs="Times New Roman"/>
@@ -4451,7 +4053,6 @@
               </w:rPr>
               <w:t>8</w:t>
             </w:r>
-            <w:proofErr w:type="spellStart"/>
             <w:r>
               <w:rPr>
                 <w:rFonts w:cs="Times New Roman"/>
@@ -4461,7 +4062,6 @@
               </w:rPr>
               <w:t>QSLrcXPYwpK</w:t>
             </w:r>
-            <w:proofErr w:type="spellEnd"/>
             <w:r>
               <w:rPr>
                 <w:rFonts w:cs="Times New Roman"/>
@@ -4487,7 +4087,6 @@
               </w:rPr>
               <w:t>4</w:t>
             </w:r>
-            <w:proofErr w:type="spellStart"/>
             <w:r>
               <w:rPr>
                 <w:rFonts w:cs="Times New Roman"/>
@@ -4497,7 +4096,6 @@
               </w:rPr>
               <w:t>oiXMfNZgmuO</w:t>
             </w:r>
-            <w:proofErr w:type="spellEnd"/>
             <w:r>
               <w:rPr>
                 <w:rFonts w:cs="Times New Roman"/>
@@ -4506,7 +4104,6 @@
               </w:rPr>
               <w:t>6</w:t>
             </w:r>
-            <w:proofErr w:type="spellStart"/>
             <w:r>
               <w:rPr>
                 <w:rFonts w:cs="Times New Roman"/>
@@ -4516,7 +4113,6 @@
               </w:rPr>
               <w:t>gis</w:t>
             </w:r>
-            <w:proofErr w:type="spellEnd"/>
             <w:r>
               <w:rPr>
                 <w:rFonts w:cs="Times New Roman"/>
@@ -4542,7 +4138,6 @@
               </w:rPr>
               <w:t>2</w:t>
             </w:r>
-            <w:proofErr w:type="spellStart"/>
             <w:r>
               <w:rPr>
                 <w:rFonts w:cs="Times New Roman"/>
@@ -4552,7 +4147,6 @@
               </w:rPr>
               <w:t>aXKXmWgUJRuKGRaAFSAXkRoBCs</w:t>
             </w:r>
-            <w:proofErr w:type="spellEnd"/>
             <w:r>
               <w:rPr>
                 <w:rFonts w:cs="Times New Roman"/>
@@ -4561,7 +4155,6 @@
               </w:rPr>
               <w:t>3</w:t>
             </w:r>
-            <w:proofErr w:type="spellStart"/>
             <w:r>
               <w:rPr>
                 <w:rFonts w:cs="Times New Roman"/>
@@ -4571,7 +4164,6 @@
               </w:rPr>
               <w:t>aazJlsIXyEELrCMviyto</w:t>
             </w:r>
-            <w:proofErr w:type="spellEnd"/>
             <w:r>
               <w:rPr>
                 <w:rFonts w:cs="Times New Roman"/>
@@ -4580,7 +4172,6 @@
               </w:rPr>
               <w:t>+</w:t>
             </w:r>
-            <w:proofErr w:type="spellStart"/>
             <w:r>
               <w:rPr>
                 <w:rFonts w:cs="Times New Roman"/>
@@ -4590,7 +4181,6 @@
               </w:rPr>
               <w:t>OblGg</w:t>
             </w:r>
-            <w:proofErr w:type="spellEnd"/>
             <w:r>
               <w:rPr>
                 <w:rFonts w:cs="Times New Roman"/>
@@ -4599,7 +4189,6 @@
               </w:rPr>
               <w:t>/</w:t>
             </w:r>
-            <w:proofErr w:type="spellStart"/>
             <w:r>
               <w:rPr>
                 <w:rFonts w:cs="Times New Roman"/>
@@ -4609,7 +4198,6 @@
               </w:rPr>
               <w:t>dIyEkDiHmtGtvMPIO</w:t>
             </w:r>
-            <w:proofErr w:type="spellEnd"/>
             <w:r>
               <w:rPr>
                 <w:rFonts w:cs="Times New Roman"/>
@@ -4652,7 +4240,6 @@
               </w:rPr>
               <w:t>0</w:t>
             </w:r>
-            <w:proofErr w:type="spellStart"/>
             <w:r>
               <w:rPr>
                 <w:rFonts w:cs="Times New Roman"/>
@@ -4662,7 +4249,6 @@
               </w:rPr>
               <w:t>gwjnNFI</w:t>
             </w:r>
-            <w:proofErr w:type="spellEnd"/>
             <w:r>
               <w:rPr>
                 <w:rFonts w:cs="Times New Roman"/>
@@ -4671,7 +4257,6 @@
               </w:rPr>
               <w:t>0</w:t>
             </w:r>
-            <w:proofErr w:type="spellStart"/>
             <w:r>
               <w:rPr>
                 <w:rFonts w:cs="Times New Roman"/>
@@ -4681,7 +4266,6 @@
               </w:rPr>
               <w:t>lcxJR</w:t>
             </w:r>
-            <w:proofErr w:type="spellEnd"/>
             <w:r>
               <w:rPr>
                 <w:rFonts w:cs="Times New Roman"/>
@@ -4690,7 +4274,6 @@
               </w:rPr>
               <w:t>7</w:t>
             </w:r>
-            <w:proofErr w:type="spellStart"/>
             <w:r>
               <w:rPr>
                 <w:rFonts w:cs="Times New Roman"/>
@@ -4700,7 +4283,6 @@
               </w:rPr>
               <w:t>ICMgEgeH</w:t>
             </w:r>
-            <w:proofErr w:type="spellEnd"/>
             <w:r>
               <w:rPr>
                 <w:rFonts w:cs="Times New Roman"/>
@@ -4709,7 +4291,6 @@
               </w:rPr>
               <w:t>5</w:t>
             </w:r>
-            <w:proofErr w:type="spellStart"/>
             <w:r>
               <w:rPr>
                 <w:rFonts w:cs="Times New Roman"/>
@@ -4719,7 +4300,6 @@
               </w:rPr>
               <w:t>lYxvNYb</w:t>
             </w:r>
-            <w:proofErr w:type="spellEnd"/>
             <w:r>
               <w:rPr>
                 <w:rFonts w:cs="Times New Roman"/>
@@ -4728,7 +4308,6 @@
               </w:rPr>
               <w:t>+</w:t>
             </w:r>
-            <w:proofErr w:type="spellStart"/>
             <w:r>
               <w:rPr>
                 <w:rFonts w:cs="Times New Roman"/>
@@ -4738,7 +4317,6 @@
               </w:rPr>
               <w:t>lumnJS</w:t>
             </w:r>
-            <w:proofErr w:type="spellEnd"/>
             <w:r>
               <w:rPr>
                 <w:rFonts w:cs="Times New Roman"/>
@@ -4781,7 +4359,6 @@
               </w:rPr>
               <w:t>0</w:t>
             </w:r>
-            <w:proofErr w:type="spellStart"/>
             <w:r>
               <w:rPr>
                 <w:rFonts w:cs="Times New Roman"/>
@@ -4791,7 +4368,6 @@
               </w:rPr>
               <w:t>AJukemRryJUT</w:t>
             </w:r>
-            <w:proofErr w:type="spellEnd"/>
             <w:r>
               <w:rPr>
                 <w:rFonts w:cs="Times New Roman"/>
@@ -4800,7 +4376,6 @@
               </w:rPr>
               <w:t>4</w:t>
             </w:r>
-            <w:proofErr w:type="spellStart"/>
             <w:r>
               <w:rPr>
                 <w:rFonts w:cs="Times New Roman"/>
@@ -4810,7 +4385,6 @@
               </w:rPr>
               <w:t>yxPCq</w:t>
             </w:r>
-            <w:proofErr w:type="spellEnd"/>
             <w:r>
               <w:rPr>
                 <w:rFonts w:cs="Times New Roman"/>
@@ -4819,7 +4393,6 @@
               </w:rPr>
               <w:t>8</w:t>
             </w:r>
-            <w:proofErr w:type="spellStart"/>
             <w:r>
               <w:rPr>
                 <w:rFonts w:cs="Times New Roman"/>
@@ -4829,7 +4402,6 @@
               </w:rPr>
               <w:t>cKh</w:t>
             </w:r>
-            <w:proofErr w:type="spellEnd"/>
             <w:r>
               <w:rPr>
                 <w:rFonts w:cs="Times New Roman"/>
@@ -4838,7 +4410,6 @@
               </w:rPr>
               <w:t>4</w:t>
             </w:r>
-            <w:proofErr w:type="spellStart"/>
             <w:r>
               <w:rPr>
                 <w:rFonts w:cs="Times New Roman"/>
@@ -4848,7 +4419,6 @@
               </w:rPr>
               <w:t>RzgmlBrBceCP</w:t>
             </w:r>
-            <w:proofErr w:type="spellEnd"/>
             <w:r>
               <w:rPr>
                 <w:rFonts w:cs="Times New Roman"/>
@@ -4857,7 +4427,6 @@
               </w:rPr>
               <w:t>1</w:t>
             </w:r>
-            <w:proofErr w:type="spellStart"/>
             <w:r>
               <w:rPr>
                 <w:rFonts w:cs="Times New Roman"/>
@@ -4867,7 +4436,6 @@
               </w:rPr>
               <w:t>lxntyZ</w:t>
             </w:r>
-            <w:proofErr w:type="spellEnd"/>
             <w:r>
               <w:rPr>
                 <w:rFonts w:cs="Times New Roman"/>
@@ -4876,7 +4444,6 @@
               </w:rPr>
               <w:t>5</w:t>
             </w:r>
-            <w:proofErr w:type="spellStart"/>
             <w:r>
               <w:rPr>
                 <w:rFonts w:cs="Times New Roman"/>
@@ -4886,7 +4453,6 @@
               </w:rPr>
               <w:t>ztlz</w:t>
             </w:r>
-            <w:proofErr w:type="spellEnd"/>
             <w:r>
               <w:rPr>
                 <w:rFonts w:cs="Times New Roman"/>
@@ -4895,7 +4461,6 @@
               </w:rPr>
               <w:t>8</w:t>
             </w:r>
-            <w:proofErr w:type="spellStart"/>
             <w:r>
               <w:rPr>
                 <w:rFonts w:cs="Times New Roman"/>
@@ -4905,7 +4470,6 @@
               </w:rPr>
               <w:t>Ohz</w:t>
             </w:r>
-            <w:proofErr w:type="spellEnd"/>
             <w:r>
               <w:rPr>
                 <w:rFonts w:cs="Times New Roman"/>
@@ -4914,7 +4478,6 @@
               </w:rPr>
               <w:t>3</w:t>
             </w:r>
-            <w:proofErr w:type="spellStart"/>
             <w:r>
               <w:rPr>
                 <w:rFonts w:cs="Times New Roman"/>
@@ -4924,7 +4487,6 @@
               </w:rPr>
               <w:t>TNTn</w:t>
             </w:r>
-            <w:proofErr w:type="spellEnd"/>
             <w:r>
               <w:rPr>
                 <w:rFonts w:cs="Times New Roman"/>
@@ -4933,7 +4495,6 @@
               </w:rPr>
               <w:t>0</w:t>
             </w:r>
-            <w:proofErr w:type="spellStart"/>
             <w:r>
               <w:rPr>
                 <w:rFonts w:cs="Times New Roman"/>
@@ -4943,7 +4504,6 @@
               </w:rPr>
               <w:t>YqmrqHPSutC</w:t>
             </w:r>
-            <w:proofErr w:type="spellEnd"/>
             <w:r>
               <w:rPr>
                 <w:rFonts w:cs="Times New Roman"/>
@@ -4952,7 +4512,6 @@
               </w:rPr>
               <w:t>5</w:t>
             </w:r>
-            <w:proofErr w:type="spellStart"/>
             <w:r>
               <w:rPr>
                 <w:rFonts w:cs="Times New Roman"/>
@@ -4962,7 +4521,6 @@
               </w:rPr>
               <w:t>sX</w:t>
             </w:r>
-            <w:proofErr w:type="spellEnd"/>
             <w:r>
               <w:rPr>
                 <w:rFonts w:cs="Times New Roman"/>
@@ -4971,7 +4529,6 @@
               </w:rPr>
               <w:t>/</w:t>
             </w:r>
-            <w:proofErr w:type="spellStart"/>
             <w:r>
               <w:rPr>
                 <w:rFonts w:cs="Times New Roman"/>
@@ -4981,7 +4538,6 @@
               </w:rPr>
               <w:t>HxktUwOohaWVEqE</w:t>
             </w:r>
-            <w:proofErr w:type="spellEnd"/>
             <w:r>
               <w:rPr>
                 <w:rFonts w:cs="Times New Roman"/>
@@ -4990,7 +4546,6 @@
               </w:rPr>
               <w:t>3</w:t>
             </w:r>
-            <w:proofErr w:type="spellStart"/>
             <w:r>
               <w:rPr>
                 <w:rFonts w:cs="Times New Roman"/>
@@ -5000,7 +4555,6 @@
               </w:rPr>
               <w:t>BGXd</w:t>
             </w:r>
-            <w:proofErr w:type="spellEnd"/>
             <w:r>
               <w:rPr>
                 <w:rFonts w:cs="Times New Roman"/>
@@ -5009,7 +4563,6 @@
               </w:rPr>
               <w:t>6</w:t>
             </w:r>
-            <w:proofErr w:type="spellStart"/>
             <w:r>
               <w:rPr>
                 <w:rFonts w:cs="Times New Roman"/>
@@ -5019,7 +4572,6 @@
               </w:rPr>
               <w:t>Wte</w:t>
             </w:r>
-            <w:proofErr w:type="spellEnd"/>
             <w:r>
               <w:rPr>
                 <w:rFonts w:cs="Times New Roman"/>
@@ -5028,7 +4580,6 @@
               </w:rPr>
               <w:t>9</w:t>
             </w:r>
-            <w:proofErr w:type="spellStart"/>
             <w:r>
               <w:rPr>
                 <w:rFonts w:cs="Times New Roman"/>
@@ -5038,7 +4589,6 @@
               </w:rPr>
               <w:t>kVv</w:t>
             </w:r>
-            <w:proofErr w:type="spellEnd"/>
             <w:r>
               <w:rPr>
                 <w:rFonts w:cs="Times New Roman"/>
@@ -5064,7 +4614,6 @@
               </w:rPr>
               <w:t>+</w:t>
             </w:r>
-            <w:proofErr w:type="spellStart"/>
             <w:r>
               <w:rPr>
                 <w:rFonts w:cs="Times New Roman"/>
@@ -5074,7 +4623,6 @@
               </w:rPr>
               <w:t>YQke</w:t>
             </w:r>
-            <w:proofErr w:type="spellEnd"/>
             <w:r>
               <w:rPr>
                 <w:rFonts w:cs="Times New Roman"/>
@@ -5083,7 +4631,6 @@
               </w:rPr>
               <w:t>5</w:t>
             </w:r>
-            <w:proofErr w:type="spellStart"/>
             <w:r>
               <w:rPr>
                 <w:rFonts w:cs="Times New Roman"/>
@@ -5093,7 +4640,6 @@
               </w:rPr>
               <w:t>sR</w:t>
             </w:r>
-            <w:proofErr w:type="spellEnd"/>
             <w:r>
               <w:rPr>
                 <w:rFonts w:cs="Times New Roman"/>
@@ -5102,7 +4648,6 @@
               </w:rPr>
               <w:t>8</w:t>
             </w:r>
-            <w:proofErr w:type="spellStart"/>
             <w:r>
               <w:rPr>
                 <w:rFonts w:cs="Times New Roman"/>
@@ -5112,7 +4657,6 @@
               </w:rPr>
               <w:t>tAdFrIaWfeGtgrIG</w:t>
             </w:r>
-            <w:proofErr w:type="spellEnd"/>
             <w:r>
               <w:rPr>
                 <w:rFonts w:cs="Times New Roman"/>
@@ -5121,7 +4665,6 @@
               </w:rPr>
               <w:t>73</w:t>
             </w:r>
-            <w:proofErr w:type="spellStart"/>
             <w:r>
               <w:rPr>
                 <w:rFonts w:cs="Times New Roman"/>
@@ -5131,7 +4674,6 @@
               </w:rPr>
               <w:t>NsxQQ</w:t>
             </w:r>
-            <w:proofErr w:type="spellEnd"/>
             <w:r>
               <w:rPr>
                 <w:rFonts w:cs="Times New Roman"/>
@@ -5140,7 +4682,6 @@
               </w:rPr>
               <w:t>7</w:t>
             </w:r>
-            <w:proofErr w:type="spellStart"/>
             <w:r>
               <w:rPr>
                 <w:rFonts w:cs="Times New Roman"/>
@@ -5150,7 +4691,6 @@
               </w:rPr>
               <w:t>lZlbR</w:t>
             </w:r>
-            <w:proofErr w:type="spellEnd"/>
             <w:r>
               <w:rPr>
                 <w:rFonts w:cs="Times New Roman"/>
@@ -5176,7 +4716,6 @@
               </w:rPr>
               <w:t>6</w:t>
             </w:r>
-            <w:proofErr w:type="spellStart"/>
             <w:r>
               <w:rPr>
                 <w:rFonts w:cs="Times New Roman"/>
@@ -5186,7 +4725,6 @@
               </w:rPr>
               <w:t>iwWtztgvGjM</w:t>
             </w:r>
-            <w:proofErr w:type="spellEnd"/>
             <w:r>
               <w:rPr>
                 <w:rFonts w:cs="Times New Roman"/>
@@ -5195,7 +4733,6 @@
               </w:rPr>
               <w:t>0</w:t>
             </w:r>
-            <w:proofErr w:type="spellStart"/>
             <w:r>
               <w:rPr>
                 <w:rFonts w:cs="Times New Roman"/>
@@ -5205,7 +4742,6 @@
               </w:rPr>
               <w:t>MMKlFWbw</w:t>
             </w:r>
-            <w:proofErr w:type="spellEnd"/>
             <w:r>
               <w:rPr>
                 <w:rFonts w:cs="Times New Roman"/>
@@ -5214,7 +4750,6 @@
               </w:rPr>
               <w:t>9</w:t>
             </w:r>
-            <w:proofErr w:type="spellStart"/>
             <w:r>
               <w:rPr>
                 <w:rFonts w:cs="Times New Roman"/>
@@ -5224,7 +4759,6 @@
               </w:rPr>
               <w:t>acqrAkaIsfgXPIhjCvZAIZPVU</w:t>
             </w:r>
-            <w:proofErr w:type="spellEnd"/>
             <w:r>
               <w:rPr>
                 <w:rFonts w:cs="Times New Roman"/>
@@ -5233,7 +4767,6 @@
               </w:rPr>
               <w:t>0</w:t>
             </w:r>
-            <w:proofErr w:type="spellStart"/>
             <w:r>
               <w:rPr>
                 <w:rFonts w:cs="Times New Roman"/>
@@ -5243,7 +4776,6 @@
               </w:rPr>
               <w:t>tskFk</w:t>
             </w:r>
-            <w:proofErr w:type="spellEnd"/>
             <w:r>
               <w:rPr>
                 <w:rFonts w:cs="Times New Roman"/>
@@ -5269,7 +4801,6 @@
               </w:rPr>
               <w:t>+4</w:t>
             </w:r>
-            <w:proofErr w:type="spellStart"/>
             <w:r>
               <w:rPr>
                 <w:rFonts w:cs="Times New Roman"/>
@@ -5279,7 +4810,6 @@
               </w:rPr>
               <w:t>QmtwBm</w:t>
             </w:r>
-            <w:proofErr w:type="spellEnd"/>
             <w:r>
               <w:rPr>
                 <w:rFonts w:cs="Times New Roman"/>
@@ -5288,7 +4818,6 @@
               </w:rPr>
               <w:t>2</w:t>
             </w:r>
-            <w:proofErr w:type="spellStart"/>
             <w:r>
               <w:rPr>
                 <w:rFonts w:cs="Times New Roman"/>
@@ -5298,7 +4827,6 @@
               </w:rPr>
               <w:t>xyejYQMd</w:t>
             </w:r>
-            <w:proofErr w:type="spellEnd"/>
             <w:r>
               <w:rPr>
                 <w:rFonts w:cs="Times New Roman"/>
@@ -5307,7 +4835,6 @@
               </w:rPr>
               <w:t>5</w:t>
             </w:r>
-            <w:proofErr w:type="spellStart"/>
             <w:r>
               <w:rPr>
                 <w:rFonts w:cs="Times New Roman"/>
@@ -5327,7 +4854,6 @@
               <w:lastRenderedPageBreak/>
               <w:t>xeR</w:t>
             </w:r>
-            <w:proofErr w:type="spellEnd"/>
             <w:r>
               <w:rPr>
                 <w:rFonts w:cs="Times New Roman"/>
@@ -5336,7 +4862,6 @@
               </w:rPr>
               <w:t>1</w:t>
             </w:r>
-            <w:proofErr w:type="spellStart"/>
             <w:r>
               <w:rPr>
                 <w:rFonts w:cs="Times New Roman"/>
@@ -5346,7 +4871,6 @@
               </w:rPr>
               <w:t>npZqTXRAugSdPblshHxssrJ</w:t>
             </w:r>
-            <w:proofErr w:type="spellEnd"/>
             <w:r>
               <w:rPr>
                 <w:rFonts w:cs="Times New Roman"/>
@@ -5355,7 +4879,6 @@
               </w:rPr>
               <w:t>/</w:t>
             </w:r>
-            <w:proofErr w:type="spellStart"/>
             <w:r>
               <w:rPr>
                 <w:rFonts w:cs="Times New Roman"/>
@@ -5365,7 +4888,6 @@
               </w:rPr>
               <w:t>VPlvnxoUsQGo</w:t>
             </w:r>
-            <w:proofErr w:type="spellEnd"/>
             <w:r>
               <w:rPr>
                 <w:rFonts w:cs="Times New Roman"/>
@@ -5408,7 +4930,6 @@
               </w:rPr>
               <w:t>5</w:t>
             </w:r>
-            <w:proofErr w:type="spellStart"/>
             <w:r>
               <w:rPr>
                 <w:rFonts w:cs="Times New Roman"/>
@@ -5418,7 +4939,6 @@
               </w:rPr>
               <w:t>IusdYOU</w:t>
             </w:r>
-            <w:proofErr w:type="spellEnd"/>
             <w:r>
               <w:rPr>
                 <w:rFonts w:cs="Times New Roman"/>
@@ -5427,7 +4947,6 @@
               </w:rPr>
               <w:t>9</w:t>
             </w:r>
-            <w:proofErr w:type="spellStart"/>
             <w:r>
               <w:rPr>
                 <w:rFonts w:cs="Times New Roman"/>
@@ -5437,7 +4956,6 @@
               </w:rPr>
               <w:t>dJZeo</w:t>
             </w:r>
-            <w:proofErr w:type="spellEnd"/>
             <w:r>
               <w:rPr>
                 <w:rFonts w:cs="Times New Roman"/>
@@ -5446,7 +4964,6 @@
               </w:rPr>
               <w:t>7</w:t>
             </w:r>
-            <w:proofErr w:type="spellStart"/>
             <w:r>
               <w:rPr>
                 <w:rFonts w:cs="Times New Roman"/>
@@ -5456,7 +4973,6 @@
               </w:rPr>
               <w:t>JbuDVMkh</w:t>
             </w:r>
-            <w:proofErr w:type="spellEnd"/>
             <w:r>
               <w:rPr>
                 <w:rFonts w:cs="Times New Roman"/>
@@ -5465,7 +4981,6 @@
               </w:rPr>
               <w:t>0</w:t>
             </w:r>
-            <w:proofErr w:type="spellStart"/>
             <w:r>
               <w:rPr>
                 <w:rFonts w:cs="Times New Roman"/>
@@ -5475,7 +4990,6 @@
               </w:rPr>
               <w:t>bVtB</w:t>
             </w:r>
-            <w:proofErr w:type="spellEnd"/>
             <w:r>
               <w:rPr>
                 <w:rFonts w:cs="Times New Roman"/>
@@ -5484,7 +4998,6 @@
               </w:rPr>
               <w:t>0</w:t>
             </w:r>
-            <w:proofErr w:type="spellStart"/>
             <w:r>
               <w:rPr>
                 <w:rFonts w:cs="Times New Roman"/>
@@ -5494,7 +5007,6 @@
               </w:rPr>
               <w:t>MVVdywC</w:t>
             </w:r>
-            <w:proofErr w:type="spellEnd"/>
             <w:r>
               <w:rPr>
                 <w:rFonts w:cs="Times New Roman"/>
@@ -5503,7 +5015,6 @@
               </w:rPr>
               <w:t>/</w:t>
             </w:r>
-            <w:proofErr w:type="spellStart"/>
             <w:r>
               <w:rPr>
                 <w:rFonts w:cs="Times New Roman"/>
@@ -5513,7 +5024,6 @@
               </w:rPr>
               <w:t>bHzHuHlmQVLdzAsYRK</w:t>
             </w:r>
-            <w:proofErr w:type="spellEnd"/>
             <w:r>
               <w:rPr>
                 <w:rFonts w:cs="Times New Roman"/>
@@ -5522,7 +5032,6 @@
               </w:rPr>
               <w:t>1</w:t>
             </w:r>
-            <w:proofErr w:type="spellStart"/>
             <w:r>
               <w:rPr>
                 <w:rFonts w:cs="Times New Roman"/>
@@ -5532,7 +5041,6 @@
               </w:rPr>
               <w:t>iLJaZBKlYQ</w:t>
             </w:r>
-            <w:proofErr w:type="spellEnd"/>
             <w:r>
               <w:rPr>
                 <w:rFonts w:cs="Times New Roman"/>
@@ -5541,7 +5049,6 @@
               </w:rPr>
               <w:t>/</w:t>
             </w:r>
-            <w:proofErr w:type="spellStart"/>
             <w:r>
               <w:rPr>
                 <w:rFonts w:cs="Times New Roman"/>
@@ -5551,7 +5058,6 @@
               </w:rPr>
               <w:t>lpe</w:t>
             </w:r>
-            <w:proofErr w:type="spellEnd"/>
             <w:r>
               <w:rPr>
                 <w:rFonts w:cs="Times New Roman"/>
@@ -5560,7 +5066,6 @@
               </w:rPr>
               <w:t>8</w:t>
             </w:r>
-            <w:proofErr w:type="spellStart"/>
             <w:r>
               <w:rPr>
                 <w:rFonts w:cs="Times New Roman"/>
@@ -5570,7 +5075,6 @@
               </w:rPr>
               <w:t>pQerIIwGXPqK</w:t>
             </w:r>
-            <w:proofErr w:type="spellEnd"/>
             <w:r>
               <w:rPr>
                 <w:rFonts w:cs="Times New Roman"/>
@@ -5579,7 +5083,6 @@
               </w:rPr>
               <w:t>38</w:t>
             </w:r>
-            <w:proofErr w:type="spellStart"/>
             <w:r>
               <w:rPr>
                 <w:rFonts w:cs="Times New Roman"/>
@@ -5589,7 +5092,6 @@
               </w:rPr>
               <w:t>EBottkmEa</w:t>
             </w:r>
-            <w:proofErr w:type="spellEnd"/>
             <w:r>
               <w:rPr>
                 <w:rFonts w:cs="Times New Roman"/>
@@ -5598,7 +5100,6 @@
               </w:rPr>
               <w:t>3</w:t>
             </w:r>
-            <w:proofErr w:type="spellStart"/>
             <w:r>
               <w:rPr>
                 <w:rFonts w:cs="Times New Roman"/>
@@ -5608,7 +5109,6 @@
               </w:rPr>
               <w:t>oCyGjONlbkHJqINv</w:t>
             </w:r>
-            <w:proofErr w:type="spellEnd"/>
             <w:r>
               <w:rPr>
                 <w:rFonts w:cs="Times New Roman"/>
@@ -5617,7 +5117,6 @@
               </w:rPr>
               <w:t>44</w:t>
             </w:r>
-            <w:proofErr w:type="spellStart"/>
             <w:r>
               <w:rPr>
                 <w:rFonts w:cs="Times New Roman"/>
@@ -5627,7 +5126,6 @@
               </w:rPr>
               <w:t>IasqfBJ</w:t>
             </w:r>
-            <w:proofErr w:type="spellEnd"/>
             <w:r>
               <w:rPr>
                 <w:rFonts w:cs="Times New Roman"/>
@@ -5653,7 +5151,6 @@
               </w:rPr>
               <w:t>67</w:t>
             </w:r>
-            <w:proofErr w:type="spellStart"/>
             <w:r>
               <w:rPr>
                 <w:rFonts w:cs="Times New Roman"/>
@@ -5663,7 +5160,6 @@
               </w:rPr>
               <w:t>KyY</w:t>
             </w:r>
-            <w:proofErr w:type="spellEnd"/>
             <w:r>
               <w:rPr>
                 <w:rFonts w:cs="Times New Roman"/>
@@ -5689,7 +5185,6 @@
               </w:rPr>
               <w:t>5</w:t>
             </w:r>
-            <w:proofErr w:type="spellStart"/>
             <w:r>
               <w:rPr>
                 <w:rFonts w:cs="Times New Roman"/>
@@ -5699,7 +5194,6 @@
               </w:rPr>
               <w:t>cdpyzvMT</w:t>
             </w:r>
-            <w:proofErr w:type="spellEnd"/>
             <w:r>
               <w:rPr>
                 <w:rFonts w:cs="Times New Roman"/>
@@ -5725,7 +5219,6 @@
               </w:rPr>
               <w:t>0</w:t>
             </w:r>
-            <w:proofErr w:type="spellStart"/>
             <w:r>
               <w:rPr>
                 <w:rFonts w:cs="Times New Roman"/>
@@ -5735,7 +5228,6 @@
               </w:rPr>
               <w:t>fNNcocmjJsYIxPOowusBF</w:t>
             </w:r>
-            <w:proofErr w:type="spellEnd"/>
             <w:r>
               <w:rPr>
                 <w:rFonts w:cs="Times New Roman"/>
@@ -5761,7 +5253,6 @@
               </w:rPr>
               <w:t>32</w:t>
             </w:r>
-            <w:proofErr w:type="spellStart"/>
             <w:r>
               <w:rPr>
                 <w:rFonts w:cs="Times New Roman"/>
@@ -5771,7 +5262,6 @@
               </w:rPr>
               <w:t>ZFMHsMdAKkYZTB</w:t>
             </w:r>
-            <w:proofErr w:type="spellEnd"/>
             <w:r>
               <w:rPr>
                 <w:rFonts w:cs="Times New Roman"/>
@@ -5780,7 +5270,6 @@
               </w:rPr>
               <w:t>5</w:t>
             </w:r>
-            <w:proofErr w:type="spellStart"/>
             <w:r>
               <w:rPr>
                 <w:rFonts w:cs="Times New Roman"/>
@@ -5790,7 +5279,6 @@
               </w:rPr>
               <w:t>wYsOadWQQHuAZsI</w:t>
             </w:r>
-            <w:proofErr w:type="spellEnd"/>
             <w:r>
               <w:rPr>
                 <w:rFonts w:cs="Times New Roman"/>
@@ -5799,7 +5287,6 @@
               </w:rPr>
               <w:t>++</w:t>
             </w:r>
-            <w:proofErr w:type="spellStart"/>
             <w:r>
               <w:rPr>
                 <w:rFonts w:cs="Times New Roman"/>
@@ -5809,7 +5296,6 @@
               </w:rPr>
               <w:t>ApLqdxQbtF</w:t>
             </w:r>
-            <w:proofErr w:type="spellEnd"/>
             <w:r>
               <w:rPr>
                 <w:rFonts w:cs="Times New Roman"/>
@@ -5818,7 +5304,6 @@
               </w:rPr>
               <w:t>7</w:t>
             </w:r>
-            <w:proofErr w:type="spellStart"/>
             <w:r>
               <w:rPr>
                 <w:rFonts w:cs="Times New Roman"/>
@@ -5828,7 +5313,6 @@
               </w:rPr>
               <w:t>GkEt</w:t>
             </w:r>
-            <w:proofErr w:type="spellEnd"/>
             <w:r>
               <w:rPr>
                 <w:rFonts w:cs="Times New Roman"/>
@@ -5837,7 +5321,6 @@
               </w:rPr>
               <w:t>5</w:t>
             </w:r>
-            <w:proofErr w:type="spellStart"/>
             <w:r>
               <w:rPr>
                 <w:rFonts w:cs="Times New Roman"/>
@@ -5847,7 +5330,6 @@
               </w:rPr>
               <w:t>QJfUVGkqocOzlaQEfoyttVhuqM</w:t>
             </w:r>
-            <w:proofErr w:type="spellEnd"/>
             <w:r>
               <w:rPr>
                 <w:rFonts w:cs="Times New Roman"/>
@@ -5873,7 +5355,6 @@
               </w:rPr>
               <w:t>8</w:t>
             </w:r>
-            <w:proofErr w:type="spellStart"/>
             <w:r>
               <w:rPr>
                 <w:rFonts w:cs="Times New Roman"/>
@@ -5883,7 +5364,6 @@
               </w:rPr>
               <w:t>Vgm</w:t>
             </w:r>
-            <w:proofErr w:type="spellEnd"/>
             <w:r>
               <w:rPr>
                 <w:rFonts w:cs="Times New Roman"/>
@@ -5892,7 +5372,6 @@
               </w:rPr>
               <w:t>5</w:t>
             </w:r>
-            <w:proofErr w:type="spellStart"/>
             <w:r>
               <w:rPr>
                 <w:rFonts w:cs="Times New Roman"/>
@@ -5902,7 +5381,6 @@
               </w:rPr>
               <w:t>thRMoZIbYHPXLzCZJsXeKhlDQkwAbEnHvdUDGQlISrMUkdulHurretvU</w:t>
             </w:r>
-            <w:proofErr w:type="spellEnd"/>
             <w:r>
               <w:rPr>
                 <w:rFonts w:cs="Times New Roman"/>
@@ -5911,7 +5389,6 @@
               </w:rPr>
               <w:t>6</w:t>
             </w:r>
-            <w:proofErr w:type="spellStart"/>
             <w:r>
               <w:rPr>
                 <w:rFonts w:cs="Times New Roman"/>
@@ -5921,7 +5398,6 @@
               </w:rPr>
               <w:t>VdbOFGQmFaOXxdrUxMZ</w:t>
             </w:r>
-            <w:proofErr w:type="spellEnd"/>
             <w:r>
               <w:rPr>
                 <w:rFonts w:cs="Times New Roman"/>
@@ -5930,7 +5406,6 @@
               </w:rPr>
               <w:t>2</w:t>
             </w:r>
-            <w:proofErr w:type="spellStart"/>
             <w:r>
               <w:rPr>
                 <w:rFonts w:cs="Times New Roman"/>
@@ -5940,7 +5415,6 @@
               </w:rPr>
               <w:t>sIbENc</w:t>
             </w:r>
-            <w:proofErr w:type="spellEnd"/>
             <w:r>
               <w:rPr>
                 <w:rFonts w:cs="Times New Roman"/>
@@ -5949,7 +5423,6 @@
               </w:rPr>
               <w:t>4</w:t>
             </w:r>
-            <w:proofErr w:type="spellStart"/>
             <w:r>
               <w:rPr>
                 <w:rFonts w:cs="Times New Roman"/>
@@ -5959,7 +5432,6 @@
               </w:rPr>
               <w:t>ImW</w:t>
             </w:r>
-            <w:proofErr w:type="spellEnd"/>
             <w:r>
               <w:rPr>
                 <w:rFonts w:cs="Times New Roman"/>
@@ -5968,7 +5440,6 @@
               </w:rPr>
               <w:t>6</w:t>
             </w:r>
-            <w:proofErr w:type="spellStart"/>
             <w:r>
               <w:rPr>
                 <w:rFonts w:cs="Times New Roman"/>
@@ -5978,7 +5449,6 @@
               </w:rPr>
               <w:t>uw</w:t>
             </w:r>
-            <w:proofErr w:type="spellEnd"/>
             <w:r>
               <w:rPr>
                 <w:rFonts w:cs="Times New Roman"/>
@@ -6021,7 +5491,6 @@
               </w:rPr>
               <w:t>6</w:t>
             </w:r>
-            <w:proofErr w:type="spellStart"/>
             <w:r>
               <w:rPr>
                 <w:rFonts w:cs="Times New Roman"/>
@@ -6031,7 +5500,6 @@
               </w:rPr>
               <w:t>lUykUi</w:t>
             </w:r>
-            <w:proofErr w:type="spellEnd"/>
             <w:r>
               <w:rPr>
                 <w:rFonts w:cs="Times New Roman"/>
@@ -6040,7 +5508,6 @@
               </w:rPr>
               <w:t>8</w:t>
             </w:r>
-            <w:proofErr w:type="spellStart"/>
             <w:r>
               <w:rPr>
                 <w:rFonts w:cs="Times New Roman"/>
@@ -6050,7 +5517,6 @@
               </w:rPr>
               <w:t>Idu</w:t>
             </w:r>
-            <w:proofErr w:type="spellEnd"/>
             <w:r>
               <w:rPr>
                 <w:rFonts w:cs="Times New Roman"/>
@@ -6059,7 +5525,6 @@
               </w:rPr>
               <w:t>4</w:t>
             </w:r>
-            <w:proofErr w:type="spellStart"/>
             <w:r>
               <w:rPr>
                 <w:rFonts w:cs="Times New Roman"/>
@@ -6069,7 +5534,6 @@
               </w:rPr>
               <w:t>nvFn</w:t>
             </w:r>
-            <w:proofErr w:type="spellEnd"/>
             <w:r>
               <w:rPr>
                 <w:rFonts w:cs="Times New Roman"/>
@@ -6078,7 +5542,6 @@
               </w:rPr>
               <w:t>/</w:t>
             </w:r>
-            <w:proofErr w:type="spellStart"/>
             <w:r>
               <w:rPr>
                 <w:rFonts w:cs="Times New Roman"/>
@@ -6088,7 +5551,6 @@
               </w:rPr>
               <w:t>mdvDsSxZ</w:t>
             </w:r>
-            <w:proofErr w:type="spellEnd"/>
             <w:r>
               <w:rPr>
                 <w:rFonts w:cs="Times New Roman"/>
@@ -6097,7 +5559,6 @@
               </w:rPr>
               <w:t>2</w:t>
             </w:r>
-            <w:proofErr w:type="spellStart"/>
             <w:r>
               <w:rPr>
                 <w:rFonts w:cs="Times New Roman"/>
@@ -6107,7 +5568,6 @@
               </w:rPr>
               <w:t>YSISdfddc</w:t>
             </w:r>
-            <w:proofErr w:type="spellEnd"/>
             <w:r>
               <w:rPr>
                 <w:rFonts w:cs="Times New Roman"/>
@@ -6116,7 +5576,6 @@
               </w:rPr>
               <w:t>3</w:t>
             </w:r>
-            <w:proofErr w:type="spellStart"/>
             <w:r>
               <w:rPr>
                 <w:rFonts w:cs="Times New Roman"/>
@@ -6126,7 +5585,6 @@
               </w:rPr>
               <w:t>NiNVhuGMWqNK</w:t>
             </w:r>
-            <w:proofErr w:type="spellEnd"/>
             <w:r>
               <w:rPr>
                 <w:rFonts w:cs="Times New Roman"/>
@@ -6135,7 +5593,6 @@
               </w:rPr>
               <w:t>5</w:t>
             </w:r>
-            <w:proofErr w:type="spellStart"/>
             <w:r>
               <w:rPr>
                 <w:rFonts w:cs="Times New Roman"/>
@@ -6145,7 +5602,6 @@
               </w:rPr>
               <w:t>JWf</w:t>
             </w:r>
-            <w:proofErr w:type="spellEnd"/>
             <w:r>
               <w:rPr>
                 <w:rFonts w:cs="Times New Roman"/>
@@ -6154,7 +5610,6 @@
               </w:rPr>
               <w:t>+</w:t>
             </w:r>
-            <w:proofErr w:type="spellStart"/>
             <w:r>
               <w:rPr>
                 <w:rFonts w:cs="Times New Roman"/>
@@ -6164,7 +5619,6 @@
               </w:rPr>
               <w:t>NSHhoZhUxCwcxU</w:t>
             </w:r>
-            <w:proofErr w:type="spellEnd"/>
             <w:r>
               <w:rPr>
                 <w:rFonts w:cs="Times New Roman"/>
@@ -6190,7 +5644,6 @@
               </w:rPr>
               <w:t>4</w:t>
             </w:r>
-            <w:proofErr w:type="spellStart"/>
             <w:r>
               <w:rPr>
                 <w:rFonts w:cs="Times New Roman"/>
@@ -6200,7 +5653,6 @@
               </w:rPr>
               <w:t>xhCP</w:t>
             </w:r>
-            <w:proofErr w:type="spellEnd"/>
             <w:r>
               <w:rPr>
                 <w:rFonts w:cs="Times New Roman"/>
@@ -6226,7 +5678,6 @@
               </w:rPr>
               <w:t>8</w:t>
             </w:r>
-            <w:proofErr w:type="spellStart"/>
             <w:r>
               <w:rPr>
                 <w:rFonts w:cs="Times New Roman"/>
@@ -6236,7 +5687,6 @@
               </w:rPr>
               <w:t>BBOGQOdFYFk</w:t>
             </w:r>
-            <w:proofErr w:type="spellEnd"/>
             <w:r>
               <w:rPr>
                 <w:rFonts w:cs="Times New Roman"/>
@@ -6245,7 +5695,6 @@
               </w:rPr>
               <w:t>66</w:t>
             </w:r>
-            <w:proofErr w:type="spellStart"/>
             <w:r>
               <w:rPr>
                 <w:rFonts w:cs="Times New Roman"/>
@@ -6255,7 +5704,6 @@
               </w:rPr>
               <w:t>btq</w:t>
             </w:r>
-            <w:proofErr w:type="spellEnd"/>
             <w:r>
               <w:rPr>
                 <w:rFonts w:cs="Times New Roman"/>
@@ -6264,7 +5712,6 @@
               </w:rPr>
               <w:t>0</w:t>
             </w:r>
-            <w:proofErr w:type="spellStart"/>
             <w:r>
               <w:rPr>
                 <w:rFonts w:cs="Times New Roman"/>
@@ -6274,7 +5721,6 @@
               </w:rPr>
               <w:t>fciZVVbdRlmWJKk</w:t>
             </w:r>
-            <w:proofErr w:type="spellEnd"/>
             <w:r>
               <w:rPr>
                 <w:rFonts w:cs="Times New Roman"/>
@@ -6300,7 +5746,6 @@
               </w:rPr>
               <w:t>8</w:t>
             </w:r>
-            <w:proofErr w:type="spellStart"/>
             <w:r>
               <w:rPr>
                 <w:rFonts w:cs="Times New Roman"/>
@@ -6310,7 +5755,6 @@
               </w:rPr>
               <w:t>rQcVJ</w:t>
             </w:r>
-            <w:proofErr w:type="spellEnd"/>
             <w:r>
               <w:rPr>
                 <w:rFonts w:cs="Times New Roman"/>
@@ -6319,7 +5763,6 @@
               </w:rPr>
               <w:t>4</w:t>
             </w:r>
-            <w:proofErr w:type="spellStart"/>
             <w:r>
               <w:rPr>
                 <w:rFonts w:cs="Times New Roman"/>
@@ -6329,7 +5772,6 @@
               </w:rPr>
               <w:t>Fx</w:t>
             </w:r>
-            <w:proofErr w:type="spellEnd"/>
             <w:r>
               <w:rPr>
                 <w:rFonts w:cs="Times New Roman"/>
@@ -6338,7 +5780,6 @@
               </w:rPr>
               <w:t>5</w:t>
             </w:r>
-            <w:proofErr w:type="spellStart"/>
             <w:r>
               <w:rPr>
                 <w:rFonts w:cs="Times New Roman"/>
@@ -6348,7 +5789,6 @@
               </w:rPr>
               <w:t>rZFnOsMjMp</w:t>
             </w:r>
-            <w:proofErr w:type="spellEnd"/>
             <w:r>
               <w:rPr>
                 <w:rFonts w:cs="Times New Roman"/>
@@ -6357,7 +5797,6 @@
               </w:rPr>
               <w:t>1</w:t>
             </w:r>
-            <w:proofErr w:type="spellStart"/>
             <w:r>
               <w:rPr>
                 <w:rFonts w:cs="Times New Roman"/>
@@ -6367,7 +5806,6 @@
               </w:rPr>
               <w:t>ebecz</w:t>
             </w:r>
-            <w:proofErr w:type="spellEnd"/>
             <w:r>
               <w:rPr>
                 <w:rFonts w:cs="Times New Roman"/>
@@ -6376,7 +5814,6 @@
               </w:rPr>
               <w:t>1</w:t>
             </w:r>
-            <w:proofErr w:type="spellStart"/>
             <w:r>
               <w:rPr>
                 <w:rFonts w:cs="Times New Roman"/>
@@ -6386,7 +5823,6 @@
               </w:rPr>
               <w:t>PJmSw</w:t>
             </w:r>
-            <w:proofErr w:type="spellEnd"/>
             <w:r>
               <w:rPr>
                 <w:rFonts w:cs="Times New Roman"/>
@@ -6412,7 +5848,6 @@
               </w:rPr>
               <w:t>+</w:t>
             </w:r>
-            <w:proofErr w:type="spellStart"/>
             <w:r>
               <w:rPr>
                 <w:rFonts w:cs="Times New Roman"/>
@@ -6422,7 +5857,6 @@
               </w:rPr>
               <w:t>iV</w:t>
             </w:r>
-            <w:proofErr w:type="spellEnd"/>
             <w:r>
               <w:rPr>
                 <w:rFonts w:cs="Times New Roman"/>
@@ -6431,7 +5865,6 @@
               </w:rPr>
               <w:t>0</w:t>
             </w:r>
-            <w:proofErr w:type="spellStart"/>
             <w:r>
               <w:rPr>
                 <w:rFonts w:cs="Times New Roman"/>
@@ -6441,7 +5874,6 @@
               </w:rPr>
               <w:t>dxOkooT</w:t>
             </w:r>
-            <w:proofErr w:type="spellEnd"/>
             <w:r>
               <w:rPr>
                 <w:rFonts w:cs="Times New Roman"/>
@@ -6450,7 +5882,6 @@
               </w:rPr>
               <w:t>8</w:t>
             </w:r>
-            <w:proofErr w:type="spellStart"/>
             <w:r>
               <w:rPr>
                 <w:rFonts w:cs="Times New Roman"/>
@@ -6460,7 +5891,6 @@
               </w:rPr>
               <w:t>rxjYsYnfCMegVXAYeCwr</w:t>
             </w:r>
-            <w:proofErr w:type="spellEnd"/>
             <w:r>
               <w:rPr>
                 <w:rFonts w:cs="Times New Roman"/>
@@ -6469,7 +5899,6 @@
               </w:rPr>
               <w:t>/</w:t>
             </w:r>
-            <w:proofErr w:type="spellStart"/>
             <w:r>
               <w:rPr>
                 <w:rFonts w:cs="Times New Roman"/>
@@ -6479,7 +5908,6 @@
               </w:rPr>
               <w:t>tQVtU</w:t>
             </w:r>
-            <w:proofErr w:type="spellEnd"/>
             <w:r>
               <w:rPr>
                 <w:rFonts w:cs="Times New Roman"/>
@@ -6488,7 +5916,6 @@
               </w:rPr>
               <w:t>3</w:t>
             </w:r>
-            <w:proofErr w:type="spellStart"/>
             <w:r>
               <w:rPr>
                 <w:rFonts w:cs="Times New Roman"/>
@@ -6498,7 +5925,6 @@
               </w:rPr>
               <w:t>XHZrWiaNIMWaoisCR</w:t>
             </w:r>
-            <w:proofErr w:type="spellEnd"/>
             <w:r>
               <w:rPr>
                 <w:rFonts w:cs="Times New Roman"/>
@@ -6507,7 +5933,6 @@
               </w:rPr>
               <w:t>5</w:t>
             </w:r>
-            <w:proofErr w:type="spellStart"/>
             <w:r>
               <w:rPr>
                 <w:rFonts w:cs="Times New Roman"/>
@@ -6517,7 +5942,6 @@
               </w:rPr>
               <w:t>xzktN</w:t>
             </w:r>
-            <w:proofErr w:type="spellEnd"/>
             <w:r>
               <w:rPr>
                 <w:rFonts w:cs="Times New Roman"/>
@@ -6526,7 +5950,6 @@
               </w:rPr>
               <w:t>9</w:t>
             </w:r>
-            <w:proofErr w:type="spellStart"/>
             <w:r>
               <w:rPr>
                 <w:rFonts w:cs="Times New Roman"/>
@@ -6536,7 +5959,6 @@
               </w:rPr>
               <w:t>tgelD</w:t>
             </w:r>
-            <w:proofErr w:type="spellEnd"/>
             <w:r>
               <w:rPr>
                 <w:rFonts w:cs="Times New Roman"/>
@@ -6596,7 +6018,6 @@
               </w:rPr>
               <w:t>3</w:t>
             </w:r>
-            <w:proofErr w:type="spellStart"/>
             <w:r>
               <w:rPr>
                 <w:rFonts w:cs="Times New Roman"/>
@@ -6606,7 +6027,6 @@
               </w:rPr>
               <w:t>xNOxwACzi</w:t>
             </w:r>
-            <w:proofErr w:type="spellEnd"/>
             <w:r>
               <w:rPr>
                 <w:rFonts w:cs="Times New Roman"/>
@@ -6615,7 +6035,6 @@
               </w:rPr>
               <w:t>5</w:t>
             </w:r>
-            <w:proofErr w:type="spellStart"/>
             <w:r>
               <w:rPr>
                 <w:rFonts w:cs="Times New Roman"/>
@@ -6625,7 +6044,6 @@
               </w:rPr>
               <w:t>WknogV</w:t>
             </w:r>
-            <w:proofErr w:type="spellEnd"/>
             <w:r>
               <w:rPr>
                 <w:rFonts w:cs="Times New Roman"/>
@@ -6641,7 +6059,2725 @@
                 <w:szCs w:val="20"/>
                 <w:lang w:val="en-US"/>
               </w:rPr>
-              <w:t>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</w:t>
+              <w:t>wAxVvIxy</w:t>
+            </w:r>
+            <w:r>
+              <w:rPr>
+                <w:rFonts w:cs="Times New Roman"/>
+                <w:sz w:val="20"/>
+                <w:szCs w:val="20"/>
+                <w:lang w:val="en-US"/>
+              </w:rPr>
+              <w:t>/</w:t>
+            </w:r>
+            <w:r>
+              <w:rPr>
+                <w:rFonts w:cs="Times New Roman"/>
+                <w:sz w:val="20"/>
+                <w:szCs w:val="20"/>
+                <w:lang w:val="en-US"/>
+              </w:rPr>
+              <w:t>yJ</w:t>
+            </w:r>
+            <w:r>
+              <w:rPr>
+                <w:rFonts w:cs="Times New Roman"/>
+                <w:sz w:val="20"/>
+                <w:szCs w:val="20"/>
+                <w:lang w:val="en-US"/>
+              </w:rPr>
+              <w:t>8</w:t>
+            </w:r>
+            <w:r>
+              <w:rPr>
+                <w:rFonts w:cs="Times New Roman"/>
+                <w:sz w:val="20"/>
+                <w:szCs w:val="20"/>
+                <w:lang w:val="en-US"/>
+              </w:rPr>
+              <w:t>TVUCMl</w:t>
+            </w:r>
+            <w:r>
+              <w:rPr>
+                <w:rFonts w:cs="Times New Roman"/>
+                <w:sz w:val="20"/>
+                <w:szCs w:val="20"/>
+                <w:lang w:val="en-US"/>
+              </w:rPr>
+              <w:t>6</w:t>
+            </w:r>
+            <w:r>
+              <w:rPr>
+                <w:rFonts w:cs="Times New Roman"/>
+                <w:sz w:val="20"/>
+                <w:szCs w:val="20"/>
+                <w:lang w:val="en-US"/>
+              </w:rPr>
+              <w:t>GBtAwAyGfCjN</w:t>
+            </w:r>
+            <w:r>
+              <w:rPr>
+                <w:rFonts w:cs="Times New Roman"/>
+                <w:sz w:val="20"/>
+                <w:szCs w:val="20"/>
+                <w:lang w:val="en-US"/>
+              </w:rPr>
+              <w:t>3</w:t>
+            </w:r>
+            <w:r>
+              <w:rPr>
+                <w:rFonts w:cs="Times New Roman"/>
+                <w:sz w:val="20"/>
+                <w:szCs w:val="20"/>
+                <w:lang w:val="en-US"/>
+              </w:rPr>
+              <w:t>JN</w:t>
+            </w:r>
+            <w:r>
+              <w:rPr>
+                <w:rFonts w:cs="Times New Roman"/>
+                <w:sz w:val="20"/>
+                <w:szCs w:val="20"/>
+                <w:lang w:val="en-US"/>
+              </w:rPr>
+              <w:t>6</w:t>
+            </w:r>
+            <w:r>
+              <w:rPr>
+                <w:rFonts w:cs="Times New Roman"/>
+                <w:sz w:val="20"/>
+                <w:szCs w:val="20"/>
+                <w:lang w:val="en-US"/>
+              </w:rPr>
+              <w:t>MstryxMdKDcTjzETiaJesohzytdHYHAUaPNi</w:t>
+            </w:r>
+            <w:r>
+              <w:rPr>
+                <w:rFonts w:cs="Times New Roman"/>
+                <w:sz w:val="20"/>
+                <w:szCs w:val="20"/>
+                <w:lang w:val="en-US"/>
+              </w:rPr>
+              <w:t>40</w:t>
+            </w:r>
+            <w:r>
+              <w:rPr>
+                <w:rFonts w:cs="Times New Roman"/>
+                <w:sz w:val="20"/>
+                <w:szCs w:val="20"/>
+                <w:lang w:val="en-US"/>
+              </w:rPr>
+              <w:t>iKUcrBubUBQHwNZjtTTxBXjpONz</w:t>
+            </w:r>
+            <w:r>
+              <w:rPr>
+                <w:rFonts w:cs="Times New Roman"/>
+                <w:sz w:val="20"/>
+                <w:szCs w:val="20"/>
+                <w:lang w:val="en-US"/>
+              </w:rPr>
+              <w:t>5</w:t>
+            </w:r>
+            <w:r>
+              <w:rPr>
+                <w:rFonts w:cs="Times New Roman"/>
+                <w:sz w:val="20"/>
+                <w:szCs w:val="20"/>
+                <w:lang w:val="en-US"/>
+              </w:rPr>
+              <w:t>iIRbQZQseAQ</w:t>
+            </w:r>
+            <w:r>
+              <w:rPr>
+                <w:rFonts w:cs="Times New Roman"/>
+                <w:sz w:val="20"/>
+                <w:szCs w:val="20"/>
+                <w:lang w:val="en-US"/>
+              </w:rPr>
+              <w:t>1</w:t>
+            </w:r>
+            <w:r>
+              <w:rPr>
+                <w:rFonts w:cs="Times New Roman"/>
+                <w:sz w:val="20"/>
+                <w:szCs w:val="20"/>
+                <w:lang w:val="en-US"/>
+              </w:rPr>
+              <w:t>sDYhM</w:t>
+            </w:r>
+            <w:r>
+              <w:rPr>
+                <w:rFonts w:cs="Times New Roman"/>
+                <w:sz w:val="20"/>
+                <w:szCs w:val="20"/>
+                <w:lang w:val="en-US"/>
+              </w:rPr>
+              <w:t>8</w:t>
+            </w:r>
+            <w:r>
+              <w:rPr>
+                <w:rFonts w:cs="Times New Roman"/>
+                <w:sz w:val="20"/>
+                <w:szCs w:val="20"/>
+                <w:lang w:val="en-US"/>
+              </w:rPr>
+              <w:t>FlNj</w:t>
+            </w:r>
+            <w:r>
+              <w:rPr>
+                <w:rFonts w:cs="Times New Roman"/>
+                <w:sz w:val="20"/>
+                <w:szCs w:val="20"/>
+                <w:lang w:val="en-US"/>
+              </w:rPr>
+              <w:t>5</w:t>
+            </w:r>
+            <w:r>
+              <w:rPr>
+                <w:rFonts w:cs="Times New Roman"/>
+                <w:sz w:val="20"/>
+                <w:szCs w:val="20"/>
+                <w:lang w:val="en-US"/>
+              </w:rPr>
+              <w:t>RjHbPBfiQBthUR</w:t>
+            </w:r>
+            <w:r>
+              <w:rPr>
+                <w:rFonts w:cs="Times New Roman"/>
+                <w:sz w:val="20"/>
+                <w:szCs w:val="20"/>
+                <w:lang w:val="en-US"/>
+              </w:rPr>
+              <w:t>3</w:t>
+            </w:r>
+            <w:r>
+              <w:rPr>
+                <w:rFonts w:cs="Times New Roman"/>
+                <w:sz w:val="20"/>
+                <w:szCs w:val="20"/>
+                <w:lang w:val="en-US"/>
+              </w:rPr>
+              <w:t>XPhlTMkzS</w:t>
+            </w:r>
+            <w:r>
+              <w:rPr>
+                <w:rFonts w:cs="Times New Roman"/>
+                <w:sz w:val="20"/>
+                <w:szCs w:val="20"/>
+                <w:lang w:val="en-US"/>
+              </w:rPr>
+              <w:t>8</w:t>
+            </w:r>
+            <w:r>
+              <w:rPr>
+                <w:rFonts w:cs="Times New Roman"/>
+                <w:sz w:val="20"/>
+                <w:szCs w:val="20"/>
+                <w:lang w:val="en-US"/>
+              </w:rPr>
+              <w:t>leQugoWJeZiTux</w:t>
+            </w:r>
+            <w:r>
+              <w:rPr>
+                <w:rFonts w:cs="Times New Roman"/>
+                <w:sz w:val="20"/>
+                <w:szCs w:val="20"/>
+                <w:lang w:val="en-US"/>
+              </w:rPr>
+              <w:t>98</w:t>
+            </w:r>
+            <w:r>
+              <w:rPr>
+                <w:rFonts w:cs="Times New Roman"/>
+                <w:sz w:val="20"/>
+                <w:szCs w:val="20"/>
+                <w:lang w:val="en-US"/>
+              </w:rPr>
+              <w:t>NEFvFFqAOlXXohDSmeQLkvImVKnZISjdGVXOaWJFJzM</w:t>
+            </w:r>
+            <w:r>
+              <w:rPr>
+                <w:rFonts w:cs="Times New Roman"/>
+                <w:sz w:val="20"/>
+                <w:szCs w:val="20"/>
+                <w:lang w:val="en-US"/>
+              </w:rPr>
+              <w:t>8</w:t>
+            </w:r>
+            <w:r>
+              <w:rPr>
+                <w:rFonts w:cs="Times New Roman"/>
+                <w:sz w:val="20"/>
+                <w:szCs w:val="20"/>
+                <w:lang w:val="en-US"/>
+              </w:rPr>
+              <w:t>J</w:t>
+            </w:r>
+            <w:r>
+              <w:rPr>
+                <w:rFonts w:cs="Times New Roman"/>
+                <w:sz w:val="20"/>
+                <w:szCs w:val="20"/>
+                <w:lang w:val="en-US"/>
+              </w:rPr>
+              <w:t>7</w:t>
+            </w:r>
+            <w:r>
+              <w:rPr>
+                <w:rFonts w:cs="Times New Roman"/>
+                <w:sz w:val="20"/>
+                <w:szCs w:val="20"/>
+                <w:lang w:val="en-US"/>
+              </w:rPr>
+              <w:t>MYrLYilHXJGvuFmzu</w:t>
+            </w:r>
+            <w:r>
+              <w:rPr>
+                <w:rFonts w:cs="Times New Roman"/>
+                <w:sz w:val="20"/>
+                <w:szCs w:val="20"/>
+                <w:lang w:val="en-US"/>
+              </w:rPr>
+              <w:t>8</w:t>
+            </w:r>
+            <w:r>
+              <w:rPr>
+                <w:rFonts w:cs="Times New Roman"/>
+                <w:sz w:val="20"/>
+                <w:szCs w:val="20"/>
+                <w:lang w:val="en-US"/>
+              </w:rPr>
+              <w:t>Sgy</w:t>
+            </w:r>
+            <w:r>
+              <w:rPr>
+                <w:rFonts w:cs="Times New Roman"/>
+                <w:sz w:val="20"/>
+                <w:szCs w:val="20"/>
+                <w:lang w:val="en-US"/>
+              </w:rPr>
+              <w:t>6</w:t>
+            </w:r>
+            <w:r>
+              <w:rPr>
+                <w:rFonts w:cs="Times New Roman"/>
+                <w:sz w:val="20"/>
+                <w:szCs w:val="20"/>
+                <w:lang w:val="en-US"/>
+              </w:rPr>
+              <w:t>VMgJbBjkoQssKsV</w:t>
+            </w:r>
+            <w:r>
+              <w:rPr>
+                <w:rFonts w:cs="Times New Roman"/>
+                <w:sz w:val="20"/>
+                <w:szCs w:val="20"/>
+                <w:lang w:val="en-US"/>
+              </w:rPr>
+              <w:t>/</w:t>
+            </w:r>
+            <w:r>
+              <w:rPr>
+                <w:rFonts w:cs="Times New Roman"/>
+                <w:sz w:val="20"/>
+                <w:szCs w:val="20"/>
+                <w:lang w:val="en-US"/>
+              </w:rPr>
+              <w:t>tUTohPDFa</w:t>
+            </w:r>
+            <w:r>
+              <w:rPr>
+                <w:rFonts w:cs="Times New Roman"/>
+                <w:sz w:val="20"/>
+                <w:szCs w:val="20"/>
+                <w:lang w:val="en-US"/>
+              </w:rPr>
+              <w:t>7</w:t>
+            </w:r>
+            <w:r>
+              <w:rPr>
+                <w:rFonts w:cs="Times New Roman"/>
+                <w:sz w:val="20"/>
+                <w:szCs w:val="20"/>
+                <w:lang w:val="en-US"/>
+              </w:rPr>
+              <w:t>C</w:t>
+            </w:r>
+            <w:r>
+              <w:rPr>
+                <w:rFonts w:cs="Times New Roman"/>
+                <w:sz w:val="20"/>
+                <w:szCs w:val="20"/>
+                <w:lang w:val="en-US"/>
+              </w:rPr>
+              <w:t>1</w:t>
+            </w:r>
+            <w:r>
+              <w:rPr>
+                <w:rFonts w:cs="Times New Roman"/>
+                <w:sz w:val="20"/>
+                <w:szCs w:val="20"/>
+                <w:lang w:val="en-US"/>
+              </w:rPr>
+              <w:t>u</w:t>
+            </w:r>
+            <w:r>
+              <w:rPr>
+                <w:rFonts w:cs="Times New Roman"/>
+                <w:sz w:val="20"/>
+                <w:szCs w:val="20"/>
+                <w:lang w:val="en-US"/>
+              </w:rPr>
+              <w:t>0</w:t>
+            </w:r>
+            <w:r>
+              <w:rPr>
+                <w:rFonts w:cs="Times New Roman"/>
+                <w:sz w:val="20"/>
+                <w:szCs w:val="20"/>
+                <w:lang w:val="en-US"/>
+              </w:rPr>
+              <w:t>UABwXLwlKDZNRMeNeBIQN</w:t>
+            </w:r>
+            <w:r>
+              <w:rPr>
+                <w:rFonts w:cs="Times New Roman"/>
+                <w:sz w:val="20"/>
+                <w:szCs w:val="20"/>
+                <w:lang w:val="en-US"/>
+              </w:rPr>
+              <w:t>1</w:t>
+            </w:r>
+            <w:r>
+              <w:rPr>
+                <w:rFonts w:cs="Times New Roman"/>
+                <w:sz w:val="20"/>
+                <w:szCs w:val="20"/>
+                <w:lang w:val="en-US"/>
+              </w:rPr>
+              <w:t>qlZmoDx</w:t>
+            </w:r>
+            <w:r>
+              <w:rPr>
+                <w:rFonts w:cs="Times New Roman"/>
+                <w:sz w:val="20"/>
+                <w:szCs w:val="20"/>
+                <w:lang w:val="en-US"/>
+              </w:rPr>
+              <w:t>3</w:t>
+            </w:r>
+            <w:r>
+              <w:rPr>
+                <w:rFonts w:cs="Times New Roman"/>
+                <w:sz w:val="20"/>
+                <w:szCs w:val="20"/>
+                <w:lang w:val="en-US"/>
+              </w:rPr>
+              <w:t>Y</w:t>
+            </w:r>
+            <w:r>
+              <w:rPr>
+                <w:rFonts w:cs="Times New Roman"/>
+                <w:sz w:val="20"/>
+                <w:szCs w:val="20"/>
+                <w:lang w:val="en-US"/>
+              </w:rPr>
+              <w:t>/</w:t>
+            </w:r>
+            <w:r>
+              <w:rPr>
+                <w:rFonts w:cs="Times New Roman"/>
+                <w:sz w:val="20"/>
+                <w:szCs w:val="20"/>
+                <w:lang w:val="en-US"/>
+              </w:rPr>
+              <w:t>DtONH</w:t>
+            </w:r>
+            <w:r>
+              <w:rPr>
+                <w:rFonts w:cs="Times New Roman"/>
+                <w:sz w:val="20"/>
+                <w:szCs w:val="20"/>
+                <w:lang w:val="en-US"/>
+              </w:rPr>
+              <w:t>4</w:t>
+            </w:r>
+            <w:r>
+              <w:rPr>
+                <w:rFonts w:cs="Times New Roman"/>
+                <w:sz w:val="20"/>
+                <w:szCs w:val="20"/>
+                <w:lang w:val="en-US"/>
+              </w:rPr>
+              <w:t>xxslSKphEkLqqvCmIMqTamvSMNKnfNoxtQ</w:t>
+            </w:r>
+            <w:r>
+              <w:rPr>
+                <w:rFonts w:cs="Times New Roman"/>
+                <w:sz w:val="20"/>
+                <w:szCs w:val="20"/>
+                <w:lang w:val="en-US"/>
+              </w:rPr>
+              <w:t>64</w:t>
+            </w:r>
+            <w:r>
+              <w:rPr>
+                <w:rFonts w:cs="Times New Roman"/>
+                <w:sz w:val="20"/>
+                <w:szCs w:val="20"/>
+                <w:lang w:val="en-US"/>
+              </w:rPr>
+              <w:t>wDWpNqJJq</w:t>
+            </w:r>
+            <w:r>
+              <w:rPr>
+                <w:rFonts w:cs="Times New Roman"/>
+                <w:sz w:val="20"/>
+                <w:szCs w:val="20"/>
+                <w:lang w:val="en-US"/>
+              </w:rPr>
+              <w:t>73</w:t>
+            </w:r>
+            <w:r>
+              <w:rPr>
+                <w:rFonts w:cs="Times New Roman"/>
+                <w:sz w:val="20"/>
+                <w:szCs w:val="20"/>
+                <w:lang w:val="en-US"/>
+              </w:rPr>
+              <w:t>outjQtLe</w:t>
+            </w:r>
+            <w:r>
+              <w:rPr>
+                <w:rFonts w:cs="Times New Roman"/>
+                <w:sz w:val="20"/>
+                <w:szCs w:val="20"/>
+                <w:lang w:val="en-US"/>
+              </w:rPr>
+              <w:t>1</w:t>
+            </w:r>
+            <w:r>
+              <w:rPr>
+                <w:rFonts w:cs="Times New Roman"/>
+                <w:sz w:val="20"/>
+                <w:szCs w:val="20"/>
+                <w:lang w:val="en-US"/>
+              </w:rPr>
+              <w:t>iyiIt</w:t>
+            </w:r>
+            <w:r>
+              <w:rPr>
+                <w:rFonts w:cs="Times New Roman"/>
+                <w:sz w:val="20"/>
+                <w:szCs w:val="20"/>
+                <w:lang w:val="en-US"/>
+              </w:rPr>
+              <w:t>6</w:t>
+            </w:r>
+            <w:r>
+              <w:rPr>
+                <w:rFonts w:cs="Times New Roman"/>
+                <w:sz w:val="20"/>
+                <w:szCs w:val="20"/>
+                <w:lang w:val="en-US"/>
+              </w:rPr>
+              <w:t>PbwulvwYJgNZV</w:t>
+            </w:r>
+            <w:r>
+              <w:rPr>
+                <w:rFonts w:cs="Times New Roman"/>
+                <w:sz w:val="20"/>
+                <w:szCs w:val="20"/>
+                <w:lang w:val="en-US"/>
+              </w:rPr>
+              <w:t>7</w:t>
+            </w:r>
+            <w:r>
+              <w:rPr>
+                <w:rFonts w:cs="Times New Roman"/>
+                <w:sz w:val="20"/>
+                <w:szCs w:val="20"/>
+                <w:lang w:val="en-US"/>
+              </w:rPr>
+              <w:t>GMQ</w:t>
+            </w:r>
+            <w:r>
+              <w:rPr>
+                <w:rFonts w:cs="Times New Roman"/>
+                <w:sz w:val="20"/>
+                <w:szCs w:val="20"/>
+                <w:lang w:val="en-US"/>
+              </w:rPr>
+              <w:t>6</w:t>
+            </w:r>
+            <w:r>
+              <w:rPr>
+                <w:rFonts w:cs="Times New Roman"/>
+                <w:sz w:val="20"/>
+                <w:szCs w:val="20"/>
+                <w:lang w:val="en-US"/>
+              </w:rPr>
+              <w:t>GTVqNcs</w:t>
+            </w:r>
+            <w:r>
+              <w:rPr>
+                <w:rFonts w:cs="Times New Roman"/>
+                <w:sz w:val="20"/>
+                <w:szCs w:val="20"/>
+                <w:lang w:val="en-US"/>
+              </w:rPr>
+              <w:t>6</w:t>
+            </w:r>
+            <w:r>
+              <w:rPr>
+                <w:rFonts w:cs="Times New Roman"/>
+                <w:sz w:val="20"/>
+                <w:szCs w:val="20"/>
+                <w:lang w:val="en-US"/>
+              </w:rPr>
+              <w:t>Ed</w:t>
+            </w:r>
+            <w:r>
+              <w:rPr>
+                <w:rFonts w:cs="Times New Roman"/>
+                <w:sz w:val="20"/>
+                <w:szCs w:val="20"/>
+                <w:lang w:val="en-US"/>
+              </w:rPr>
+              <w:t>7</w:t>
+            </w:r>
+            <w:r>
+              <w:rPr>
+                <w:rFonts w:cs="Times New Roman"/>
+                <w:sz w:val="20"/>
+                <w:szCs w:val="20"/>
+                <w:lang w:val="en-US"/>
+              </w:rPr>
+              <w:t>wa</w:t>
+            </w:r>
+            <w:r>
+              <w:rPr>
+                <w:rFonts w:cs="Times New Roman"/>
+                <w:sz w:val="20"/>
+                <w:szCs w:val="20"/>
+                <w:lang w:val="en-US"/>
+              </w:rPr>
+              <w:t>32</w:t>
+            </w:r>
+            <w:r>
+              <w:rPr>
+                <w:rFonts w:cs="Times New Roman"/>
+                <w:sz w:val="20"/>
+                <w:szCs w:val="20"/>
+                <w:lang w:val="en-US"/>
+              </w:rPr>
+              <w:t>ykmvwHBG</w:t>
+            </w:r>
+            <w:r>
+              <w:rPr>
+                <w:rFonts w:cs="Times New Roman"/>
+                <w:sz w:val="20"/>
+                <w:szCs w:val="20"/>
+                <w:lang w:val="en-US"/>
+              </w:rPr>
+              <w:t>8</w:t>
+            </w:r>
+            <w:r>
+              <w:rPr>
+                <w:rFonts w:cs="Times New Roman"/>
+                <w:sz w:val="20"/>
+                <w:szCs w:val="20"/>
+                <w:lang w:val="en-US"/>
+              </w:rPr>
+              <w:t>ERA</w:t>
+            </w:r>
+            <w:r>
+              <w:rPr>
+                <w:rFonts w:cs="Times New Roman"/>
+                <w:sz w:val="20"/>
+                <w:szCs w:val="20"/>
+                <w:lang w:val="en-US"/>
+              </w:rPr>
+              <w:t>+</w:t>
+            </w:r>
+            <w:r>
+              <w:rPr>
+                <w:rFonts w:cs="Times New Roman"/>
+                <w:sz w:val="20"/>
+                <w:szCs w:val="20"/>
+                <w:lang w:val="en-US"/>
+              </w:rPr>
+              <w:t>ZuoLMlFQhNiKox</w:t>
+            </w:r>
+            <w:r>
+              <w:rPr>
+                <w:rFonts w:cs="Times New Roman"/>
+                <w:sz w:val="20"/>
+                <w:szCs w:val="20"/>
+                <w:lang w:val="en-US"/>
+              </w:rPr>
+              <w:t>6</w:t>
+            </w:r>
+            <w:r>
+              <w:rPr>
+                <w:rFonts w:cs="Times New Roman"/>
+                <w:sz w:val="20"/>
+                <w:szCs w:val="20"/>
+                <w:lang w:val="en-US"/>
+              </w:rPr>
+              <w:t>GNxefBuSXRR</w:t>
+            </w:r>
+            <w:r>
+              <w:rPr>
+                <w:rFonts w:cs="Times New Roman"/>
+                <w:sz w:val="20"/>
+                <w:szCs w:val="20"/>
+                <w:lang w:val="en-US"/>
+              </w:rPr>
+              <w:t>8</w:t>
+            </w:r>
+            <w:r>
+              <w:rPr>
+                <w:rFonts w:cs="Times New Roman"/>
+                <w:sz w:val="20"/>
+                <w:szCs w:val="20"/>
+                <w:lang w:val="en-US"/>
+              </w:rPr>
+              <w:t>IBRChLAjYKP</w:t>
+            </w:r>
+            <w:r>
+              <w:rPr>
+                <w:rFonts w:cs="Times New Roman"/>
+                <w:sz w:val="20"/>
+                <w:szCs w:val="20"/>
+                <w:lang w:val="en-US"/>
+              </w:rPr>
+              <w:t>5</w:t>
+            </w:r>
+            <w:r>
+              <w:rPr>
+                <w:rFonts w:cs="Times New Roman"/>
+                <w:sz w:val="20"/>
+                <w:szCs w:val="20"/>
+                <w:lang w:val="en-US"/>
+              </w:rPr>
+              <w:t>fgSxwyzY</w:t>
+            </w:r>
+            <w:r>
+              <w:rPr>
+                <w:rFonts w:cs="Times New Roman"/>
+                <w:sz w:val="20"/>
+                <w:szCs w:val="20"/>
+                <w:lang w:val="en-US"/>
+              </w:rPr>
+              <w:t>+</w:t>
+            </w:r>
+            <w:r>
+              <w:rPr>
+                <w:rFonts w:cs="Times New Roman"/>
+                <w:sz w:val="20"/>
+                <w:szCs w:val="20"/>
+                <w:lang w:val="en-US"/>
+              </w:rPr>
+              <w:t>nOrgdMR</w:t>
+            </w:r>
+            <w:r>
+              <w:rPr>
+                <w:rFonts w:cs="Times New Roman"/>
+                <w:sz w:val="20"/>
+                <w:szCs w:val="20"/>
+                <w:lang w:val="en-US"/>
+              </w:rPr>
+              <w:t>4</w:t>
+            </w:r>
+            <w:r>
+              <w:rPr>
+                <w:rFonts w:cs="Times New Roman"/>
+                <w:sz w:val="20"/>
+                <w:szCs w:val="20"/>
+                <w:lang w:val="en-US"/>
+              </w:rPr>
+              <w:t>u</w:t>
+            </w:r>
+            <w:r>
+              <w:rPr>
+                <w:rFonts w:cs="Times New Roman"/>
+                <w:sz w:val="20"/>
+                <w:szCs w:val="20"/>
+                <w:lang w:val="en-US"/>
+              </w:rPr>
+              <w:t>2</w:t>
+            </w:r>
+            <w:r>
+              <w:rPr>
+                <w:rFonts w:cs="Times New Roman"/>
+                <w:sz w:val="20"/>
+                <w:szCs w:val="20"/>
+                <w:lang w:val="en-US"/>
+              </w:rPr>
+              <w:t>ndAytLY</w:t>
+            </w:r>
+            <w:r>
+              <w:rPr>
+                <w:rFonts w:cs="Times New Roman"/>
+                <w:sz w:val="20"/>
+                <w:szCs w:val="20"/>
+                <w:lang w:val="en-US"/>
+              </w:rPr>
+              <w:t>+</w:t>
+            </w:r>
+            <w:r>
+              <w:rPr>
+                <w:rFonts w:cs="Times New Roman"/>
+                <w:sz w:val="20"/>
+                <w:szCs w:val="20"/>
+                <w:lang w:val="en-US"/>
+              </w:rPr>
+              <w:t>Y</w:t>
+            </w:r>
+            <w:r>
+              <w:rPr>
+                <w:rFonts w:cs="Times New Roman"/>
+                <w:sz w:val="20"/>
+                <w:szCs w:val="20"/>
+                <w:lang w:val="en-US"/>
+              </w:rPr>
+              <w:t>4</w:t>
+            </w:r>
+            <w:r>
+              <w:rPr>
+                <w:rFonts w:cs="Times New Roman"/>
+                <w:sz w:val="20"/>
+                <w:szCs w:val="20"/>
+                <w:lang w:val="en-US"/>
+              </w:rPr>
+              <w:t>FuFpMiJFypcAYAOIcQIUEArJGeQylfHqusU</w:t>
+            </w:r>
+            <w:r>
+              <w:rPr>
+                <w:rFonts w:cs="Times New Roman"/>
+                <w:sz w:val="20"/>
+                <w:szCs w:val="20"/>
+                <w:lang w:val="en-US"/>
+              </w:rPr>
+              <w:t>6</w:t>
+            </w:r>
+            <w:r>
+              <w:rPr>
+                <w:rFonts w:cs="Times New Roman"/>
+                <w:sz w:val="20"/>
+                <w:szCs w:val="20"/>
+                <w:lang w:val="en-US"/>
+              </w:rPr>
+              <w:t>JkZoBpjvKr</w:t>
+            </w:r>
+            <w:r>
+              <w:rPr>
+                <w:rFonts w:cs="Times New Roman"/>
+                <w:sz w:val="20"/>
+                <w:szCs w:val="20"/>
+                <w:lang w:val="en-US"/>
+              </w:rPr>
+              <w:t>4</w:t>
+            </w:r>
+            <w:r>
+              <w:rPr>
+                <w:rFonts w:cs="Times New Roman"/>
+                <w:sz w:val="20"/>
+                <w:szCs w:val="20"/>
+                <w:lang w:val="en-US"/>
+              </w:rPr>
+              <w:t>Bcob</w:t>
+            </w:r>
+            <w:r>
+              <w:rPr>
+                <w:rFonts w:cs="Times New Roman"/>
+                <w:sz w:val="20"/>
+                <w:szCs w:val="20"/>
+                <w:lang w:val="en-US"/>
+              </w:rPr>
+              <w:t>2</w:t>
+            </w:r>
+            <w:r>
+              <w:rPr>
+                <w:rFonts w:cs="Times New Roman"/>
+                <w:sz w:val="20"/>
+                <w:szCs w:val="20"/>
+                <w:lang w:val="en-US"/>
+              </w:rPr>
+              <w:t>KiJTm</w:t>
+            </w:r>
+            <w:r>
+              <w:rPr>
+                <w:rFonts w:cs="Times New Roman"/>
+                <w:sz w:val="20"/>
+                <w:szCs w:val="20"/>
+                <w:lang w:val="en-US"/>
+              </w:rPr>
+              <w:t>7+</w:t>
+            </w:r>
+            <w:r>
+              <w:rPr>
+                <w:rFonts w:cs="Times New Roman"/>
+                <w:sz w:val="20"/>
+                <w:szCs w:val="20"/>
+                <w:lang w:val="en-US"/>
+              </w:rPr>
+              <w:t>fxhrlkBn</w:t>
+            </w:r>
+            <w:r>
+              <w:rPr>
+                <w:rFonts w:cs="Times New Roman"/>
+                <w:sz w:val="20"/>
+                <w:szCs w:val="20"/>
+                <w:lang w:val="en-US"/>
+              </w:rPr>
+              <w:t>6</w:t>
+            </w:r>
+            <w:r>
+              <w:rPr>
+                <w:rFonts w:cs="Times New Roman"/>
+                <w:sz w:val="20"/>
+                <w:szCs w:val="20"/>
+                <w:lang w:val="en-US"/>
+              </w:rPr>
+              <w:t>VN</w:t>
+            </w:r>
+            <w:r>
+              <w:rPr>
+                <w:rFonts w:cs="Times New Roman"/>
+                <w:sz w:val="20"/>
+                <w:szCs w:val="20"/>
+                <w:lang w:val="en-US"/>
+              </w:rPr>
+              <w:t>7</w:t>
+            </w:r>
+            <w:r>
+              <w:rPr>
+                <w:rFonts w:cs="Times New Roman"/>
+                <w:sz w:val="20"/>
+                <w:szCs w:val="20"/>
+                <w:lang w:val="en-US"/>
+              </w:rPr>
+              <w:t>DiTsaBKsuGcIminKqWivquZB</w:t>
+            </w:r>
+            <w:r>
+              <w:rPr>
+                <w:rFonts w:cs="Times New Roman"/>
+                <w:sz w:val="20"/>
+                <w:szCs w:val="20"/>
+                <w:lang w:val="en-US"/>
+              </w:rPr>
+              <w:t>/</w:t>
+            </w:r>
+            <w:r>
+              <w:rPr>
+                <w:rFonts w:cs="Times New Roman"/>
+                <w:sz w:val="20"/>
+                <w:szCs w:val="20"/>
+                <w:lang w:val="en-US"/>
+              </w:rPr>
+              <w:t>ECiWDJQJGaKda</w:t>
+            </w:r>
+            <w:r>
+              <w:rPr>
+                <w:rFonts w:cs="Times New Roman"/>
+                <w:sz w:val="20"/>
+                <w:szCs w:val="20"/>
+                <w:lang w:val="en-US"/>
+              </w:rPr>
+              <w:t>8</w:t>
+            </w:r>
+            <w:r>
+              <w:rPr>
+                <w:rFonts w:cs="Times New Roman"/>
+                <w:sz w:val="20"/>
+                <w:szCs w:val="20"/>
+                <w:lang w:val="en-US"/>
+              </w:rPr>
+              <w:t>VBmHHamJysNL</w:t>
+            </w:r>
+            <w:r>
+              <w:rPr>
+                <w:rFonts w:cs="Times New Roman"/>
+                <w:sz w:val="20"/>
+                <w:szCs w:val="20"/>
+                <w:lang w:val="en-US"/>
+              </w:rPr>
+              <w:t>7</w:t>
+            </w:r>
+            <w:r>
+              <w:rPr>
+                <w:rFonts w:cs="Times New Roman"/>
+                <w:sz w:val="20"/>
+                <w:szCs w:val="20"/>
+                <w:lang w:val="en-US"/>
+              </w:rPr>
+              <w:t>lSwwsMzyTNWAYIaUxgq</w:t>
+            </w:r>
+            <w:r>
+              <w:rPr>
+                <w:rFonts w:cs="Times New Roman"/>
+                <w:sz w:val="20"/>
+                <w:szCs w:val="20"/>
+                <w:lang w:val="en-US"/>
+              </w:rPr>
+              <w:t>3</w:t>
+            </w:r>
+            <w:r>
+              <w:rPr>
+                <w:rFonts w:cs="Times New Roman"/>
+                <w:sz w:val="20"/>
+                <w:szCs w:val="20"/>
+                <w:lang w:val="en-US"/>
+              </w:rPr>
+              <w:t>TCDQBOCzsxP</w:t>
+            </w:r>
+            <w:r>
+              <w:rPr>
+                <w:rFonts w:cs="Times New Roman"/>
+                <w:sz w:val="20"/>
+                <w:szCs w:val="20"/>
+                <w:lang w:val="en-US"/>
+              </w:rPr>
+              <w:t>5</w:t>
+            </w:r>
+            <w:r>
+              <w:rPr>
+                <w:rFonts w:cs="Times New Roman"/>
+                <w:sz w:val="20"/>
+                <w:szCs w:val="20"/>
+                <w:lang w:val="en-US"/>
+              </w:rPr>
+              <w:t>pJdjvdN</w:t>
+            </w:r>
+            <w:r>
+              <w:rPr>
+                <w:rFonts w:cs="Times New Roman"/>
+                <w:sz w:val="20"/>
+                <w:szCs w:val="20"/>
+                <w:lang w:val="en-US"/>
+              </w:rPr>
+              <w:t>87</w:t>
+            </w:r>
+            <w:r>
+              <w:rPr>
+                <w:rFonts w:cs="Times New Roman"/>
+                <w:sz w:val="20"/>
+                <w:szCs w:val="20"/>
+                <w:lang w:val="en-US"/>
+              </w:rPr>
+              <w:t>rG</w:t>
+            </w:r>
+            <w:r>
+              <w:rPr>
+                <w:rFonts w:cs="Times New Roman"/>
+                <w:sz w:val="20"/>
+                <w:szCs w:val="20"/>
+                <w:lang w:val="en-US"/>
+              </w:rPr>
+              <w:t>8</w:t>
+            </w:r>
+            <w:r>
+              <w:rPr>
+                <w:rFonts w:cs="Times New Roman"/>
+                <w:sz w:val="20"/>
+                <w:szCs w:val="20"/>
+                <w:lang w:val="en-US"/>
+              </w:rPr>
+              <w:t>dlIMcSai</w:t>
+            </w:r>
+            <w:r>
+              <w:rPr>
+                <w:rFonts w:cs="Times New Roman"/>
+                <w:sz w:val="20"/>
+                <w:szCs w:val="20"/>
+                <w:lang w:val="en-US"/>
+              </w:rPr>
+              <w:t>6</w:t>
+            </w:r>
+            <w:r>
+              <w:rPr>
+                <w:rFonts w:cs="Times New Roman"/>
+                <w:sz w:val="20"/>
+                <w:szCs w:val="20"/>
+                <w:lang w:val="en-US"/>
+              </w:rPr>
+              <w:t>PLUifJyzofmsfB</w:t>
+            </w:r>
+            <w:r>
+              <w:rPr>
+                <w:rFonts w:cs="Times New Roman"/>
+                <w:sz w:val="20"/>
+                <w:szCs w:val="20"/>
+                <w:lang w:val="en-US"/>
+              </w:rPr>
+              <w:t>72</w:t>
+            </w:r>
+            <w:r>
+              <w:rPr>
+                <w:rFonts w:cs="Times New Roman"/>
+                <w:sz w:val="20"/>
+                <w:szCs w:val="20"/>
+                <w:lang w:val="en-US"/>
+              </w:rPr>
+              <w:t>FSlCOJMbRkaKRtDMlttowSemO</w:t>
+            </w:r>
+            <w:r>
+              <w:rPr>
+                <w:rFonts w:cs="Times New Roman"/>
+                <w:sz w:val="20"/>
+                <w:szCs w:val="20"/>
+                <w:lang w:val="en-US"/>
+              </w:rPr>
+              <w:t>4</w:t>
+            </w:r>
+            <w:r>
+              <w:rPr>
+                <w:rFonts w:cs="Times New Roman"/>
+                <w:sz w:val="20"/>
+                <w:szCs w:val="20"/>
+                <w:lang w:val="en-US"/>
+              </w:rPr>
+              <w:t>p</w:t>
+            </w:r>
+            <w:r>
+              <w:rPr>
+                <w:rFonts w:cs="Times New Roman"/>
+                <w:sz w:val="20"/>
+                <w:szCs w:val="20"/>
+                <w:lang w:val="en-US"/>
+              </w:rPr>
+              <w:t>1</w:t>
+            </w:r>
+            <w:r>
+              <w:rPr>
+                <w:rFonts w:cs="Times New Roman"/>
+                <w:sz w:val="20"/>
+                <w:szCs w:val="20"/>
+                <w:lang w:val="en-US"/>
+              </w:rPr>
+              <w:t>lAQOq</w:t>
+            </w:r>
+            <w:r>
+              <w:rPr>
+                <w:rFonts w:cs="Times New Roman"/>
+                <w:sz w:val="20"/>
+                <w:szCs w:val="20"/>
+                <w:lang w:val="en-US"/>
+              </w:rPr>
+              <w:t>5</w:t>
+            </w:r>
+            <w:r>
+              <w:rPr>
+                <w:rFonts w:cs="Times New Roman"/>
+                <w:sz w:val="20"/>
+                <w:szCs w:val="20"/>
+                <w:lang w:val="en-US"/>
+              </w:rPr>
+              <w:t>gkLHGUtvj</w:t>
+            </w:r>
+            <w:r>
+              <w:rPr>
+                <w:rFonts w:cs="Times New Roman"/>
+                <w:sz w:val="20"/>
+                <w:szCs w:val="20"/>
+                <w:lang w:val="en-US"/>
+              </w:rPr>
+              <w:t>3</w:t>
+            </w:r>
+            <w:r>
+              <w:rPr>
+                <w:rFonts w:cs="Times New Roman"/>
+                <w:sz w:val="20"/>
+                <w:szCs w:val="20"/>
+                <w:lang w:val="en-US"/>
+              </w:rPr>
+              <w:t>Kan</w:t>
+            </w:r>
+            <w:r>
+              <w:rPr>
+                <w:rFonts w:cs="Times New Roman"/>
+                <w:sz w:val="20"/>
+                <w:szCs w:val="20"/>
+                <w:lang w:val="en-US"/>
+              </w:rPr>
+              <w:t>9</w:t>
+            </w:r>
+            <w:r>
+              <w:rPr>
+                <w:rFonts w:cs="Times New Roman"/>
+                <w:sz w:val="20"/>
+                <w:szCs w:val="20"/>
+                <w:lang w:val="en-US"/>
+              </w:rPr>
+              <w:t>ocoDNgbidaGaU</w:t>
+            </w:r>
+            <w:r>
+              <w:rPr>
+                <w:rFonts w:cs="Times New Roman"/>
+                <w:sz w:val="20"/>
+                <w:szCs w:val="20"/>
+                <w:lang w:val="en-US"/>
+              </w:rPr>
+              <w:t>4</w:t>
+            </w:r>
+            <w:r>
+              <w:rPr>
+                <w:rFonts w:cs="Times New Roman"/>
+                <w:sz w:val="20"/>
+                <w:szCs w:val="20"/>
+                <w:lang w:val="en-US"/>
+              </w:rPr>
+              <w:t>WIEX</w:t>
+            </w:r>
+            <w:r>
+              <w:rPr>
+                <w:rFonts w:cs="Times New Roman"/>
+                <w:sz w:val="20"/>
+                <w:szCs w:val="20"/>
+                <w:lang w:val="en-US"/>
+              </w:rPr>
+              <w:t>3</w:t>
+            </w:r>
+            <w:r>
+              <w:rPr>
+                <w:rFonts w:cs="Times New Roman"/>
+                <w:sz w:val="20"/>
+                <w:szCs w:val="20"/>
+                <w:lang w:val="en-US"/>
+              </w:rPr>
+              <w:t>ZcvfAJxNZrIbMpfRyGawFMY</w:t>
+            </w:r>
+            <w:r>
+              <w:rPr>
+                <w:rFonts w:cs="Times New Roman"/>
+                <w:sz w:val="20"/>
+                <w:szCs w:val="20"/>
+                <w:lang w:val="en-US"/>
+              </w:rPr>
+              <w:t>4</w:t>
+            </w:r>
+            <w:r>
+              <w:rPr>
+                <w:rFonts w:cs="Times New Roman"/>
+                <w:sz w:val="20"/>
+                <w:szCs w:val="20"/>
+                <w:lang w:val="en-US"/>
+              </w:rPr>
+              <w:t>NUE</w:t>
+            </w:r>
+            <w:r>
+              <w:rPr>
+                <w:rFonts w:cs="Times New Roman"/>
+                <w:sz w:val="20"/>
+                <w:szCs w:val="20"/>
+                <w:lang w:val="en-US"/>
+              </w:rPr>
+              <w:t>4</w:t>
+            </w:r>
+            <w:r>
+              <w:rPr>
+                <w:rFonts w:cs="Times New Roman"/>
+                <w:sz w:val="20"/>
+                <w:szCs w:val="20"/>
+                <w:lang w:val="en-US"/>
+              </w:rPr>
+              <w:t>HVwJ</w:t>
+            </w:r>
+            <w:r>
+              <w:rPr>
+                <w:rFonts w:cs="Times New Roman"/>
+                <w:sz w:val="20"/>
+                <w:szCs w:val="20"/>
+                <w:lang w:val="en-US"/>
+              </w:rPr>
+              <w:t>0</w:t>
+            </w:r>
+            <w:r>
+              <w:rPr>
+                <w:rFonts w:cs="Times New Roman"/>
+                <w:sz w:val="20"/>
+                <w:szCs w:val="20"/>
+                <w:lang w:val="en-US"/>
+              </w:rPr>
+              <w:t>RAbKN</w:t>
+            </w:r>
+            <w:r>
+              <w:rPr>
+                <w:rFonts w:cs="Times New Roman"/>
+                <w:sz w:val="20"/>
+                <w:szCs w:val="20"/>
+                <w:lang w:val="en-US"/>
+              </w:rPr>
+              <w:t>9</w:t>
+            </w:r>
+            <w:r>
+              <w:rPr>
+                <w:rFonts w:cs="Times New Roman"/>
+                <w:sz w:val="20"/>
+                <w:szCs w:val="20"/>
+                <w:lang w:val="en-US"/>
+              </w:rPr>
+              <w:t>BgGFhAdHgxohPKIxvWhpWmZ</w:t>
+            </w:r>
+            <w:r>
+              <w:rPr>
+                <w:rFonts w:cs="Times New Roman"/>
+                <w:sz w:val="20"/>
+                <w:szCs w:val="20"/>
+                <w:lang w:val="en-US"/>
+              </w:rPr>
+              <w:t>0</w:t>
+            </w:r>
+            <w:r>
+              <w:rPr>
+                <w:rFonts w:cs="Times New Roman"/>
+                <w:sz w:val="20"/>
+                <w:szCs w:val="20"/>
+                <w:lang w:val="en-US"/>
+              </w:rPr>
+              <w:t>kgvHeMDB</w:t>
+            </w:r>
+            <w:r>
+              <w:rPr>
+                <w:rFonts w:cs="Times New Roman"/>
+                <w:sz w:val="20"/>
+                <w:szCs w:val="20"/>
+                <w:lang w:val="en-US"/>
+              </w:rPr>
+              <w:t>92</w:t>
+            </w:r>
+            <w:r>
+              <w:rPr>
+                <w:rFonts w:cs="Times New Roman"/>
+                <w:sz w:val="20"/>
+                <w:szCs w:val="20"/>
+                <w:lang w:val="en-US"/>
+              </w:rPr>
+              <w:t>Eq</w:t>
+            </w:r>
+            <w:r>
+              <w:rPr>
+                <w:rFonts w:cs="Times New Roman"/>
+                <w:sz w:val="20"/>
+                <w:szCs w:val="20"/>
+                <w:lang w:val="en-US"/>
+              </w:rPr>
+              <w:t>2</w:t>
+            </w:r>
+            <w:r>
+              <w:rPr>
+                <w:rFonts w:cs="Times New Roman"/>
+                <w:sz w:val="20"/>
+                <w:szCs w:val="20"/>
+                <w:lang w:val="en-US"/>
+              </w:rPr>
+              <w:t>dpBTDV</w:t>
+            </w:r>
+            <w:r>
+              <w:rPr>
+                <w:rFonts w:cs="Times New Roman"/>
+                <w:sz w:val="20"/>
+                <w:szCs w:val="20"/>
+                <w:lang w:val="en-US"/>
+              </w:rPr>
+              <w:t>1</w:t>
+            </w:r>
+            <w:r>
+              <w:rPr>
+                <w:rFonts w:cs="Times New Roman"/>
+                <w:sz w:val="20"/>
+                <w:szCs w:val="20"/>
+                <w:lang w:val="en-US"/>
+              </w:rPr>
+              <w:t>xuVb</w:t>
+            </w:r>
+            <w:r>
+              <w:rPr>
+                <w:rFonts w:cs="Times New Roman"/>
+                <w:sz w:val="20"/>
+                <w:szCs w:val="20"/>
+                <w:lang w:val="en-US"/>
+              </w:rPr>
+              <w:t>2</w:t>
+            </w:r>
+            <w:r>
+              <w:rPr>
+                <w:rFonts w:cs="Times New Roman"/>
+                <w:sz w:val="20"/>
+                <w:szCs w:val="20"/>
+                <w:lang w:val="en-US"/>
+              </w:rPr>
+              <w:t>sIHcMR</w:t>
+            </w:r>
+            <w:r>
+              <w:rPr>
+                <w:rFonts w:cs="Times New Roman"/>
+                <w:sz w:val="20"/>
+                <w:szCs w:val="20"/>
+                <w:lang w:val="en-US"/>
+              </w:rPr>
+              <w:t>3</w:t>
+            </w:r>
+            <w:r>
+              <w:rPr>
+                <w:rFonts w:cs="Times New Roman"/>
+                <w:sz w:val="20"/>
+                <w:szCs w:val="20"/>
+                <w:lang w:val="en-US"/>
+              </w:rPr>
+              <w:t>OrcstUUHbCh</w:t>
+            </w:r>
+            <w:r>
+              <w:rPr>
+                <w:rFonts w:cs="Times New Roman"/>
+                <w:sz w:val="20"/>
+                <w:szCs w:val="20"/>
+                <w:lang w:val="en-US"/>
+              </w:rPr>
+              <w:t>0</w:t>
+            </w:r>
+            <w:r>
+              <w:rPr>
+                <w:rFonts w:cs="Times New Roman"/>
+                <w:sz w:val="20"/>
+                <w:szCs w:val="20"/>
+                <w:lang w:val="en-US"/>
+              </w:rPr>
+              <w:t>GiEkGAus</w:t>
+            </w:r>
+            <w:r>
+              <w:rPr>
+                <w:rFonts w:cs="Times New Roman"/>
+                <w:sz w:val="20"/>
+                <w:szCs w:val="20"/>
+                <w:lang w:val="en-US"/>
+              </w:rPr>
+              <w:t>8</w:t>
+            </w:r>
+            <w:r>
+              <w:rPr>
+                <w:rFonts w:cs="Times New Roman"/>
+                <w:sz w:val="20"/>
+                <w:szCs w:val="20"/>
+                <w:lang w:val="en-US"/>
+              </w:rPr>
+              <w:t>irKN</w:t>
+            </w:r>
+            <w:r>
+              <w:rPr>
+                <w:rFonts w:cs="Times New Roman"/>
+                <w:sz w:val="20"/>
+                <w:szCs w:val="20"/>
+                <w:lang w:val="en-US"/>
+              </w:rPr>
+              <w:t>+</w:t>
+            </w:r>
+            <w:r>
+              <w:rPr>
+                <w:rFonts w:cs="Times New Roman"/>
+                <w:sz w:val="20"/>
+                <w:szCs w:val="20"/>
+                <w:lang w:val="en-US"/>
+              </w:rPr>
+              <w:t>aaFdXN</w:t>
+            </w:r>
+            <w:r>
+              <w:rPr>
+                <w:rFonts w:cs="Times New Roman"/>
+                <w:sz w:val="20"/>
+                <w:szCs w:val="20"/>
+                <w:lang w:val="en-US"/>
+              </w:rPr>
+              <w:t>2</w:t>
+            </w:r>
+            <w:r>
+              <w:rPr>
+                <w:rFonts w:cs="Times New Roman"/>
+                <w:sz w:val="20"/>
+                <w:szCs w:val="20"/>
+                <w:lang w:val="en-US"/>
+              </w:rPr>
+              <w:t>HCBfIyCXpFNUuNItKauHfqxd</w:t>
+            </w:r>
+            <w:r>
+              <w:rPr>
+                <w:rFonts w:cs="Times New Roman"/>
+                <w:sz w:val="20"/>
+                <w:szCs w:val="20"/>
+                <w:lang w:val="en-US"/>
+              </w:rPr>
+              <w:t>/</w:t>
+            </w:r>
+            <w:r>
+              <w:rPr>
+                <w:rFonts w:cs="Times New Roman"/>
+                <w:sz w:val="20"/>
+                <w:szCs w:val="20"/>
+                <w:lang w:val="en-US"/>
+              </w:rPr>
+              <w:t>Qog</w:t>
+            </w:r>
+            <w:r>
+              <w:rPr>
+                <w:rFonts w:cs="Times New Roman"/>
+                <w:sz w:val="20"/>
+                <w:szCs w:val="20"/>
+                <w:lang w:val="en-US"/>
+              </w:rPr>
+              <w:t>7</w:t>
+            </w:r>
+            <w:r>
+              <w:rPr>
+                <w:rFonts w:cs="Times New Roman"/>
+                <w:sz w:val="20"/>
+                <w:szCs w:val="20"/>
+                <w:lang w:val="en-US"/>
+              </w:rPr>
+              <w:t>dm</w:t>
+            </w:r>
+            <w:r>
+              <w:rPr>
+                <w:rFonts w:cs="Times New Roman"/>
+                <w:sz w:val="20"/>
+                <w:szCs w:val="20"/>
+                <w:lang w:val="en-US"/>
+              </w:rPr>
+              <w:t>2</w:t>
+            </w:r>
+            <w:r>
+              <w:rPr>
+                <w:rFonts w:cs="Times New Roman"/>
+                <w:sz w:val="20"/>
+                <w:szCs w:val="20"/>
+                <w:lang w:val="en-US"/>
+              </w:rPr>
+              <w:t>Zc</w:t>
+            </w:r>
+            <w:r>
+              <w:rPr>
+                <w:rFonts w:cs="Times New Roman"/>
+                <w:sz w:val="20"/>
+                <w:szCs w:val="20"/>
+                <w:lang w:val="en-US"/>
+              </w:rPr>
+              <w:t>14</w:t>
+            </w:r>
+            <w:r>
+              <w:rPr>
+                <w:rFonts w:cs="Times New Roman"/>
+                <w:sz w:val="20"/>
+                <w:szCs w:val="20"/>
+                <w:lang w:val="en-US"/>
+              </w:rPr>
+              <w:t>lV</w:t>
+            </w:r>
+            <w:r>
+              <w:rPr>
+                <w:rFonts w:cs="Times New Roman"/>
+                <w:sz w:val="20"/>
+                <w:szCs w:val="20"/>
+                <w:lang w:val="en-US"/>
+              </w:rPr>
+              <w:t>0</w:t>
+            </w:r>
+            <w:r>
+              <w:rPr>
+                <w:rFonts w:cs="Times New Roman"/>
+                <w:sz w:val="20"/>
+                <w:szCs w:val="20"/>
+                <w:lang w:val="en-US"/>
+              </w:rPr>
+              <w:t>yXAWd</w:t>
+            </w:r>
+            <w:r>
+              <w:rPr>
+                <w:rFonts w:cs="Times New Roman"/>
+                <w:sz w:val="20"/>
+                <w:szCs w:val="20"/>
+                <w:lang w:val="en-US"/>
+              </w:rPr>
+              <w:t>2</w:t>
+            </w:r>
+            <w:r>
+              <w:rPr>
+                <w:rFonts w:cs="Times New Roman"/>
+                <w:sz w:val="20"/>
+                <w:szCs w:val="20"/>
+                <w:lang w:val="en-US"/>
+              </w:rPr>
+              <w:t>Zx</w:t>
+            </w:r>
+            <w:r>
+              <w:rPr>
+                <w:rFonts w:cs="Times New Roman"/>
+                <w:sz w:val="20"/>
+                <w:szCs w:val="20"/>
+                <w:lang w:val="en-US"/>
+              </w:rPr>
+              <w:t>1</w:t>
+            </w:r>
+            <w:r>
+              <w:rPr>
+                <w:rFonts w:cs="Times New Roman"/>
+                <w:sz w:val="20"/>
+                <w:szCs w:val="20"/>
+                <w:lang w:val="en-US"/>
+              </w:rPr>
+              <w:t>csTt</w:t>
+            </w:r>
+            <w:r>
+              <w:rPr>
+                <w:rFonts w:cs="Times New Roman"/>
+                <w:sz w:val="20"/>
+                <w:szCs w:val="20"/>
+                <w:lang w:val="en-US"/>
+              </w:rPr>
+              <w:t>7</w:t>
+            </w:r>
+            <w:r>
+              <w:rPr>
+                <w:rFonts w:cs="Times New Roman"/>
+                <w:sz w:val="20"/>
+                <w:szCs w:val="20"/>
+                <w:lang w:val="en-US"/>
+              </w:rPr>
+              <w:t>pFt</w:t>
+            </w:r>
+            <w:r>
+              <w:rPr>
+                <w:rFonts w:cs="Times New Roman"/>
+                <w:sz w:val="20"/>
+                <w:szCs w:val="20"/>
+                <w:lang w:val="en-US"/>
+              </w:rPr>
+              <w:t>5</w:t>
+            </w:r>
+            <w:r>
+              <w:rPr>
+                <w:rFonts w:cs="Times New Roman"/>
+                <w:sz w:val="20"/>
+                <w:szCs w:val="20"/>
+                <w:lang w:val="en-US"/>
+              </w:rPr>
+              <w:t>cUiJyJ</w:t>
+            </w:r>
+            <w:r>
+              <w:rPr>
+                <w:rFonts w:cs="Times New Roman"/>
+                <w:sz w:val="20"/>
+                <w:szCs w:val="20"/>
+                <w:lang w:val="en-US"/>
+              </w:rPr>
+              <w:t>0</w:t>
+            </w:r>
+            <w:r>
+              <w:rPr>
+                <w:rFonts w:cs="Times New Roman"/>
+                <w:sz w:val="20"/>
+                <w:szCs w:val="20"/>
+                <w:lang w:val="en-US"/>
+              </w:rPr>
+              <w:t>RWnK</w:t>
+            </w:r>
+            <w:r>
+              <w:rPr>
+                <w:rFonts w:cs="Times New Roman"/>
+                <w:sz w:val="20"/>
+                <w:szCs w:val="20"/>
+                <w:lang w:val="en-US"/>
+              </w:rPr>
+              <w:t>/</w:t>
+            </w:r>
+            <w:r>
+              <w:rPr>
+                <w:rFonts w:cs="Times New Roman"/>
+                <w:sz w:val="20"/>
+                <w:szCs w:val="20"/>
+                <w:lang w:val="en-US"/>
+              </w:rPr>
+              <w:t>p</w:t>
+            </w:r>
+            <w:r>
+              <w:rPr>
+                <w:rFonts w:cs="Times New Roman"/>
+                <w:sz w:val="20"/>
+                <w:szCs w:val="20"/>
+                <w:lang w:val="en-US"/>
+              </w:rPr>
+              <w:t>3</w:t>
+            </w:r>
+            <w:r>
+              <w:rPr>
+                <w:rFonts w:cs="Times New Roman"/>
+                <w:sz w:val="20"/>
+                <w:szCs w:val="20"/>
+                <w:lang w:val="en-US"/>
+              </w:rPr>
+              <w:t>PiV</w:t>
+            </w:r>
+            <w:r>
+              <w:rPr>
+                <w:rFonts w:cs="Times New Roman"/>
+                <w:sz w:val="20"/>
+                <w:szCs w:val="20"/>
+                <w:lang w:val="en-US"/>
+              </w:rPr>
+              <w:t>3</w:t>
+            </w:r>
+            <w:r>
+              <w:rPr>
+                <w:rFonts w:cs="Times New Roman"/>
+                <w:sz w:val="20"/>
+                <w:szCs w:val="20"/>
+                <w:lang w:val="en-US"/>
+              </w:rPr>
+              <w:t>RoJgizso</w:t>
+            </w:r>
+            <w:r>
+              <w:rPr>
+                <w:rFonts w:cs="Times New Roman"/>
+                <w:sz w:val="20"/>
+                <w:szCs w:val="20"/>
+                <w:lang w:val="en-US"/>
+              </w:rPr>
+              <w:t>8</w:t>
+            </w:r>
+            <w:r>
+              <w:rPr>
+                <w:rFonts w:cs="Times New Roman"/>
+                <w:sz w:val="20"/>
+                <w:szCs w:val="20"/>
+                <w:lang w:val="en-US"/>
+              </w:rPr>
+              <w:t>nTNapR</w:t>
+            </w:r>
+            <w:r>
+              <w:rPr>
+                <w:rFonts w:cs="Times New Roman"/>
+                <w:sz w:val="20"/>
+                <w:szCs w:val="20"/>
+                <w:lang w:val="en-US"/>
+              </w:rPr>
+              <w:t>2</w:t>
+            </w:r>
+            <w:r>
+              <w:rPr>
+                <w:rFonts w:cs="Times New Roman"/>
+                <w:sz w:val="20"/>
+                <w:szCs w:val="20"/>
+                <w:lang w:val="en-US"/>
+              </w:rPr>
+              <w:t>GkHNrqiAPNJ</w:t>
+            </w:r>
+            <w:r>
+              <w:rPr>
+                <w:rFonts w:cs="Times New Roman"/>
+                <w:sz w:val="20"/>
+                <w:szCs w:val="20"/>
+                <w:lang w:val="en-US"/>
+              </w:rPr>
+              <w:t>6</w:t>
+            </w:r>
+            <w:r>
+              <w:rPr>
+                <w:rFonts w:cs="Times New Roman"/>
+                <w:sz w:val="20"/>
+                <w:szCs w:val="20"/>
+                <w:lang w:val="en-US"/>
+              </w:rPr>
+              <w:t>NTWJP</w:t>
+            </w:r>
+            <w:r>
+              <w:rPr>
+                <w:rFonts w:cs="Times New Roman"/>
+                <w:sz w:val="20"/>
+                <w:szCs w:val="20"/>
+                <w:lang w:val="en-US"/>
+              </w:rPr>
+              <w:t>0</w:t>
+            </w:r>
+            <w:r>
+              <w:rPr>
+                <w:rFonts w:cs="Times New Roman"/>
+                <w:sz w:val="20"/>
+                <w:szCs w:val="20"/>
+                <w:lang w:val="en-US"/>
+              </w:rPr>
+              <w:t>BsiwJO</w:t>
+            </w:r>
+            <w:r>
+              <w:rPr>
+                <w:rFonts w:cs="Times New Roman"/>
+                <w:sz w:val="20"/>
+                <w:szCs w:val="20"/>
+                <w:lang w:val="en-US"/>
+              </w:rPr>
+              <w:t>0</w:t>
+            </w:r>
+            <w:r>
+              <w:rPr>
+                <w:rFonts w:cs="Times New Roman"/>
+                <w:sz w:val="20"/>
+                <w:szCs w:val="20"/>
+                <w:lang w:val="en-US"/>
+              </w:rPr>
+              <w:t>JIsp</w:t>
+            </w:r>
+            <w:r>
+              <w:rPr>
+                <w:rFonts w:cs="Times New Roman"/>
+                <w:sz w:val="20"/>
+                <w:szCs w:val="20"/>
+                <w:lang w:val="en-US"/>
+              </w:rPr>
+              <w:t>6</w:t>
+            </w:r>
+            <w:r>
+              <w:rPr>
+                <w:rFonts w:cs="Times New Roman"/>
+                <w:sz w:val="20"/>
+                <w:szCs w:val="20"/>
+                <w:lang w:val="en-US"/>
+              </w:rPr>
+              <w:t>EekXcvEilJuCdcnkdvrmRXnkGilfaygqpL</w:t>
+            </w:r>
+            <w:r>
+              <w:rPr>
+                <w:rFonts w:cs="Times New Roman"/>
+                <w:sz w:val="20"/>
+                <w:szCs w:val="20"/>
+                <w:lang w:val="en-US"/>
+              </w:rPr>
+              <w:t>3</w:t>
+            </w:r>
+            <w:r>
+              <w:rPr>
+                <w:rFonts w:cs="Times New Roman"/>
+                <w:sz w:val="20"/>
+                <w:szCs w:val="20"/>
+                <w:lang w:val="en-US"/>
+              </w:rPr>
+              <w:t>WPJx</w:t>
+            </w:r>
+            <w:r>
+              <w:rPr>
+                <w:rFonts w:cs="Times New Roman"/>
+                <w:sz w:val="20"/>
+                <w:szCs w:val="20"/>
+                <w:lang w:val="en-US"/>
+              </w:rPr>
+              <w:t>5</w:t>
+            </w:r>
+            <w:r>
+              <w:rPr>
+                <w:rFonts w:cs="Times New Roman"/>
+                <w:sz w:val="20"/>
+                <w:szCs w:val="20"/>
+                <w:lang w:val="en-US"/>
+              </w:rPr>
+              <w:t>l</w:t>
+            </w:r>
+            <w:r>
+              <w:rPr>
+                <w:rFonts w:cs="Times New Roman"/>
+                <w:sz w:val="20"/>
+                <w:szCs w:val="20"/>
+                <w:lang w:val="en-US"/>
+              </w:rPr>
+              <w:t>1</w:t>
+            </w:r>
+            <w:r>
+              <w:rPr>
+                <w:rFonts w:cs="Times New Roman"/>
+                <w:sz w:val="20"/>
+                <w:szCs w:val="20"/>
+                <w:lang w:val="en-US"/>
+              </w:rPr>
+              <w:t>smLGjuIrqIrI</w:t>
+            </w:r>
+            <w:r>
+              <w:rPr>
+                <w:rFonts w:cs="Times New Roman"/>
+                <w:sz w:val="20"/>
+                <w:szCs w:val="20"/>
+                <w:lang w:val="en-US"/>
+              </w:rPr>
+              <w:t>7</w:t>
+            </w:r>
+            <w:r>
+              <w:rPr>
+                <w:rFonts w:cs="Times New Roman"/>
+                <w:sz w:val="20"/>
+                <w:szCs w:val="20"/>
+                <w:lang w:val="en-US"/>
+              </w:rPr>
+              <w:t>mWKphasZnYlPEJkQ</w:t>
+            </w:r>
+            <w:r>
+              <w:rPr>
+                <w:rFonts w:cs="Times New Roman"/>
+                <w:sz w:val="20"/>
+                <w:szCs w:val="20"/>
+                <w:lang w:val="en-US"/>
+              </w:rPr>
+              <w:t>6</w:t>
+            </w:r>
+            <w:r>
+              <w:rPr>
+                <w:rFonts w:cs="Times New Roman"/>
+                <w:sz w:val="20"/>
+                <w:szCs w:val="20"/>
+                <w:lang w:val="en-US"/>
+              </w:rPr>
+              <w:t>mp</w:t>
+            </w:r>
+            <w:r>
+              <w:rPr>
+                <w:rFonts w:cs="Times New Roman"/>
+                <w:sz w:val="20"/>
+                <w:szCs w:val="20"/>
+                <w:lang w:val="en-US"/>
+              </w:rPr>
+              <w:t>7/</w:t>
+            </w:r>
+            <w:r>
+              <w:rPr>
+                <w:rFonts w:cs="Times New Roman"/>
+                <w:sz w:val="20"/>
+                <w:szCs w:val="20"/>
+                <w:lang w:val="en-US"/>
+              </w:rPr>
+              <w:t>SEAtuP</w:t>
+            </w:r>
+            <w:r>
+              <w:rPr>
+                <w:rFonts w:cs="Times New Roman"/>
+                <w:sz w:val="20"/>
+                <w:szCs w:val="20"/>
+                <w:lang w:val="en-US"/>
+              </w:rPr>
+              <w:t>3</w:t>
+            </w:r>
+            <w:r>
+              <w:rPr>
+                <w:rFonts w:cs="Times New Roman"/>
+                <w:sz w:val="20"/>
+                <w:szCs w:val="20"/>
+                <w:lang w:val="en-US"/>
+              </w:rPr>
+              <w:t>dSKQsMOa</w:t>
+            </w:r>
+            <w:r>
+              <w:rPr>
+                <w:rFonts w:cs="Times New Roman"/>
+                <w:sz w:val="20"/>
+                <w:szCs w:val="20"/>
+                <w:lang w:val="en-US"/>
+              </w:rPr>
+              <w:t>0</w:t>
+            </w:r>
+            <w:r>
+              <w:rPr>
+                <w:rFonts w:cs="Times New Roman"/>
+                <w:sz w:val="20"/>
+                <w:szCs w:val="20"/>
+                <w:lang w:val="en-US"/>
+              </w:rPr>
+              <w:t>GMIJrIxCAu</w:t>
+            </w:r>
+            <w:r>
+              <w:rPr>
+                <w:rFonts w:cs="Times New Roman"/>
+                <w:sz w:val="20"/>
+                <w:szCs w:val="20"/>
+                <w:lang w:val="en-US"/>
+              </w:rPr>
+              <w:t>31</w:t>
+            </w:r>
+            <w:r>
+              <w:rPr>
+                <w:rFonts w:cs="Times New Roman"/>
+                <w:sz w:val="20"/>
+                <w:szCs w:val="20"/>
+                <w:lang w:val="en-US"/>
+              </w:rPr>
+              <w:t>tJrHsfVZiqFKtNttqEkGMXUBJRMEPIIEycOGsDALRrCZQxfmQrNciK</w:t>
+            </w:r>
+            <w:r>
+              <w:rPr>
+                <w:rFonts w:cs="Times New Roman"/>
+                <w:sz w:val="20"/>
+                <w:szCs w:val="20"/>
+                <w:lang w:val="en-US"/>
+              </w:rPr>
+              <w:t>2</w:t>
+            </w:r>
+            <w:r>
+              <w:rPr>
+                <w:rFonts w:cs="Times New Roman"/>
+                <w:sz w:val="20"/>
+                <w:szCs w:val="20"/>
+                <w:lang w:val="en-US"/>
+              </w:rPr>
+              <w:t>RZdGleT</w:t>
+            </w:r>
+            <w:r>
+              <w:rPr>
+                <w:rFonts w:cs="Times New Roman"/>
+                <w:sz w:val="20"/>
+                <w:szCs w:val="20"/>
+                <w:lang w:val="en-US"/>
+              </w:rPr>
+              <w:t>13</w:t>
+            </w:r>
+            <w:r>
+              <w:rPr>
+                <w:rFonts w:cs="Times New Roman"/>
+                <w:sz w:val="20"/>
+                <w:szCs w:val="20"/>
+                <w:lang w:val="en-US"/>
+              </w:rPr>
+              <w:t>JvjbxPslOCMUp</w:t>
+            </w:r>
+            <w:r>
+              <w:rPr>
+                <w:rFonts w:cs="Times New Roman"/>
+                <w:sz w:val="20"/>
+                <w:szCs w:val="20"/>
+                <w:lang w:val="en-US"/>
+              </w:rPr>
+              <w:t>68</w:t>
+            </w:r>
+            <w:r>
+              <w:rPr>
+                <w:rFonts w:cs="Times New Roman"/>
+                <w:sz w:val="20"/>
+                <w:szCs w:val="20"/>
+                <w:lang w:val="en-US"/>
+              </w:rPr>
+              <w:t>dMJXaoRyejOiSiW</w:t>
+            </w:r>
+            <w:r>
+              <w:rPr>
+                <w:rFonts w:cs="Times New Roman"/>
+                <w:sz w:val="20"/>
+                <w:szCs w:val="20"/>
+                <w:lang w:val="en-US"/>
+              </w:rPr>
+              <w:t>5</w:t>
+            </w:r>
+            <w:r>
+              <w:rPr>
+                <w:rFonts w:cs="Times New Roman"/>
+                <w:sz w:val="20"/>
+                <w:szCs w:val="20"/>
+                <w:lang w:val="en-US"/>
+              </w:rPr>
+              <w:t>AtIyXFZ</w:t>
+            </w:r>
+            <w:r>
+              <w:rPr>
+                <w:rFonts w:cs="Times New Roman"/>
+                <w:sz w:val="20"/>
+                <w:szCs w:val="20"/>
+                <w:lang w:val="en-US"/>
+              </w:rPr>
+              <w:t>5</w:t>
+            </w:r>
+            <w:r>
+              <w:rPr>
+                <w:rFonts w:cs="Times New Roman"/>
+                <w:sz w:val="20"/>
+                <w:szCs w:val="20"/>
+                <w:lang w:val="en-US"/>
+              </w:rPr>
+              <w:t>oQL</w:t>
+            </w:r>
+            <w:r>
+              <w:rPr>
+                <w:rFonts w:cs="Times New Roman"/>
+                <w:sz w:val="20"/>
+                <w:szCs w:val="20"/>
+                <w:lang w:val="en-US"/>
+              </w:rPr>
+              <w:t>2</w:t>
+            </w:r>
+            <w:r>
+              <w:rPr>
+                <w:rFonts w:cs="Times New Roman"/>
+                <w:sz w:val="20"/>
+                <w:szCs w:val="20"/>
+                <w:lang w:val="en-US"/>
+              </w:rPr>
+              <w:t>FjG</w:t>
+            </w:r>
+            <w:r>
+              <w:rPr>
+                <w:rFonts w:cs="Times New Roman"/>
+                <w:sz w:val="20"/>
+                <w:szCs w:val="20"/>
+                <w:lang w:val="en-US"/>
+              </w:rPr>
+              <w:t>+</w:t>
+            </w:r>
+            <w:r>
+              <w:rPr>
+                <w:rFonts w:cs="Times New Roman"/>
+                <w:sz w:val="20"/>
+                <w:szCs w:val="20"/>
+                <w:lang w:val="en-US"/>
+              </w:rPr>
+              <w:t>yNdGnWIymg</w:t>
+            </w:r>
+            <w:r>
+              <w:rPr>
+                <w:rFonts w:cs="Times New Roman"/>
+                <w:sz w:val="20"/>
+                <w:szCs w:val="20"/>
+                <w:lang w:val="en-US"/>
+              </w:rPr>
+              <w:t>57</w:t>
+            </w:r>
+            <w:r>
+              <w:rPr>
+                <w:rFonts w:cs="Times New Roman"/>
+                <w:sz w:val="20"/>
+                <w:szCs w:val="20"/>
+                <w:lang w:val="en-US"/>
+              </w:rPr>
+              <w:t>nUruLWX</w:t>
+            </w:r>
+            <w:r>
+              <w:rPr>
+                <w:rFonts w:cs="Times New Roman"/>
+                <w:sz w:val="20"/>
+                <w:szCs w:val="20"/>
+                <w:lang w:val="en-US"/>
+              </w:rPr>
+              <w:t>0/</w:t>
+            </w:r>
+            <w:r>
+              <w:rPr>
+                <w:rFonts w:cs="Times New Roman"/>
+                <w:sz w:val="20"/>
+                <w:szCs w:val="20"/>
+                <w:lang w:val="en-US"/>
+              </w:rPr>
+              <w:t>OmWGkcpUhsa</w:t>
+            </w:r>
+            <w:r>
+              <w:rPr>
+                <w:rFonts w:cs="Times New Roman"/>
+                <w:sz w:val="20"/>
+                <w:szCs w:val="20"/>
+                <w:lang w:val="en-US"/>
+              </w:rPr>
+              <w:t>/</w:t>
+            </w:r>
+            <w:r>
+              <w:rPr>
+                <w:rFonts w:cs="Times New Roman"/>
+                <w:sz w:val="20"/>
+                <w:szCs w:val="20"/>
+                <w:lang w:val="en-US"/>
+              </w:rPr>
+              <w:t>kYxbphTpcM</w:t>
+            </w:r>
+            <w:r>
+              <w:rPr>
+                <w:rFonts w:cs="Times New Roman"/>
+                <w:sz w:val="20"/>
+                <w:szCs w:val="20"/>
+                <w:lang w:val="en-US"/>
+              </w:rPr>
+              <w:t>5</w:t>
+            </w:r>
+            <w:r>
+              <w:rPr>
+                <w:rFonts w:cs="Times New Roman"/>
+                <w:sz w:val="20"/>
+                <w:szCs w:val="20"/>
+                <w:lang w:val="en-US"/>
+              </w:rPr>
+              <w:t>EBoW</w:t>
+            </w:r>
+            <w:r>
+              <w:rPr>
+                <w:rFonts w:cs="Times New Roman"/>
+                <w:sz w:val="20"/>
+                <w:szCs w:val="20"/>
+                <w:lang w:val="en-US"/>
+              </w:rPr>
+              <w:t>6</w:t>
+            </w:r>
+            <w:r>
+              <w:rPr>
+                <w:rFonts w:cs="Times New Roman"/>
+                <w:sz w:val="20"/>
+                <w:szCs w:val="20"/>
+                <w:lang w:val="en-US"/>
+              </w:rPr>
+              <w:t>Y</w:t>
+            </w:r>
+            <w:r>
+              <w:rPr>
+                <w:rFonts w:cs="Times New Roman"/>
+                <w:sz w:val="20"/>
+                <w:szCs w:val="20"/>
+                <w:lang w:val="en-US"/>
+              </w:rPr>
+              <w:t>9</w:t>
+            </w:r>
+            <w:r>
+              <w:rPr>
+                <w:rFonts w:cs="Times New Roman"/>
+                <w:sz w:val="20"/>
+                <w:szCs w:val="20"/>
+                <w:lang w:val="en-US"/>
+              </w:rPr>
+              <w:t>a</w:t>
+            </w:r>
+            <w:r>
+              <w:rPr>
+                <w:rFonts w:cs="Times New Roman"/>
+                <w:sz w:val="20"/>
+                <w:szCs w:val="20"/>
+                <w:lang w:val="en-US"/>
+              </w:rPr>
+              <w:t>+</w:t>
+            </w:r>
+            <w:r>
+              <w:rPr>
+                <w:rFonts w:cs="Times New Roman"/>
+                <w:sz w:val="20"/>
+                <w:szCs w:val="20"/>
+                <w:lang w:val="en-US"/>
+              </w:rPr>
+              <w:t>m</w:t>
+            </w:r>
+            <w:r>
+              <w:rPr>
+                <w:rFonts w:cs="Times New Roman"/>
+                <w:sz w:val="20"/>
+                <w:szCs w:val="20"/>
+                <w:lang w:val="en-US"/>
+              </w:rPr>
+              <w:t>73</w:t>
+            </w:r>
+            <w:r>
+              <w:rPr>
+                <w:rFonts w:cs="Times New Roman"/>
+                <w:sz w:val="20"/>
+                <w:szCs w:val="20"/>
+                <w:lang w:val="en-US"/>
+              </w:rPr>
+              <w:t>oa</w:t>
+            </w:r>
+            <w:r>
+              <w:rPr>
+                <w:rFonts w:cs="Times New Roman"/>
+                <w:sz w:val="20"/>
+                <w:szCs w:val="20"/>
+                <w:lang w:val="en-US"/>
+              </w:rPr>
+              <w:t>/</w:t>
+            </w:r>
+            <w:r>
+              <w:rPr>
+                <w:rFonts w:cs="Times New Roman"/>
+                <w:sz w:val="20"/>
+                <w:szCs w:val="20"/>
+                <w:lang w:val="en-US"/>
+              </w:rPr>
+              <w:t>wlI</w:t>
+            </w:r>
+            <w:r>
+              <w:rPr>
+                <w:rFonts w:cs="Times New Roman"/>
+                <w:sz w:val="20"/>
+                <w:szCs w:val="20"/>
+                <w:lang w:val="en-US"/>
+              </w:rPr>
+              <w:t>2</w:t>
+            </w:r>
+            <w:r>
+              <w:rPr>
+                <w:rFonts w:cs="Times New Roman"/>
+                <w:sz w:val="20"/>
+                <w:szCs w:val="20"/>
+                <w:lang w:val="en-US"/>
+              </w:rPr>
+              <w:t>tREr</w:t>
+            </w:r>
+            <w:r>
+              <w:rPr>
+                <w:rFonts w:cs="Times New Roman"/>
+                <w:sz w:val="20"/>
+                <w:szCs w:val="20"/>
+                <w:lang w:val="en-US"/>
+              </w:rPr>
+              <w:t>08</w:t>
+            </w:r>
+            <w:r>
+              <w:rPr>
+                <w:rFonts w:cs="Times New Roman"/>
+                <w:sz w:val="20"/>
+                <w:szCs w:val="20"/>
+                <w:lang w:val="en-US"/>
+              </w:rPr>
+              <w:t>x</w:t>
+            </w:r>
+            <w:r>
+              <w:rPr>
+                <w:rFonts w:cs="Times New Roman"/>
+                <w:sz w:val="20"/>
+                <w:szCs w:val="20"/>
+                <w:lang w:val="en-US"/>
+              </w:rPr>
+              <w:t>7</w:t>
+            </w:r>
+            <w:r>
+              <w:rPr>
+                <w:rFonts w:cs="Times New Roman"/>
+                <w:sz w:val="20"/>
+                <w:szCs w:val="20"/>
+                <w:lang w:val="en-US"/>
+              </w:rPr>
+              <w:t>oYOKuTMw</w:t>
+            </w:r>
+            <w:r>
+              <w:rPr>
+                <w:rFonts w:cs="Times New Roman"/>
+                <w:sz w:val="20"/>
+                <w:szCs w:val="20"/>
+                <w:lang w:val="en-US"/>
+              </w:rPr>
+              <w:t>9</w:t>
+            </w:r>
+            <w:r>
+              <w:rPr>
+                <w:rFonts w:cs="Times New Roman"/>
+                <w:sz w:val="20"/>
+                <w:szCs w:val="20"/>
+                <w:lang w:val="en-US"/>
+              </w:rPr>
+              <w:t>DqXaDEPW</w:t>
+            </w:r>
+            <w:r>
+              <w:rPr>
+                <w:rFonts w:cs="Times New Roman"/>
+                <w:sz w:val="20"/>
+                <w:szCs w:val="20"/>
+                <w:lang w:val="en-US"/>
+              </w:rPr>
+              <w:t>8</w:t>
+            </w:r>
+            <w:r>
+              <w:rPr>
+                <w:rFonts w:cs="Times New Roman"/>
+                <w:sz w:val="20"/>
+                <w:szCs w:val="20"/>
+                <w:lang w:val="en-US"/>
+              </w:rPr>
+              <w:t>NagEtEUqgyD</w:t>
+            </w:r>
+            <w:r>
+              <w:rPr>
+                <w:rFonts w:cs="Times New Roman"/>
+                <w:sz w:val="20"/>
+                <w:szCs w:val="20"/>
+                <w:lang w:val="en-US"/>
+              </w:rPr>
+              <w:t>7</w:t>
+            </w:r>
+            <w:r>
+              <w:rPr>
+                <w:rFonts w:cs="Times New Roman"/>
+                <w:sz w:val="20"/>
+                <w:szCs w:val="20"/>
+                <w:lang w:val="en-US"/>
+              </w:rPr>
+              <w:t>WA</w:t>
+            </w:r>
+            <w:r>
+              <w:rPr>
+                <w:rFonts w:cs="Times New Roman"/>
+                <w:sz w:val="20"/>
+                <w:szCs w:val="20"/>
+                <w:lang w:val="en-US"/>
+              </w:rPr>
+              <w:t>3</w:t>
+            </w:r>
+            <w:r>
+              <w:rPr>
+                <w:rFonts w:cs="Times New Roman"/>
+                <w:sz w:val="20"/>
+                <w:szCs w:val="20"/>
+                <w:lang w:val="en-US"/>
+              </w:rPr>
+              <w:t>TqubCMzFRixtxqm</w:t>
+            </w:r>
+            <w:r>
+              <w:rPr>
+                <w:rFonts w:cs="Times New Roman"/>
+                <w:sz w:val="20"/>
+                <w:szCs w:val="20"/>
+                <w:lang w:val="en-US"/>
+              </w:rPr>
+              <w:t>4</w:t>
+            </w:r>
+            <w:r>
+              <w:rPr>
+                <w:rFonts w:cs="Times New Roman"/>
+                <w:sz w:val="20"/>
+                <w:szCs w:val="20"/>
+                <w:lang w:val="en-US"/>
+              </w:rPr>
+              <w:t>bDAvkmZ</w:t>
+            </w:r>
+            <w:r>
+              <w:rPr>
+                <w:rFonts w:cs="Times New Roman"/>
+                <w:sz w:val="20"/>
+                <w:szCs w:val="20"/>
+                <w:lang w:val="en-US"/>
+              </w:rPr>
+              <w:t>04</w:t>
+            </w:r>
+            <w:r>
+              <w:rPr>
+                <w:rFonts w:cs="Times New Roman"/>
+                <w:sz w:val="20"/>
+                <w:szCs w:val="20"/>
+                <w:lang w:val="en-US"/>
+              </w:rPr>
+              <w:t>hn</w:t>
+            </w:r>
+            <w:r>
+              <w:rPr>
+                <w:rFonts w:cs="Times New Roman"/>
+                <w:sz w:val="20"/>
+                <w:szCs w:val="20"/>
+                <w:lang w:val="en-US"/>
+              </w:rPr>
+              <w:t>+</w:t>
+            </w:r>
+            <w:r>
+              <w:rPr>
+                <w:rFonts w:cs="Times New Roman"/>
+                <w:sz w:val="20"/>
+                <w:szCs w:val="20"/>
+                <w:lang w:val="en-US"/>
+              </w:rPr>
+              <w:t>AMNEmQes</w:t>
+            </w:r>
+            <w:r>
+              <w:rPr>
+                <w:rFonts w:cs="Times New Roman"/>
+                <w:sz w:val="20"/>
+                <w:szCs w:val="20"/>
+                <w:lang w:val="en-US"/>
+              </w:rPr>
+              <w:t>1</w:t>
+            </w:r>
+            <w:r>
+              <w:rPr>
+                <w:rFonts w:cs="Times New Roman"/>
+                <w:sz w:val="20"/>
+                <w:szCs w:val="20"/>
+                <w:lang w:val="en-US"/>
+              </w:rPr>
+              <w:t>Gg</w:t>
+            </w:r>
+            <w:r>
+              <w:rPr>
+                <w:rFonts w:cs="Times New Roman"/>
+                <w:sz w:val="20"/>
+                <w:szCs w:val="20"/>
+                <w:lang w:val="en-US"/>
+              </w:rPr>
+              <w:t>5</w:t>
+            </w:r>
+            <w:r>
+              <w:rPr>
+                <w:rFonts w:cs="Times New Roman"/>
+                <w:sz w:val="20"/>
+                <w:szCs w:val="20"/>
+                <w:lang w:val="en-US"/>
+              </w:rPr>
+              <w:t>wWRjrqSGqVnNAe</w:t>
+            </w:r>
+            <w:r>
+              <w:rPr>
+                <w:rFonts w:cs="Times New Roman"/>
+                <w:sz w:val="20"/>
+                <w:szCs w:val="20"/>
+                <w:lang w:val="en-US"/>
+              </w:rPr>
+              <w:t>+</w:t>
+            </w:r>
+            <w:r>
+              <w:rPr>
+                <w:rFonts w:cs="Times New Roman"/>
+                <w:sz w:val="20"/>
+                <w:szCs w:val="20"/>
+                <w:lang w:val="en-US"/>
+              </w:rPr>
+              <w:t>zQXCtoUqf</w:t>
+            </w:r>
+            <w:r>
+              <w:rPr>
+                <w:rFonts w:cs="Times New Roman"/>
+                <w:sz w:val="20"/>
+                <w:szCs w:val="20"/>
+                <w:lang w:val="en-US"/>
+              </w:rPr>
+              <w:t>1</w:t>
+            </w:r>
+            <w:r>
+              <w:rPr>
+                <w:rFonts w:cs="Times New Roman"/>
+                <w:sz w:val="20"/>
+                <w:szCs w:val="20"/>
+                <w:lang w:val="en-US"/>
+              </w:rPr>
+              <w:t>zGhbOkMEtww</w:t>
+            </w:r>
+            <w:r>
+              <w:rPr>
+                <w:rFonts w:cs="Times New Roman"/>
+                <w:sz w:val="20"/>
+                <w:szCs w:val="20"/>
+                <w:lang w:val="en-US"/>
+              </w:rPr>
+              <w:t>7</w:t>
+            </w:r>
+            <w:r>
+              <w:rPr>
+                <w:rFonts w:cs="Times New Roman"/>
+                <w:sz w:val="20"/>
+                <w:szCs w:val="20"/>
+                <w:lang w:val="en-US"/>
+              </w:rPr>
+              <w:t>IZoMuYVznCdEG</w:t>
+            </w:r>
+            <w:r>
+              <w:rPr>
+                <w:rFonts w:cs="Times New Roman"/>
+                <w:sz w:val="20"/>
+                <w:szCs w:val="20"/>
+                <w:lang w:val="en-US"/>
+              </w:rPr>
+              <w:t>/</w:t>
+            </w:r>
+            <w:r>
+              <w:rPr>
+                <w:rFonts w:cs="Times New Roman"/>
+                <w:sz w:val="20"/>
+                <w:szCs w:val="20"/>
+                <w:lang w:val="en-US"/>
+              </w:rPr>
+              <w:t>jLGnFcFsR</w:t>
+            </w:r>
+            <w:r>
+              <w:rPr>
+                <w:rFonts w:cs="Times New Roman"/>
+                <w:sz w:val="20"/>
+                <w:szCs w:val="20"/>
+                <w:lang w:val="en-US"/>
+              </w:rPr>
+              <w:t>7</w:t>
+            </w:r>
+            <w:r>
+              <w:rPr>
+                <w:rFonts w:cs="Times New Roman"/>
+                <w:sz w:val="20"/>
+                <w:szCs w:val="20"/>
+                <w:lang w:val="en-US"/>
+              </w:rPr>
+              <w:t>AUsDGqk</w:t>
+            </w:r>
+            <w:r>
+              <w:rPr>
+                <w:rFonts w:cs="Times New Roman"/>
+                <w:sz w:val="20"/>
+                <w:szCs w:val="20"/>
+                <w:lang w:val="en-US"/>
+              </w:rPr>
+              <w:t>3</w:t>
+            </w:r>
+            <w:r>
+              <w:rPr>
+                <w:rFonts w:cs="Times New Roman"/>
+                <w:sz w:val="20"/>
+                <w:szCs w:val="20"/>
+                <w:lang w:val="en-US"/>
+              </w:rPr>
+              <w:t>gO</w:t>
+            </w:r>
+            <w:r>
+              <w:rPr>
+                <w:rFonts w:cs="Times New Roman"/>
+                <w:sz w:val="20"/>
+                <w:szCs w:val="20"/>
+                <w:lang w:val="en-US"/>
+              </w:rPr>
+              <w:t>0</w:t>
+            </w:r>
+            <w:r>
+              <w:rPr>
+                <w:rFonts w:cs="Times New Roman"/>
+                <w:sz w:val="20"/>
+                <w:szCs w:val="20"/>
+                <w:lang w:val="en-US"/>
+              </w:rPr>
+              <w:t>bDITiRNVzyj</w:t>
+            </w:r>
+            <w:r>
+              <w:rPr>
+                <w:rFonts w:cs="Times New Roman"/>
+                <w:sz w:val="20"/>
+                <w:szCs w:val="20"/>
+                <w:lang w:val="en-US"/>
+              </w:rPr>
+              <w:t>+</w:t>
+            </w:r>
+            <w:r>
+              <w:rPr>
+                <w:rFonts w:cs="Times New Roman"/>
+                <w:sz w:val="20"/>
+                <w:szCs w:val="20"/>
+                <w:lang w:val="en-US"/>
+              </w:rPr>
+              <w:t>wpwEVyiiDMNdNuwD</w:t>
+            </w:r>
+            <w:r>
+              <w:rPr>
+                <w:rFonts w:cs="Times New Roman"/>
+                <w:sz w:val="20"/>
+                <w:szCs w:val="20"/>
+                <w:lang w:val="en-US"/>
+              </w:rPr>
+              <w:t>1</w:t>
+            </w:r>
+            <w:r>
+              <w:rPr>
+                <w:rFonts w:cs="Times New Roman"/>
+                <w:sz w:val="20"/>
+                <w:szCs w:val="20"/>
+                <w:lang w:val="en-US"/>
+              </w:rPr>
+              <w:t>cBnYxhUPHCcNEqCeFW</w:t>
+            </w:r>
+            <w:r>
+              <w:rPr>
+                <w:rFonts w:cs="Times New Roman"/>
+                <w:sz w:val="20"/>
+                <w:szCs w:val="20"/>
+                <w:lang w:val="en-US"/>
+              </w:rPr>
+              <w:t>2</w:t>
+            </w:r>
+            <w:r>
+              <w:rPr>
+                <w:rFonts w:cs="Times New Roman"/>
+                <w:sz w:val="20"/>
+                <w:szCs w:val="20"/>
+                <w:lang w:val="en-US"/>
+              </w:rPr>
+              <w:t>fJb</w:t>
+            </w:r>
+            <w:r>
+              <w:rPr>
+                <w:rFonts w:cs="Times New Roman"/>
+                <w:sz w:val="20"/>
+                <w:szCs w:val="20"/>
+                <w:lang w:val="en-US"/>
+              </w:rPr>
+              <w:t>/</w:t>
+            </w:r>
+            <w:r>
+              <w:rPr>
+                <w:rFonts w:cs="Times New Roman"/>
+                <w:sz w:val="20"/>
+                <w:szCs w:val="20"/>
+                <w:lang w:val="en-US"/>
+              </w:rPr>
+              <w:t>hxmIPKBwpi</w:t>
+            </w:r>
+            <w:r>
+              <w:rPr>
+                <w:rFonts w:cs="Times New Roman"/>
+                <w:sz w:val="20"/>
+                <w:szCs w:val="20"/>
+                <w:lang w:val="en-US"/>
+              </w:rPr>
+              <w:t>8</w:t>
+            </w:r>
+            <w:r>
+              <w:rPr>
+                <w:rFonts w:cs="Times New Roman"/>
+                <w:sz w:val="20"/>
+                <w:szCs w:val="20"/>
+                <w:lang w:val="en-US"/>
+              </w:rPr>
+              <w:t>RoeEYrAI</w:t>
+            </w:r>
+            <w:r>
+              <w:rPr>
+                <w:rFonts w:cs="Times New Roman"/>
+                <w:sz w:val="20"/>
+                <w:szCs w:val="20"/>
+                <w:lang w:val="en-US"/>
+              </w:rPr>
+              <w:t>+3</w:t>
+            </w:r>
+            <w:r>
+              <w:rPr>
+                <w:rFonts w:cs="Times New Roman"/>
+                <w:sz w:val="20"/>
+                <w:szCs w:val="20"/>
+                <w:lang w:val="en-US"/>
+              </w:rPr>
+              <w:t>UrZYcGNbiOX</w:t>
+            </w:r>
+            <w:r>
+              <w:rPr>
+                <w:rFonts w:cs="Times New Roman"/>
+                <w:sz w:val="20"/>
+                <w:szCs w:val="20"/>
+                <w:lang w:val="en-US"/>
+              </w:rPr>
+              <w:t>3</w:t>
+            </w:r>
+            <w:r>
+              <w:rPr>
+                <w:rFonts w:cs="Times New Roman"/>
+                <w:sz w:val="20"/>
+                <w:szCs w:val="20"/>
+                <w:lang w:val="en-US"/>
+              </w:rPr>
+              <w:t>xitPs</w:t>
+            </w:r>
+            <w:r>
+              <w:rPr>
+                <w:rFonts w:cs="Times New Roman"/>
+                <w:sz w:val="20"/>
+                <w:szCs w:val="20"/>
+                <w:lang w:val="en-US"/>
+              </w:rPr>
+              <w:t>9</w:t>
+            </w:r>
+            <w:r>
+              <w:rPr>
+                <w:rFonts w:cs="Times New Roman"/>
+                <w:sz w:val="20"/>
+                <w:szCs w:val="20"/>
+                <w:lang w:val="en-US"/>
+              </w:rPr>
+              <w:t>X7q6WUtzsgVSgYJRMnZyyvHJk5gbzZO1HjdVBAs2CdZUS2N9TqPGMDc/GjKimAw4B9B5v0ieDci1cPtU1rNdYHM8Vokt/BKYGKXKi1Bnr7e0QOUDdSICDXZWtd5O2U6EOPKKTT7mrP5SOG3whgJnIKcjaPUwSOZrooKKSep4PVTg73HpU6oMyJD1d2aYmJXAe3Gcpoty</w:t>
             </w:r>
           </w:p>
         </w:tc>
@@ -6714,38 +8850,6 @@
               <w:t xml:space="preserve"> = ytRPYD1Ao+WH5sn4J8EimTE …. pMFl1vTanzY9Msq7EmmyL3o=</w:t>
             </w:r>
           </w:p>
-          <w:p>
-            <w:pPr>
-              <w:spacing w:line="240" w:lineRule="atLeast"/>
-              <w:ind w:firstLine="0"/>
-              <w:rPr>
-                <w:rFonts w:cs="Times New Roman"/>
-                <w:sz w:val="20"/>
-                <w:szCs w:val="20"/>
-                <w:lang w:val="en-US"/>
-              </w:rPr>
-            </w:pPr>
-            <w:r>
-              <w:rPr>
-                <w:rFonts w:cs="Times New Roman"/>
-                <w:b/>
-                <w:bCs/>
-                <w:sz w:val="20"/>
-                <w:szCs w:val="20"/>
-                <w:lang w:val="en-US"/>
-              </w:rPr>
-              <w:t>secret V</w:t>
-            </w:r>
-            <w:r>
-              <w:rPr>
-                <w:rFonts w:cs="Times New Roman"/>
-                <w:sz w:val="20"/>
-                <w:szCs w:val="20"/>
-                <w:lang w:val="en-US"/>
-              </w:rPr>
-              <w:t xml:space="preserve"> = W7OflsSNiYhKXStzE42+cO8SLysLqy4pqET4AzOvCkk=</w:t>
-            </w:r>
-          </w:p>
         </w:tc>
       </w:tr>
       <w:tr>
@@ -6803,7 +8907,18 @@
                 <w:szCs w:val="20"/>
                 <w:lang w:val="en-US"/>
               </w:rPr>
-              <w:t>secret P</w:t>
+              <w:t xml:space="preserve">secret </w:t>
+            </w:r>
+            <w:r>
+              <w:rPr>
+                <w:rFonts w:cs="Times New Roman"/>
+                <w:b/>
+                <w:bCs/>
+                <w:sz w:val="20"/>
+                <w:szCs w:val="20"/>
+                <w:lang w:val="en-US"/>
+              </w:rPr>
+              <w:t>p-v</w:t>
             </w:r>
             <w:r>
               <w:rPr>
@@ -6840,57 +8955,7 @@
           <w:szCs w:val="28"/>
           <w:lang w:val="en-US"/>
         </w:rPr>
-        <w:t xml:space="preserve">To consider the other two steps, we introduce a secret (X). Let (X) be equal to a string consisting of a random set of numbers, but you can use any sequence of characters as a secret. (X) = 4419717318832154137469277816524926200471762172551662397923342168103229701351244251. It is worth recalling that for the registration and authentication stage to work, post-quantum signatures must be used. For example, FIPS 204. It was used by the authors in the presented example. The data itself is presented in tables </w:t>
-      </w:r>
-      <w:r>
-        <w:rPr>
-          <w:rFonts w:cs="Times New Roman"/>
-          <w:szCs w:val="28"/>
-          <w:lang w:val="en-US"/>
-        </w:rPr>
-        <w:t>2</w:t>
-      </w:r>
-      <w:r>
-        <w:rPr>
-          <w:rFonts w:cs="Times New Roman"/>
-          <w:szCs w:val="28"/>
-          <w:lang w:val="en-US"/>
-        </w:rPr>
-        <w:t>-</w:t>
-      </w:r>
-      <w:r>
-        <w:rPr>
-          <w:rFonts w:cs="Times New Roman"/>
-          <w:szCs w:val="28"/>
-          <w:lang w:val="en-US"/>
-        </w:rPr>
-        <w:t>3</w:t>
-      </w:r>
-      <w:r>
-        <w:rPr>
-          <w:rFonts w:cs="Times New Roman"/>
-          <w:szCs w:val="28"/>
-          <w:lang w:val="en-US"/>
-        </w:rPr>
-        <w:t xml:space="preserve">. Values are represented in decimal for x, p, q, g, h, y1, y2, r1, r2, c, s, k, </w:t>
-      </w:r>
-      <w:proofErr w:type="spellStart"/>
-      <w:r>
-        <w:rPr>
-          <w:rFonts w:cs="Times New Roman"/>
-          <w:szCs w:val="28"/>
-          <w:lang w:val="en-US"/>
-        </w:rPr>
-        <w:t>k_new</w:t>
-      </w:r>
-      <w:proofErr w:type="spellEnd"/>
-      <w:r>
-        <w:rPr>
-          <w:rFonts w:cs="Times New Roman"/>
-          <w:szCs w:val="28"/>
-          <w:lang w:val="en-US"/>
-        </w:rPr>
-        <w:t xml:space="preserve"> and Base64 encoding for </w:t>
+        <w:t xml:space="preserve">To consider the other two steps, we introduce a secret (X). Let (X) be equal to a string consisting of a random set of numbers, but you can use any sequence of characters as a secret. (X) = 4419717318832154137469277816524926200471762172551662397923342168103229701351244251. It is worth recalling that for the registration and authentication stage to work, post-quantum signatures must be used. For example, FIPS 204. It was used by the authors in the presented example. The data itself is presented in tables 2-3. Values are represented in decimal for x, p, q, g, h, y1, y2, r1, r2, c, s, k, k_new and Base64 encoding for </w:t>
       </w:r>
       <w:proofErr w:type="gramStart"/>
       <w:r>
@@ -6947,19 +9012,7 @@
         <w:rPr>
           <w:lang w:val="en-US"/>
         </w:rPr>
-        <w:t xml:space="preserve">Table </w:t>
-      </w:r>
-      <w:r>
-        <w:rPr>
-          <w:lang w:val="en-US"/>
-        </w:rPr>
-        <w:t>2</w:t>
-      </w:r>
-      <w:r>
-        <w:rPr>
-          <w:lang w:val="en-US"/>
-        </w:rPr>
-        <w:t xml:space="preserve"> – Example of the algorithm’s operation at the registration stage</w:t>
+        <w:t>Table 2 – Example of the algorithm’s operation at the registration stage</w:t>
       </w:r>
     </w:p>
     <w:tbl>
@@ -6989,40 +9042,19 @@
                 <w:b/>
                 <w:bCs/>
                 <w:szCs w:val="28"/>
+                <w:lang w:val="en-US"/>
               </w:rPr>
             </w:pPr>
-            <w:proofErr w:type="spellStart"/>
             <w:r>
               <w:rPr>
                 <w:rFonts w:cs="Times New Roman"/>
                 <w:b/>
                 <w:bCs/>
                 <w:szCs w:val="28"/>
-              </w:rPr>
-              <w:lastRenderedPageBreak/>
-              <w:t>Registration</w:t>
-            </w:r>
-            <w:proofErr w:type="spellEnd"/>
-            <w:r>
-              <w:rPr>
-                <w:rFonts w:cs="Times New Roman"/>
-                <w:b/>
-                <w:bCs/>
-                <w:szCs w:val="28"/>
-              </w:rPr>
-              <w:t xml:space="preserve"> </w:t>
-            </w:r>
-            <w:proofErr w:type="spellStart"/>
-            <w:r>
-              <w:rPr>
-                <w:rFonts w:cs="Times New Roman"/>
-                <w:b/>
-                <w:bCs/>
-                <w:szCs w:val="28"/>
-              </w:rPr>
-              <w:t>stage</w:t>
-            </w:r>
-            <w:proofErr w:type="spellEnd"/>
+                <w:lang w:val="en-US"/>
+              </w:rPr>
+              <w:t>Registration stage</w:t>
+            </w:r>
           </w:p>
         </w:tc>
       </w:tr>
@@ -7040,6 +9072,7 @@
                 <w:rFonts w:cs="Times New Roman"/>
                 <w:sz w:val="20"/>
                 <w:szCs w:val="20"/>
+                <w:lang w:val="en-US"/>
               </w:rPr>
             </w:pPr>
             <w:r>
@@ -7047,7 +9080,9 @@
                 <w:rFonts w:cs="Times New Roman"/>
                 <w:sz w:val="20"/>
                 <w:szCs w:val="20"/>
-              </w:rPr>
+                <w:lang w:val="en-US"/>
+              </w:rPr>
+              <w:lastRenderedPageBreak/>
               <w:t>Step</w:t>
             </w:r>
           </w:p>
@@ -7094,6 +9129,7 @@
                 <w:rFonts w:cs="Times New Roman"/>
                 <w:sz w:val="20"/>
                 <w:szCs w:val="20"/>
+                <w:lang w:val="en-US"/>
               </w:rPr>
             </w:pPr>
             <w:r>
@@ -7101,6 +9137,7 @@
                 <w:rFonts w:cs="Times New Roman"/>
                 <w:sz w:val="20"/>
                 <w:szCs w:val="20"/>
+                <w:lang w:val="en-US"/>
               </w:rPr>
               <w:t>1</w:t>
             </w:r>
@@ -7118,6 +9155,7 @@
                 <w:rFonts w:cs="Times New Roman"/>
                 <w:sz w:val="20"/>
                 <w:szCs w:val="20"/>
+                <w:lang w:val="en-US"/>
               </w:rPr>
             </w:pPr>
             <w:r>
@@ -7136,6 +9174,7 @@
                 <w:rFonts w:cs="Times New Roman"/>
                 <w:sz w:val="20"/>
                 <w:szCs w:val="20"/>
+                <w:lang w:val="en-US"/>
               </w:rPr>
               <w:t xml:space="preserve"> = 4419717318832154137469277816524926200471762172551662397923342168103229701351244251</w:t>
             </w:r>
@@ -7148,6 +9187,7 @@
                 <w:rFonts w:cs="Times New Roman"/>
                 <w:sz w:val="20"/>
                 <w:szCs w:val="20"/>
+                <w:lang w:val="en-US"/>
               </w:rPr>
             </w:pPr>
             <w:r>
@@ -7166,6 +9206,7 @@
                 <w:rFonts w:cs="Times New Roman"/>
                 <w:sz w:val="20"/>
                 <w:szCs w:val="20"/>
+                <w:lang w:val="en-US"/>
               </w:rPr>
               <w:t xml:space="preserve"> = 4747414732538267334944280156901431053813328167147004178023855423840888664833</w:t>
             </w:r>
@@ -7178,6 +9219,7 @@
                 <w:rFonts w:cs="Times New Roman"/>
                 <w:sz w:val="20"/>
                 <w:szCs w:val="20"/>
+                <w:lang w:val="en-US"/>
               </w:rPr>
             </w:pPr>
             <w:r>
@@ -7196,6 +9238,7 @@
                 <w:rFonts w:cs="Times New Roman"/>
                 <w:sz w:val="20"/>
                 <w:szCs w:val="20"/>
+                <w:lang w:val="en-US"/>
               </w:rPr>
               <w:t xml:space="preserve"> = 42765216643065397982265462252423826320512529931694366715111734768493812630447</w:t>
             </w:r>
@@ -7226,8 +9269,17 @@
                 <w:rFonts w:cs="Times New Roman"/>
                 <w:sz w:val="20"/>
                 <w:szCs w:val="20"/>
-              </w:rPr>
-              <w:t xml:space="preserve"> = 21382608321532698991132731126211913160256264965847183357555867384246906315223</w:t>
+                <w:lang w:val="en-US"/>
+              </w:rPr>
+              <w:t xml:space="preserve"> = 2138260832153269899113273112621191316</w:t>
+            </w:r>
+            <w:r>
+              <w:rPr>
+                <w:rFonts w:cs="Times New Roman"/>
+                <w:sz w:val="20"/>
+                <w:szCs w:val="20"/>
+              </w:rPr>
+              <w:t>0256264965847183357555867384246906315223</w:t>
             </w:r>
           </w:p>
           <w:p>
@@ -7394,7 +9446,6 @@
               </w:rPr>
               <w:t xml:space="preserve"> = </w:t>
             </w:r>
-            <w:proofErr w:type="spellStart"/>
             <w:r>
               <w:rPr>
                 <w:rFonts w:cs="Times New Roman"/>
@@ -7404,7 +9455,6 @@
               </w:rPr>
               <w:t>VAVyUpRR</w:t>
             </w:r>
-            <w:proofErr w:type="spellEnd"/>
             <w:r>
               <w:rPr>
                 <w:rFonts w:cs="Times New Roman"/>
@@ -7413,7 +9463,6 @@
               </w:rPr>
               <w:t>1</w:t>
             </w:r>
-            <w:proofErr w:type="spellStart"/>
             <w:r>
               <w:rPr>
                 <w:rFonts w:cs="Times New Roman"/>
@@ -7423,7 +9472,6 @@
               </w:rPr>
               <w:t>mDFbgFBhNF</w:t>
             </w:r>
-            <w:proofErr w:type="spellEnd"/>
             <w:r>
               <w:rPr>
                 <w:rFonts w:cs="Times New Roman"/>
@@ -7449,7 +9497,6 @@
               </w:rPr>
               <w:t>3</w:t>
             </w:r>
-            <w:proofErr w:type="spellStart"/>
             <w:r>
               <w:rPr>
                 <w:rFonts w:cs="Times New Roman"/>
@@ -7459,7 +9506,6 @@
               </w:rPr>
               <w:t>nbDZBJQGPu</w:t>
             </w:r>
-            <w:proofErr w:type="spellEnd"/>
             <w:r>
               <w:rPr>
                 <w:rFonts w:cs="Times New Roman"/>
@@ -7468,7 +9514,6 @@
               </w:rPr>
               <w:t>5</w:t>
             </w:r>
-            <w:proofErr w:type="spellStart"/>
             <w:r>
               <w:rPr>
                 <w:rFonts w:cs="Times New Roman"/>
@@ -7478,7 +9523,6 @@
               </w:rPr>
               <w:t>Jckd</w:t>
             </w:r>
-            <w:proofErr w:type="spellEnd"/>
             <w:r>
               <w:rPr>
                 <w:rFonts w:cs="Times New Roman"/>
@@ -7487,7 +9531,6 @@
               </w:rPr>
               <w:t>/</w:t>
             </w:r>
-            <w:proofErr w:type="spellStart"/>
             <w:r>
               <w:rPr>
                 <w:rFonts w:cs="Times New Roman"/>
@@ -7497,7 +9540,6 @@
               </w:rPr>
               <w:t>Iygv</w:t>
             </w:r>
-            <w:proofErr w:type="spellEnd"/>
             <w:r>
               <w:rPr>
                 <w:rFonts w:cs="Times New Roman"/>
@@ -7506,7 +9548,6 @@
               </w:rPr>
               <w:t>7</w:t>
             </w:r>
-            <w:proofErr w:type="spellStart"/>
             <w:r>
               <w:rPr>
                 <w:rFonts w:cs="Times New Roman"/>
@@ -7516,7 +9557,6 @@
               </w:rPr>
               <w:t>HmxbkJbsSyjFWKMnVst</w:t>
             </w:r>
-            <w:proofErr w:type="spellEnd"/>
             <w:r>
               <w:rPr>
                 <w:rFonts w:cs="Times New Roman"/>
@@ -7542,7 +9582,6 @@
               </w:rPr>
               <w:t>+</w:t>
             </w:r>
-            <w:proofErr w:type="spellStart"/>
             <w:r>
               <w:rPr>
                 <w:rFonts w:cs="Times New Roman"/>
@@ -7552,7 +9591,6 @@
               </w:rPr>
               <w:t>NasIIamwaYBE</w:t>
             </w:r>
-            <w:proofErr w:type="spellEnd"/>
             <w:r>
               <w:rPr>
                 <w:rFonts w:cs="Times New Roman"/>
@@ -7561,7 +9599,6 @@
               </w:rPr>
               <w:t>2</w:t>
             </w:r>
-            <w:proofErr w:type="spellStart"/>
             <w:r>
               <w:rPr>
                 <w:rFonts w:cs="Times New Roman"/>
@@ -7571,7 +9608,6 @@
               </w:rPr>
               <w:t>yG</w:t>
             </w:r>
-            <w:proofErr w:type="spellEnd"/>
             <w:r>
               <w:rPr>
                 <w:rFonts w:cs="Times New Roman"/>
@@ -7580,7 +9616,6 @@
               </w:rPr>
               <w:t>2</w:t>
             </w:r>
-            <w:proofErr w:type="spellStart"/>
             <w:r>
               <w:rPr>
                 <w:rFonts w:cs="Times New Roman"/>
@@ -7590,7 +9625,6 @@
               </w:rPr>
               <w:t>JlBkJidc</w:t>
             </w:r>
-            <w:proofErr w:type="spellEnd"/>
             <w:r>
               <w:rPr>
                 <w:rFonts w:cs="Times New Roman"/>
@@ -7599,7 +9633,6 @@
               </w:rPr>
               <w:t>4</w:t>
             </w:r>
-            <w:proofErr w:type="spellStart"/>
             <w:r>
               <w:rPr>
                 <w:rFonts w:cs="Times New Roman"/>
@@ -7609,7 +9642,6 @@
               </w:rPr>
               <w:t>ViLepWCBX</w:t>
             </w:r>
-            <w:proofErr w:type="spellEnd"/>
             <w:r>
               <w:rPr>
                 <w:rFonts w:cs="Times New Roman"/>
@@ -7618,7 +9650,6 @@
               </w:rPr>
               <w:t>/</w:t>
             </w:r>
-            <w:proofErr w:type="spellStart"/>
             <w:r>
               <w:rPr>
                 <w:rFonts w:cs="Times New Roman"/>
@@ -7628,7 +9659,6 @@
               </w:rPr>
               <w:t>HsvNU</w:t>
             </w:r>
-            <w:proofErr w:type="spellEnd"/>
             <w:r>
               <w:rPr>
                 <w:rFonts w:cs="Times New Roman"/>
@@ -7792,25 +9822,14 @@
                 <w:lang w:val="en-US"/>
               </w:rPr>
             </w:pPr>
-            <w:proofErr w:type="spellStart"/>
-            <w:r>
-              <w:rPr>
-                <w:rFonts w:cs="Times New Roman"/>
-                <w:sz w:val="20"/>
-                <w:szCs w:val="20"/>
-                <w:lang w:val="en-US"/>
-              </w:rPr>
-              <w:t>jMCpiKfPdRFTdUPxWRZVhjuh</w:t>
-            </w:r>
-            <w:proofErr w:type="spellEnd"/>
-            <w:r>
-              <w:rPr>
-                <w:rFonts w:cs="Times New Roman"/>
-                <w:sz w:val="20"/>
-                <w:szCs w:val="20"/>
-                <w:lang w:val="en-US"/>
-              </w:rPr>
-              <w:t xml:space="preserve"> … AAAAAAAAAAAAAAAABwwTGR4l</w:t>
+            <w:r>
+              <w:rPr>
+                <w:rFonts w:cs="Times New Roman"/>
+                <w:sz w:val="20"/>
+                <w:szCs w:val="20"/>
+                <w:lang w:val="en-US"/>
+              </w:rPr>
+              <w:t>jMCpiKfPdRFTdUPxWRZVhjuh … AAAAAAAAAAAAAAAABwwTGR4l</w:t>
             </w:r>
           </w:p>
           <w:p>
@@ -7912,7 +9931,7 @@
                 <w:szCs w:val="20"/>
                 <w:lang w:val="en-US"/>
               </w:rPr>
-              <w:t>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</w:t>
+              <w:t>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</w:t>
             </w:r>
             <w:r>
               <w:rPr>
@@ -7922,7 +9941,7 @@
                 <w:lang w:val="en-US"/>
               </w:rPr>
               <w:lastRenderedPageBreak/>
-              <w:t>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</w:t>
+              <w:t>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</w:t>
             </w:r>
             <w:r>
               <w:rPr>
@@ -7932,7 +9951,7 @@
                 <w:lang w:val="en-US"/>
               </w:rPr>
               <w:lastRenderedPageBreak/>
-              <w:t>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</w:t>
+              <w:t>uTA4Yr2B0zROR+aezr7xhTqsz5AF9IggFZUVDoYnQJuGG7M+ueA3WMEJzDrSBYop9ex58WgKIoXwVFdY4+uA+51y/CBvRruzdWEAh4U9MnKPAvg0NjTMEXYaRtWQKgCrvtLcpDhr6IkwW+fBaoda6WCOdk0lRJoWpe5Y0P2zfRsfdinhK6G4Os0MW8UsrRAujWCha624NpeYmHg15UlzOvJX1URyEVc2ZA+MnU42T36/fXcbF/GqvDN9HaEJFe/i+eCC/PzN7g+pAG4JuHODyLxKTFBXxduMgCMaFMmnc+nRa9io+73Vq/Y5Id6QtHFJT5aAsnu3Py1gBl2/H4HWRTuOKZbcqe0HzkPjmdnLwR50kPlqAZTn02w4tg+rJRAlLEp0kPSUFER3Cs7AfRBOfSAQu</w:t>
             </w:r>
           </w:p>
         </w:tc>
@@ -7960,19 +9979,7 @@
         <w:rPr>
           <w:lang w:val="en-US"/>
         </w:rPr>
-        <w:t xml:space="preserve">Table </w:t>
-      </w:r>
-      <w:r>
-        <w:rPr>
-          <w:lang w:val="en-US"/>
-        </w:rPr>
-        <w:t>3</w:t>
-      </w:r>
-      <w:r>
-        <w:rPr>
-          <w:lang w:val="en-US"/>
-        </w:rPr>
-        <w:t xml:space="preserve"> – Example of the algorithm operation at the authentication stage</w:t>
+        <w:t>Table 3 – Example of the algorithm operation at the authentication stage</w:t>
       </w:r>
     </w:p>
     <w:tbl>
@@ -8228,19 +10235,8 @@
                 <w:szCs w:val="20"/>
                 <w:lang w:val="en-US"/>
               </w:rPr>
-              <w:t xml:space="preserve">tu1AQUW5bOBdp+rkvjjh46ju … </w:t>
-            </w:r>
-            <w:proofErr w:type="spellStart"/>
-            <w:r>
-              <w:rPr>
-                <w:rFonts w:cs="Times New Roman"/>
-                <w:sz w:val="20"/>
-                <w:szCs w:val="20"/>
-                <w:lang w:val="en-US"/>
-              </w:rPr>
-              <w:t>AAAAAAAAAAAAAAAABwwRGCAk</w:t>
-            </w:r>
-            <w:proofErr w:type="spellEnd"/>
+              <w:t>tu1AQUW5bOBdp+rkvjjh46ju … AAAAAAAAAAAAAAAABwwRGCAk</w:t>
+            </w:r>
           </w:p>
         </w:tc>
       </w:tr>
@@ -9082,7 +11078,6 @@
                 <w:lang w:val="en-US"/>
               </w:rPr>
             </w:pPr>
-            <w:proofErr w:type="spellStart"/>
             <w:r>
               <w:rPr>
                 <w:rFonts w:cs="Times New Roman"/>
@@ -9092,19 +11087,7 @@
                 <w:szCs w:val="20"/>
                 <w:lang w:val="en-US"/>
               </w:rPr>
-              <w:t>k_new</w:t>
-            </w:r>
-            <w:proofErr w:type="spellEnd"/>
-            <w:r>
-              <w:rPr>
-                <w:rFonts w:cs="Times New Roman"/>
-                <w:b/>
-                <w:bCs/>
-                <w:sz w:val="20"/>
-                <w:szCs w:val="20"/>
-                <w:lang w:val="en-US"/>
-              </w:rPr>
-              <w:t xml:space="preserve"> = </w:t>
+              <w:t xml:space="preserve">k_new = </w:t>
             </w:r>
             <w:r>
               <w:rPr>
